--- a/12-通用拓扑结构/07-其他拓扑/多级级联结构/多级级联结构.docx
+++ b/12-通用拓扑结构/07-其他拓扑/多级级联结构/多级级联结构.docx
@@ -1995,6 +1995,20 @@
     </w:p>
     <w:bookmarkEnd w:id="26"/>
     <w:bookmarkEnd w:id="27"/>
+    <w:p>
+      <w:pPr>
+        <w:spacing w:before="360"/>
+        <w:jc w:val="center"/>
+      </w:pPr>
+      <w:r>
+        <w:rPr>
+          <w:rFonts w:ascii="Times New Roman" w:hAnsi="Times New Roman"/>
+          <w:color w:val="555555"/>
+          <w:sz w:val="21"/>
+        </w:rPr>
+        <w:t>材料收集者：杜文杰</w:t>
+      </w:r>
+    </w:p>
     <w:sectPr>
       <w:headerReference r:id="rId9" w:type="default"/>
       <w:footerReference r:id="rId10" w:type="default"/>

--- a/12-通用拓扑结构/07-其他拓扑/多级级联结构/多级级联结构.docx
+++ b/12-通用拓扑结构/07-其他拓扑/多级级联结构/多级级联结构.docx
@@ -1,6 +1,6 @@
 
 <file path=word/document.xml><?xml version="1.0" encoding="utf-8"?>
-<w:document xmlns:w="http://schemas.openxmlformats.org/wordprocessingml/2006/main" xmlns:m="http://schemas.openxmlformats.org/officeDocument/2006/math" xmlns:r="http://schemas.openxmlformats.org/officeDocument/2006/relationships" xmlns:o="urn:schemas-microsoft-com:office:office" xmlns:v="urn:schemas-microsoft-com:vml" xmlns:w10="urn:schemas-microsoft-com:office:word" xmlns:a="http://schemas.openxmlformats.org/drawingml/2006/main" xmlns:pic="http://schemas.openxmlformats.org/drawingml/2006/picture" xmlns:wp="http://schemas.openxmlformats.org/drawingml/2006/wordprocessingDrawing">
+<w:document xmlns:m="http://schemas.openxmlformats.org/officeDocument/2006/math" xmlns:r="http://schemas.openxmlformats.org/officeDocument/2006/relationships" xmlns:w="http://schemas.openxmlformats.org/wordprocessingml/2006/main" xmlns:o="urn:schemas-microsoft-com:office:office" xmlns:v="urn:schemas-microsoft-com:vml" xmlns:w10="urn:schemas-microsoft-com:office:word" xmlns:a="http://schemas.openxmlformats.org/drawingml/2006/main" xmlns:pic="http://schemas.openxmlformats.org/drawingml/2006/picture" xmlns:wp="http://schemas.openxmlformats.org/drawingml/2006/wordprocessingDrawing">
   <w:body>
     <w:bookmarkStart w:id="27" w:name="多级级联结构"/>
     <w:p>
@@ -9,7 +9,7 @@
       </w:pPr>
       <w:r>
         <w:rPr>
-          <w:rFonts w:hint="eastAsia"/>
+          <w:rFonts w:hint="eastAsia" w:eastAsia="黑体"/>
         </w:rPr>
         <w:t xml:space="preserve">多级级联结构</w:t>
       </w:r>
@@ -21,7 +21,7 @@
       </w:pPr>
       <w:r>
         <w:rPr>
-          <w:rFonts w:hint="eastAsia"/>
+          <w:rFonts w:hint="eastAsia" w:eastAsia="黑体"/>
         </w:rPr>
         <w:t xml:space="preserve">拓扑描述</w:t>
       </w:r>
@@ -32,16 +32,19 @@
       </w:pPr>
       <w:r>
         <w:rPr>
-          <w:rFonts w:hint="eastAsia"/>
+          <w:rFonts w:hint="eastAsia" w:eastAsia="黑体"/>
         </w:rPr>
         <w:t xml:space="preserve">由</w:t>
       </w:r>
       <w:r>
+        <w:rPr>
+          <w:rFonts w:eastAsia="黑体"/>
+        </w:rPr>
         <w:t xml:space="preserve"> </w:t>
       </w:r>
       <w:r>
         <w:rPr>
-          <w:rFonts w:hint="eastAsia"/>
+          <w:rFonts w:hint="eastAsia" w:eastAsia="黑体"/>
           <w:b/>
           <w:bCs/>
         </w:rPr>
@@ -110,15 +113,21 @@
         </m:sSub>
       </m:oMath>
       <w:r>
+        <w:rPr>
+          <w:rFonts w:eastAsia="黑体"/>
+        </w:rPr>
         <w:t xml:space="preserve"> </w:t>
       </w:r>
       <w:r>
         <w:rPr>
-          <w:rFonts w:hint="eastAsia"/>
+          <w:rFonts w:hint="eastAsia" w:eastAsia="黑体"/>
         </w:rPr>
         <w:t xml:space="preserve">首尾依次串联组成的链路结构，前一级的输出作为后一级的输入。电路共有</w:t>
       </w:r>
       <w:r>
+        <w:rPr>
+          <w:rFonts w:eastAsia="黑体"/>
+        </w:rPr>
         <w:t xml:space="preserve"> </w:t>
       </w:r>
       <m:oMath>
@@ -136,17 +145,20 @@
         </m:r>
       </m:oMath>
       <w:r>
+        <w:rPr>
+          <w:rFonts w:eastAsia="黑体"/>
+        </w:rPr>
         <w:t xml:space="preserve"> </w:t>
       </w:r>
       <w:r>
         <w:rPr>
-          <w:rFonts w:hint="eastAsia"/>
+          <w:rFonts w:hint="eastAsia" w:eastAsia="黑体"/>
         </w:rPr>
         <w:t xml:space="preserve">个关键节点：</w:t>
       </w:r>
       <w:r>
         <w:rPr>
-          <w:rFonts w:hint="eastAsia"/>
+          <w:rFonts w:hint="eastAsia" w:eastAsia="黑体"/>
           <w:b/>
           <w:bCs/>
         </w:rPr>
@@ -154,6 +166,7 @@
       </w:r>
       <w:r>
         <w:rPr>
+          <w:rFonts w:eastAsia="黑体"/>
           <w:b/>
           <w:bCs/>
         </w:rPr>
@@ -161,7 +174,7 @@
       </w:r>
       <w:r>
         <w:rPr>
-          <w:rFonts w:hint="eastAsia"/>
+          <w:rFonts w:hint="eastAsia" w:eastAsia="黑体"/>
           <w:b/>
           <w:bCs/>
         </w:rPr>
@@ -169,11 +182,14 @@
       </w:r>
       <w:r>
         <w:rPr>
-          <w:rFonts w:hint="eastAsia"/>
+          <w:rFonts w:hint="eastAsia" w:eastAsia="黑体"/>
         </w:rPr>
         <w:t xml:space="preserve">（信号源与第一级</w:t>
       </w:r>
       <w:r>
+        <w:rPr>
+          <w:rFonts w:eastAsia="黑体"/>
+        </w:rPr>
         <w:t xml:space="preserve"> </w:t>
       </w:r>
       <m:oMath>
@@ -191,17 +207,20 @@
         </m:sSub>
       </m:oMath>
       <w:r>
+        <w:rPr>
+          <w:rFonts w:eastAsia="黑体"/>
+        </w:rPr>
         <w:t xml:space="preserve"> </w:t>
       </w:r>
       <w:r>
         <w:rPr>
-          <w:rFonts w:hint="eastAsia"/>
+          <w:rFonts w:hint="eastAsia" w:eastAsia="黑体"/>
         </w:rPr>
         <w:t xml:space="preserve">输入端相连）；</w:t>
       </w:r>
       <w:r>
         <w:rPr>
-          <w:rFonts w:hint="eastAsia"/>
+          <w:rFonts w:hint="eastAsia" w:eastAsia="黑体"/>
           <w:b/>
           <w:bCs/>
         </w:rPr>
@@ -209,13 +228,13 @@
       </w:r>
       <w:r>
         <w:rPr>
-          <w:rFonts w:hint="eastAsia"/>
+          <w:rFonts w:hint="eastAsia" w:eastAsia="黑体"/>
         </w:rPr>
         <w:t xml:space="preserve">（前一级输出与后一级输入相连处）；</w:t>
       </w:r>
       <w:r>
         <w:rPr>
-          <w:rFonts w:hint="eastAsia"/>
+          <w:rFonts w:hint="eastAsia" w:eastAsia="黑体"/>
           <w:b/>
           <w:bCs/>
         </w:rPr>
@@ -237,6 +256,7 @@
       </m:oMath>
       <w:r>
         <w:rPr>
+          <w:rFonts w:eastAsia="黑体"/>
           <w:b/>
           <w:bCs/>
         </w:rPr>
@@ -244,7 +264,7 @@
       </w:r>
       <w:r>
         <w:rPr>
-          <w:rFonts w:hint="eastAsia"/>
+          <w:rFonts w:hint="eastAsia" w:eastAsia="黑体"/>
           <w:b/>
           <w:bCs/>
         </w:rPr>
@@ -252,11 +272,14 @@
       </w:r>
       <w:r>
         <w:rPr>
-          <w:rFonts w:hint="eastAsia"/>
+          <w:rFonts w:hint="eastAsia" w:eastAsia="黑体"/>
         </w:rPr>
         <w:t xml:space="preserve">（末级</w:t>
       </w:r>
       <w:r>
+        <w:rPr>
+          <w:rFonts w:eastAsia="黑体"/>
+        </w:rPr>
         <w:t xml:space="preserve"> </w:t>
       </w:r>
       <m:oMath>
@@ -274,11 +297,14 @@
         </m:sSub>
       </m:oMath>
       <w:r>
+        <w:rPr>
+          <w:rFonts w:eastAsia="黑体"/>
+        </w:rPr>
         <w:t xml:space="preserve"> </w:t>
       </w:r>
       <w:r>
         <w:rPr>
-          <w:rFonts w:hint="eastAsia"/>
+          <w:rFonts w:hint="eastAsia" w:eastAsia="黑体"/>
         </w:rPr>
         <w:t xml:space="preserve">输出端，作为总输出）。</w:t>
       </w:r>
@@ -287,7 +313,7 @@
       <w:pPr/>
       <w:r>
         <w:rPr>
-          <w:rFonts w:hint="eastAsia"/>
+          <w:rFonts w:hint="eastAsia" w:eastAsia="黑体"/>
         </w:rPr>
         <w:t xml:space="preserve">各元件管脚连接：</w:t>
       </w:r>
@@ -306,11 +332,14 @@
         </m:sSub>
       </m:oMath>
       <w:r>
+        <w:rPr>
+          <w:rFonts w:eastAsia="黑体"/>
+        </w:rPr>
         <w:t xml:space="preserve"> </w:t>
       </w:r>
       <w:r>
         <w:rPr>
-          <w:rFonts w:hint="eastAsia"/>
+          <w:rFonts w:hint="eastAsia" w:eastAsia="黑体"/>
         </w:rPr>
         <w:t xml:space="preserve">输入端接输入节点、输出端接第一个级间节点；</w:t>
       </w:r>
@@ -329,11 +358,14 @@
         </m:sSub>
       </m:oMath>
       <w:r>
+        <w:rPr>
+          <w:rFonts w:eastAsia="黑体"/>
+        </w:rPr>
         <w:t xml:space="preserve"> </w:t>
       </w:r>
       <w:r>
         <w:rPr>
-          <w:rFonts w:hint="eastAsia"/>
+          <w:rFonts w:hint="eastAsia" w:eastAsia="黑体"/>
         </w:rPr>
         <w:t xml:space="preserve">输入端接第一个级间节点、输出端接第二个级间节点；依此类推，</w:t>
       </w:r>
@@ -352,15 +384,21 @@
         </m:sSub>
       </m:oMath>
       <w:r>
+        <w:rPr>
+          <w:rFonts w:eastAsia="黑体"/>
+        </w:rPr>
         <w:t xml:space="preserve"> </w:t>
       </w:r>
       <w:r>
         <w:rPr>
-          <w:rFonts w:hint="eastAsia"/>
+          <w:rFonts w:hint="eastAsia" w:eastAsia="黑体"/>
         </w:rPr>
         <w:t xml:space="preserve">输入端接第</w:t>
       </w:r>
       <w:r>
+        <w:rPr>
+          <w:rFonts w:eastAsia="黑体"/>
+        </w:rPr>
         <w:t xml:space="preserve"> </w:t>
       </w:r>
       <m:oMath>
@@ -378,11 +416,14 @@
         </m:r>
       </m:oMath>
       <w:r>
+        <w:rPr>
+          <w:rFonts w:eastAsia="黑体"/>
+        </w:rPr>
         <w:t xml:space="preserve"> </w:t>
       </w:r>
       <w:r>
         <w:rPr>
-          <w:rFonts w:hint="eastAsia"/>
+          <w:rFonts w:hint="eastAsia" w:eastAsia="黑体"/>
         </w:rPr>
         <w:t xml:space="preserve">个级间节点、输出端接总输出节点。信号逐级传递，各级增益相乘叠加。</w:t>
       </w:r>
@@ -391,7 +432,7 @@
       <w:pPr/>
       <w:r>
         <w:rPr>
-          <w:rFonts w:hint="eastAsia"/>
+          <w:rFonts w:hint="eastAsia" w:eastAsia="黑体"/>
         </w:rPr>
         <w:t xml:space="preserve">由此构成”多个功能单元首尾串联、前级输出驱动后级输入”的多级级联组态，用于获得单级无法达到的总增益、总衰减或总体滤波特性，是放大、滤波、信号链的基本组织方式。</w:t>
       </w:r>
@@ -404,7 +445,7 @@
       </w:pPr>
       <w:r>
         <w:rPr>
-          <w:rFonts w:hint="eastAsia"/>
+          <w:rFonts w:hint="eastAsia" w:eastAsia="黑体"/>
         </w:rPr>
         <w:t xml:space="preserve">工作原理</w:t>
       </w:r>
@@ -415,7 +456,7 @@
       </w:pPr>
       <w:r>
         <w:rPr>
-          <w:rFonts w:hint="eastAsia"/>
+          <w:rFonts w:hint="eastAsia" w:eastAsia="黑体"/>
         </w:rPr>
         <w:t xml:space="preserve">信号逐级传递，每一级的输出电压作为下一级的输入电压，各级增益（衰减）相乘叠加，从而以小的单元级实现大的整体增益或陡峭的频率响应。</w:t>
       </w:r>
@@ -428,7 +469,7 @@
       </w:pPr>
       <w:r>
         <w:rPr>
-          <w:rFonts w:hint="eastAsia"/>
+          <w:rFonts w:hint="eastAsia" w:eastAsia="黑体"/>
         </w:rPr>
         <w:t xml:space="preserve">关键计算公式</w:t>
       </w:r>
@@ -439,7 +480,7 @@
       </w:pPr>
       <w:r>
         <w:rPr>
-          <w:rFonts w:hint="eastAsia"/>
+          <w:rFonts w:hint="eastAsia" w:eastAsia="黑体"/>
         </w:rPr>
         <w:t xml:space="preserve">总电压增益（各级相乘）：</w:t>
       </w:r>
@@ -553,7 +594,7 @@
       </w:pPr>
       <w:r>
         <w:rPr>
-          <w:rFonts w:hint="eastAsia"/>
+          <w:rFonts w:hint="eastAsia" w:eastAsia="黑体"/>
         </w:rPr>
         <w:t xml:space="preserve">总增益（分贝形式）：</w:t>
       </w:r>
@@ -752,7 +793,7 @@
       </w:pPr>
       <w:r>
         <w:rPr>
-          <w:rFonts w:hint="eastAsia"/>
+          <w:rFonts w:hint="eastAsia" w:eastAsia="黑体"/>
         </w:rPr>
         <w:t xml:space="preserve">总带宽（各级带宽不相同时近似）：</w:t>
       </w:r>
@@ -939,16 +980,19 @@
       </w:pPr>
       <w:r>
         <w:rPr>
-          <w:rFonts w:hint="eastAsia"/>
+          <w:rFonts w:hint="eastAsia" w:eastAsia="黑体"/>
         </w:rPr>
         <w:t xml:space="preserve">总噪声系数（Friis</w:t>
       </w:r>
       <w:r>
+        <w:rPr>
+          <w:rFonts w:eastAsia="黑体"/>
+        </w:rPr>
         <w:t xml:space="preserve"> </w:t>
       </w:r>
       <w:r>
         <w:rPr>
-          <w:rFonts w:hint="eastAsia"/>
+          <w:rFonts w:hint="eastAsia" w:eastAsia="黑体"/>
         </w:rPr>
         <w:t xml:space="preserve">公式）：</w:t>
       </w:r>
@@ -1159,7 +1203,7 @@
             </w:pPr>
             <w:r>
               <w:rPr>
-                <w:rFonts w:hint="eastAsia"/>
+                <w:rFonts w:hint="eastAsia" w:eastAsia="黑体"/>
               </w:rPr>
               <w:t xml:space="preserve">符号</w:t>
             </w:r>
@@ -1173,7 +1217,7 @@
             </w:pPr>
             <w:r>
               <w:rPr>
-                <w:rFonts w:hint="eastAsia"/>
+                <w:rFonts w:hint="eastAsia" w:eastAsia="黑体"/>
               </w:rPr>
               <w:t xml:space="preserve">含义</w:t>
             </w:r>
@@ -1187,7 +1231,7 @@
             </w:pPr>
             <w:r>
               <w:rPr>
-                <w:rFonts w:hint="eastAsia"/>
+                <w:rFonts w:hint="eastAsia" w:eastAsia="黑体"/>
               </w:rPr>
               <w:t xml:space="preserve">单位</w:t>
             </w:r>
@@ -1216,6 +1260,9 @@
               </m:sSub>
             </m:oMath>
             <w:r>
+              <w:rPr>
+                <w:rFonts w:eastAsia="黑体"/>
+              </w:rPr>
               <w:t xml:space="preserve">​</w:t>
             </w:r>
           </w:p>
@@ -1228,7 +1275,7 @@
             </w:pPr>
             <w:r>
               <w:rPr>
-                <w:rFonts w:hint="eastAsia"/>
+                <w:rFonts w:hint="eastAsia" w:eastAsia="黑体"/>
               </w:rPr>
               <w:t xml:space="preserve">各级电压增益</w:t>
             </w:r>
@@ -1242,7 +1289,7 @@
             </w:pPr>
             <w:r>
               <w:rPr>
-                <w:rFonts w:hint="eastAsia"/>
+                <w:rFonts w:hint="eastAsia" w:eastAsia="黑体"/>
               </w:rPr>
               <w:t xml:space="preserve">无量纲</w:t>
             </w:r>
@@ -1283,6 +1330,9 @@
               </m:sSub>
             </m:oMath>
             <w:r>
+              <w:rPr>
+                <w:rFonts w:eastAsia="黑体"/>
+              </w:rPr>
               <w:t xml:space="preserve">​</w:t>
             </w:r>
           </w:p>
@@ -1295,7 +1345,7 @@
             </w:pPr>
             <w:r>
               <w:rPr>
-                <w:rFonts w:hint="eastAsia"/>
+                <w:rFonts w:hint="eastAsia" w:eastAsia="黑体"/>
               </w:rPr>
               <w:t xml:space="preserve">总增益</w:t>
             </w:r>
@@ -1309,7 +1359,7 @@
             </w:pPr>
             <w:r>
               <w:rPr>
-                <w:rFonts w:hint="eastAsia"/>
+                <w:rFonts w:hint="eastAsia" w:eastAsia="黑体"/>
               </w:rPr>
               <w:t xml:space="preserve">无量纲</w:t>
             </w:r>
@@ -1332,6 +1382,9 @@
               </m:r>
             </m:oMath>
             <w:r>
+              <w:rPr>
+                <w:rFonts w:eastAsia="黑体"/>
+              </w:rPr>
               <w:t xml:space="preserve">​</w:t>
             </w:r>
           </w:p>
@@ -1344,7 +1397,7 @@
             </w:pPr>
             <w:r>
               <w:rPr>
-                <w:rFonts w:hint="eastAsia"/>
+                <w:rFonts w:hint="eastAsia" w:eastAsia="黑体"/>
               </w:rPr>
               <w:t xml:space="preserve">带宽</w:t>
             </w:r>
@@ -1357,6 +1410,9 @@
               <w:pStyle w:val="Compact"/>
             </w:pPr>
             <w:r>
+              <w:rPr>
+                <w:rFonts w:eastAsia="黑体"/>
+              </w:rPr>
               <w:t xml:space="preserve">Hz</w:t>
             </w:r>
           </w:p>
@@ -1375,6 +1431,9 @@
               </m:r>
             </m:oMath>
             <w:r>
+              <w:rPr>
+                <w:rFonts w:eastAsia="黑体"/>
+              </w:rPr>
               <w:t xml:space="preserve">​</w:t>
             </w:r>
           </w:p>
@@ -1387,7 +1446,7 @@
             </w:pPr>
             <w:r>
               <w:rPr>
-                <w:rFonts w:hint="eastAsia"/>
+                <w:rFonts w:hint="eastAsia" w:eastAsia="黑体"/>
               </w:rPr>
               <w:t xml:space="preserve">噪声系数</w:t>
             </w:r>
@@ -1401,7 +1460,7 @@
             </w:pPr>
             <w:r>
               <w:rPr>
-                <w:rFonts w:hint="eastAsia"/>
+                <w:rFonts w:hint="eastAsia" w:eastAsia="黑体"/>
               </w:rPr>
               <w:t xml:space="preserve">无量纲</w:t>
             </w:r>
@@ -1430,6 +1489,9 @@
               </m:sSub>
             </m:oMath>
             <w:r>
+              <w:rPr>
+                <w:rFonts w:eastAsia="黑体"/>
+              </w:rPr>
               <w:t xml:space="preserve">​</w:t>
             </w:r>
           </w:p>
@@ -1442,7 +1504,7 @@
             </w:pPr>
             <w:r>
               <w:rPr>
-                <w:rFonts w:hint="eastAsia"/>
+                <w:rFonts w:hint="eastAsia" w:eastAsia="黑体"/>
               </w:rPr>
               <w:t xml:space="preserve">各级功率增益</w:t>
             </w:r>
@@ -1456,7 +1518,7 @@
             </w:pPr>
             <w:r>
               <w:rPr>
-                <w:rFonts w:hint="eastAsia"/>
+                <w:rFonts w:hint="eastAsia" w:eastAsia="黑体"/>
               </w:rPr>
               <w:t xml:space="preserve">无量纲</w:t>
             </w:r>
@@ -1472,7 +1534,7 @@
       </w:pPr>
       <w:r>
         <w:rPr>
-          <w:rFonts w:hint="eastAsia"/>
+          <w:rFonts w:hint="eastAsia" w:eastAsia="黑体"/>
         </w:rPr>
         <w:t xml:space="preserve">元件调整影响</w:t>
       </w:r>
@@ -1487,7 +1549,7 @@
       </w:pPr>
       <w:r>
         <w:rPr>
-          <w:rFonts w:hint="eastAsia"/>
+          <w:rFonts w:hint="eastAsia" w:eastAsia="黑体"/>
           <w:b/>
           <w:bCs/>
         </w:rPr>
@@ -1495,20 +1557,27 @@
       </w:r>
       <w:r>
         <w:rPr>
+          <w:rFonts w:eastAsia="黑体"/>
           <w:b/>
           <w:bCs/>
         </w:rPr>
         <w:t xml:space="preserve"> N↑</w:t>
       </w:r>
       <w:r>
+        <w:rPr>
+          <w:rFonts w:eastAsia="黑体"/>
+        </w:rPr>
         <w:t xml:space="preserve"> </w:t>
       </w:r>
       <w:r>
+        <w:rPr>
+          <w:rFonts w:eastAsia="黑体"/>
+        </w:rPr>
         <w:t xml:space="preserve">→ </w:t>
       </w:r>
       <w:r>
         <w:rPr>
-          <w:rFonts w:hint="eastAsia"/>
+          <w:rFonts w:hint="eastAsia" w:eastAsia="黑体"/>
         </w:rPr>
         <w:t xml:space="preserve">总增益增大，但总带宽变窄、噪声与功耗上升。</w:t>
       </w:r>
@@ -1523,21 +1592,27 @@
       </w:pPr>
       <w:r>
         <w:rPr>
-          <w:rFonts w:hint="eastAsia"/>
+          <w:rFonts w:hint="eastAsia" w:eastAsia="黑体"/>
           <w:b/>
           <w:bCs/>
         </w:rPr>
         <w:t xml:space="preserve">前级增益↑</w:t>
       </w:r>
       <w:r>
+        <w:rPr>
+          <w:rFonts w:eastAsia="黑体"/>
+        </w:rPr>
         <w:t xml:space="preserve"> </w:t>
       </w:r>
       <w:r>
+        <w:rPr>
+          <w:rFonts w:eastAsia="黑体"/>
+        </w:rPr>
         <w:t xml:space="preserve">→ </w:t>
       </w:r>
       <w:r>
         <w:rPr>
-          <w:rFonts w:hint="eastAsia"/>
+          <w:rFonts w:hint="eastAsia" w:eastAsia="黑体"/>
         </w:rPr>
         <w:t xml:space="preserve">总增益上升，且对总噪声系数改善最明显。</w:t>
       </w:r>
@@ -1552,21 +1627,27 @@
       </w:pPr>
       <w:r>
         <w:rPr>
-          <w:rFonts w:hint="eastAsia"/>
+          <w:rFonts w:hint="eastAsia" w:eastAsia="黑体"/>
           <w:b/>
           <w:bCs/>
         </w:rPr>
         <w:t xml:space="preserve">任一级增益↓</w:t>
       </w:r>
       <w:r>
+        <w:rPr>
+          <w:rFonts w:eastAsia="黑体"/>
+        </w:rPr>
         <w:t xml:space="preserve"> </w:t>
       </w:r>
       <w:r>
+        <w:rPr>
+          <w:rFonts w:eastAsia="黑体"/>
+        </w:rPr>
         <w:t xml:space="preserve">→ </w:t>
       </w:r>
       <w:r>
         <w:rPr>
-          <w:rFonts w:hint="eastAsia"/>
+          <w:rFonts w:hint="eastAsia" w:eastAsia="黑体"/>
         </w:rPr>
         <w:t xml:space="preserve">总增益等比例下降。</w:t>
       </w:r>
@@ -1581,21 +1662,27 @@
       </w:pPr>
       <w:r>
         <w:rPr>
-          <w:rFonts w:hint="eastAsia"/>
+          <w:rFonts w:hint="eastAsia" w:eastAsia="黑体"/>
           <w:b/>
           <w:bCs/>
         </w:rPr>
         <w:t xml:space="preserve">各级阻抗失配</w:t>
       </w:r>
       <w:r>
+        <w:rPr>
+          <w:rFonts w:eastAsia="黑体"/>
+        </w:rPr>
         <w:t xml:space="preserve"> </w:t>
       </w:r>
       <w:r>
+        <w:rPr>
+          <w:rFonts w:eastAsia="黑体"/>
+        </w:rPr>
         <w:t xml:space="preserve">→ </w:t>
       </w:r>
       <w:r>
         <w:rPr>
-          <w:rFonts w:hint="eastAsia"/>
+          <w:rFonts w:hint="eastAsia" w:eastAsia="黑体"/>
         </w:rPr>
         <w:t xml:space="preserve">级间耦合损耗增大，需做阻抗匹配。</w:t>
       </w:r>
@@ -1608,7 +1695,7 @@
       </w:pPr>
       <w:r>
         <w:rPr>
-          <w:rFonts w:hint="eastAsia"/>
+          <w:rFonts w:hint="eastAsia" w:eastAsia="黑体"/>
         </w:rPr>
         <w:t xml:space="preserve">典型参数示例</w:t>
       </w:r>
@@ -1623,16 +1710,19 @@
       </w:pPr>
       <w:r>
         <w:rPr>
-          <w:rFonts w:hint="eastAsia"/>
+          <w:rFonts w:hint="eastAsia" w:eastAsia="黑体"/>
         </w:rPr>
         <w:t xml:space="preserve">三级各增益</w:t>
       </w:r>
       <w:r>
+        <w:rPr>
+          <w:rFonts w:eastAsia="黑体"/>
+        </w:rPr>
         <w:t xml:space="preserve"> 10、20、5 </w:t>
       </w:r>
       <w:r>
         <w:rPr>
-          <w:rFonts w:hint="eastAsia"/>
+          <w:rFonts w:hint="eastAsia" w:eastAsia="黑体"/>
         </w:rPr>
         <w:t xml:space="preserve">倍：</w:t>
       </w:r>
@@ -1699,20 +1789,26 @@
         </m:r>
       </m:oMath>
       <w:r>
+        <w:rPr>
+          <w:rFonts w:eastAsia="黑体"/>
+        </w:rPr>
         <w:t xml:space="preserve"> </w:t>
       </w:r>
       <w:r>
         <w:rPr>
-          <w:rFonts w:hint="eastAsia"/>
+          <w:rFonts w:hint="eastAsia" w:eastAsia="黑体"/>
         </w:rPr>
         <w:t xml:space="preserve">倍（60</w:t>
       </w:r>
       <w:r>
+        <w:rPr>
+          <w:rFonts w:eastAsia="黑体"/>
+        </w:rPr>
         <w:t xml:space="preserve"> </w:t>
       </w:r>
       <w:r>
         <w:rPr>
-          <w:rFonts w:hint="eastAsia"/>
+          <w:rFonts w:hint="eastAsia" w:eastAsia="黑体"/>
         </w:rPr>
         <w:t xml:space="preserve">dB）。</w:t>
       </w:r>
@@ -1727,16 +1823,19 @@
       </w:pPr>
       <w:r>
         <w:rPr>
-          <w:rFonts w:hint="eastAsia"/>
+          <w:rFonts w:hint="eastAsia" w:eastAsia="黑体"/>
         </w:rPr>
         <w:t xml:space="preserve">用</w:t>
       </w:r>
       <w:r>
+        <w:rPr>
+          <w:rFonts w:eastAsia="黑体"/>
+        </w:rPr>
         <w:t xml:space="preserve"> dB </w:t>
       </w:r>
       <w:r>
         <w:rPr>
-          <w:rFonts w:hint="eastAsia"/>
+          <w:rFonts w:hint="eastAsia" w:eastAsia="黑体"/>
         </w:rPr>
         <w:t xml:space="preserve">表示：</w:t>
       </w:r>
@@ -1837,6 +1936,9 @@
         </m:r>
       </m:oMath>
       <w:r>
+        <w:rPr>
+          <w:rFonts w:eastAsia="黑体"/>
+        </w:rPr>
         <w:t xml:space="preserve">。</w:t>
       </w:r>
     </w:p>
@@ -1848,7 +1950,7 @@
       </w:pPr>
       <w:r>
         <w:rPr>
-          <w:rFonts w:hint="eastAsia"/>
+          <w:rFonts w:hint="eastAsia" w:eastAsia="黑体"/>
         </w:rPr>
         <w:t xml:space="preserve">常见器件型号</w:t>
       </w:r>
@@ -1863,7 +1965,7 @@
       </w:pPr>
       <w:r>
         <w:rPr>
-          <w:rFonts w:hint="eastAsia"/>
+          <w:rFonts w:hint="eastAsia" w:eastAsia="黑体"/>
         </w:rPr>
         <w:t xml:space="preserve">运放：LM358、NE5532、OPA2134、TL072。</w:t>
       </w:r>
@@ -1878,7 +1980,7 @@
       </w:pPr>
       <w:r>
         <w:rPr>
-          <w:rFonts w:hint="eastAsia"/>
+          <w:rFonts w:hint="eastAsia" w:eastAsia="黑体"/>
         </w:rPr>
         <w:t xml:space="preserve">晶体管：2N3904、2N2222、S8050。</w:t>
       </w:r>
@@ -1891,7 +1993,7 @@
       </w:pPr>
       <w:r>
         <w:rPr>
-          <w:rFonts w:hint="eastAsia"/>
+          <w:rFonts w:hint="eastAsia" w:eastAsia="黑体"/>
         </w:rPr>
         <w:t xml:space="preserve">注意事项</w:t>
       </w:r>
@@ -1906,7 +2008,7 @@
       </w:pPr>
       <w:r>
         <w:rPr>
-          <w:rFonts w:hint="eastAsia"/>
+          <w:rFonts w:hint="eastAsia" w:eastAsia="黑体"/>
         </w:rPr>
         <w:t xml:space="preserve">级联越多带宽越窄（增益带宽乘积受限制），需折衷增益与带宽。</w:t>
       </w:r>
@@ -1921,7 +2023,7 @@
       </w:pPr>
       <w:r>
         <w:rPr>
-          <w:rFonts w:hint="eastAsia"/>
+          <w:rFonts w:hint="eastAsia" w:eastAsia="黑体"/>
         </w:rPr>
         <w:t xml:space="preserve">前级噪声对整机噪声起主导作用，前级应选低噪声器件。</w:t>
       </w:r>
@@ -1936,7 +2038,7 @@
       </w:pPr>
       <w:r>
         <w:rPr>
-          <w:rFonts w:hint="eastAsia"/>
+          <w:rFonts w:hint="eastAsia" w:eastAsia="黑体"/>
         </w:rPr>
         <w:t xml:space="preserve">各级需设置合适的直流偏置并防止级间直流耦合漂移。</w:t>
       </w:r>
@@ -1949,7 +2051,7 @@
       </w:pPr>
       <w:r>
         <w:rPr>
-          <w:rFonts w:hint="eastAsia"/>
+          <w:rFonts w:hint="eastAsia" w:eastAsia="黑体"/>
         </w:rPr>
         <w:t xml:space="preserve">参考资料</w:t>
       </w:r>
@@ -1964,7 +2066,7 @@
       </w:pPr>
       <w:r>
         <w:rPr>
-          <w:rFonts w:hint="eastAsia"/>
+          <w:rFonts w:hint="eastAsia" w:eastAsia="黑体"/>
         </w:rPr>
         <w:t xml:space="preserve">《模拟电子技术基础》（童诗白、华成英）。</w:t>
       </w:r>
@@ -1978,6 +2080,9 @@
         </w:numPr>
       </w:pPr>
       <w:r>
+        <w:rPr>
+          <w:rFonts w:eastAsia="黑体"/>
+        </w:rPr>
         <w:t xml:space="preserve">Wikipedia: Amplifier。</w:t>
       </w:r>
     </w:p>
@@ -1990,6 +2095,9 @@
         </w:numPr>
       </w:pPr>
       <w:r>
+        <w:rPr>
+          <w:rFonts w:eastAsia="黑体"/>
+        </w:rPr>
         <w:t xml:space="preserve">Wikipedia: Friis formulas for noise。</w:t>
       </w:r>
     </w:p>
@@ -2002,11 +2110,11 @@
       </w:pPr>
       <w:r>
         <w:rPr>
-          <w:rFonts w:ascii="Times New Roman" w:hAnsi="Times New Roman"/>
+          <w:rFonts w:ascii="Times New Roman" w:hAnsi="Times New Roman" w:eastAsia="黑体"/>
           <w:color w:val="555555"/>
           <w:sz w:val="21"/>
         </w:rPr>
-        <w:t>材料收集者：杜文杰</w:t>
+        <w:t>材料收集者：杜文杰，WX手机：19519196569，QQ:3478827729</w:t>
       </w:r>
     </w:p>
     <w:sectPr>
@@ -2026,7 +2134,7 @@
 </file>
 
 <file path=word/footer1.xml><?xml version="1.0" encoding="utf-8"?>
-<w:ftr xmlns:m="http://schemas.openxmlformats.org/officeDocument/2006/math" xmlns:mc="http://schemas.openxmlformats.org/markup-compatibility/2006" xmlns:mo="http://schemas.microsoft.com/office/mac/office/2008/main" xmlns:mv="urn:schemas-microsoft-com:mac:vml" xmlns:o="urn:schemas-microsoft-com:office:office" xmlns:r="http://schemas.openxmlformats.org/officeDocument/2006/relationships" xmlns:v="urn:schemas-microsoft-com:vml" xmlns:w10="urn:schemas-microsoft-com:office:word" xmlns:w14="http://schemas.microsoft.com/office/word/2010/wordml" xmlns:w="http://schemas.openxmlformats.org/wordprocessingml/2006/main" xmlns:wne="http://schemas.microsoft.com/office/word/2006/wordml" xmlns:wp14="http://schemas.microsoft.com/office/word/2010/wordprocessingDrawing" xmlns:wp="http://schemas.openxmlformats.org/drawingml/2006/wordprocessingDrawing" xmlns:wpc="http://schemas.microsoft.com/office/word/2010/wordprocessingCanvas" xmlns:wpg="http://schemas.microsoft.com/office/word/2010/wordprocessingGroup" xmlns:wpi="http://schemas.microsoft.com/office/word/2010/wordprocessingInk" xmlns:wps="http://schemas.microsoft.com/office/word/2010/wordprocessingShape" mc:Ignorable="w14 wp14">
+<w:ftr xmlns:mc="http://schemas.openxmlformats.org/markup-compatibility/2006" xmlns:w="http://schemas.openxmlformats.org/wordprocessingml/2006/main" xmlns:m="http://schemas.openxmlformats.org/officeDocument/2006/math" xmlns:mo="http://schemas.microsoft.com/office/mac/office/2008/main" xmlns:mv="urn:schemas-microsoft-com:mac:vml" xmlns:o="urn:schemas-microsoft-com:office:office" xmlns:r="http://schemas.openxmlformats.org/officeDocument/2006/relationships" xmlns:v="urn:schemas-microsoft-com:vml" xmlns:w10="urn:schemas-microsoft-com:office:word" xmlns:w14="http://schemas.microsoft.com/office/word/2010/wordml" xmlns:wne="http://schemas.microsoft.com/office/word/2006/wordml" xmlns:wp14="http://schemas.microsoft.com/office/word/2010/wordprocessingDrawing" xmlns:wp="http://schemas.openxmlformats.org/drawingml/2006/wordprocessingDrawing" xmlns:wpc="http://schemas.microsoft.com/office/word/2010/wordprocessingCanvas" xmlns:wpg="http://schemas.microsoft.com/office/word/2010/wordprocessingGroup" xmlns:wpi="http://schemas.microsoft.com/office/word/2010/wordprocessingInk" xmlns:wps="http://schemas.microsoft.com/office/word/2010/wordprocessingShape" mc:Ignorable="w14 wp14">
   <w:p>
     <w:pPr>
       <w:pStyle w:val="Footer"/>
@@ -2034,12 +2142,14 @@
     </w:pPr>
     <w:r>
       <w:rPr>
+        <w:rFonts w:eastAsia="黑体"/>
         <w:sz w:val="18"/>
       </w:rPr>
       <w:t xml:space="preserve">第 </w:t>
     </w:r>
     <w:r>
       <w:rPr>
+        <w:rFonts w:eastAsia="黑体"/>
         <w:sz w:val="18"/>
       </w:rPr>
       <w:fldChar w:fldCharType="begin"/>
@@ -2048,6 +2158,7 @@
     </w:r>
     <w:r>
       <w:rPr>
+        <w:rFonts w:eastAsia="黑体"/>
         <w:sz w:val="18"/>
       </w:rPr>
       <w:t xml:space="preserve"> 页</w:t>
@@ -2061,6 +2172,9 @@
   <w:footnote w:type="continuationSeparator" w:id="0">
     <w:p>
       <w:r>
+        <w:rPr>
+          <w:rFonts w:eastAsia="黑体"/>
+        </w:rPr>
         <w:continuationSeparator/>
       </w:r>
     </w:p>
@@ -2068,6 +2182,9 @@
   <w:footnote w:type="separator" w:id="-1">
     <w:p>
       <w:r>
+        <w:rPr>
+          <w:rFonts w:eastAsia="黑体"/>
+        </w:rPr>
         <w:separator/>
       </w:r>
     </w:p>
@@ -2076,7 +2193,7 @@
 </file>
 
 <file path=word/header1.xml><?xml version="1.0" encoding="utf-8"?>
-<w:hdr xmlns:m="http://schemas.openxmlformats.org/officeDocument/2006/math" xmlns:mc="http://schemas.openxmlformats.org/markup-compatibility/2006" xmlns:mo="http://schemas.microsoft.com/office/mac/office/2008/main" xmlns:mv="urn:schemas-microsoft-com:mac:vml" xmlns:o="urn:schemas-microsoft-com:office:office" xmlns:r="http://schemas.openxmlformats.org/officeDocument/2006/relationships" xmlns:v="urn:schemas-microsoft-com:vml" xmlns:w10="urn:schemas-microsoft-com:office:word" xmlns:w14="http://schemas.microsoft.com/office/word/2010/wordml" xmlns:w="http://schemas.openxmlformats.org/wordprocessingml/2006/main" xmlns:wne="http://schemas.microsoft.com/office/word/2006/wordml" xmlns:wp14="http://schemas.microsoft.com/office/word/2010/wordprocessingDrawing" xmlns:wp="http://schemas.openxmlformats.org/drawingml/2006/wordprocessingDrawing" xmlns:wpc="http://schemas.microsoft.com/office/word/2010/wordprocessingCanvas" xmlns:wpg="http://schemas.microsoft.com/office/word/2010/wordprocessingGroup" xmlns:wpi="http://schemas.microsoft.com/office/word/2010/wordprocessingInk" xmlns:wps="http://schemas.microsoft.com/office/word/2010/wordprocessingShape" mc:Ignorable="w14 wp14">
+<w:hdr xmlns:mc="http://schemas.openxmlformats.org/markup-compatibility/2006" xmlns:w="http://schemas.openxmlformats.org/wordprocessingml/2006/main" xmlns:m="http://schemas.openxmlformats.org/officeDocument/2006/math" xmlns:mo="http://schemas.microsoft.com/office/mac/office/2008/main" xmlns:mv="urn:schemas-microsoft-com:mac:vml" xmlns:o="urn:schemas-microsoft-com:office:office" xmlns:r="http://schemas.openxmlformats.org/officeDocument/2006/relationships" xmlns:v="urn:schemas-microsoft-com:vml" xmlns:w10="urn:schemas-microsoft-com:office:word" xmlns:w14="http://schemas.microsoft.com/office/word/2010/wordml" xmlns:wne="http://schemas.microsoft.com/office/word/2006/wordml" xmlns:wp14="http://schemas.microsoft.com/office/word/2010/wordprocessingDrawing" xmlns:wp="http://schemas.openxmlformats.org/drawingml/2006/wordprocessingDrawing" xmlns:wpc="http://schemas.microsoft.com/office/word/2010/wordprocessingCanvas" xmlns:wpg="http://schemas.microsoft.com/office/word/2010/wordprocessingGroup" xmlns:wpi="http://schemas.microsoft.com/office/word/2010/wordprocessingInk" xmlns:wps="http://schemas.microsoft.com/office/word/2010/wordprocessingShape" mc:Ignorable="w14 wp14">
   <w:p>
     <w:pPr>
       <w:pStyle w:val="Header"/>
@@ -2084,7 +2201,7 @@
     </w:pPr>
     <w:r>
       <w:rPr>
-        <w:rFonts w:ascii="Times New Roman" w:hAnsi="Times New Roman"/>
+        <w:rFonts w:ascii="Times New Roman" w:hAnsi="Times New Roman" w:eastAsia="黑体"/>
         <w:sz w:val="18"/>
         <w:rFonts w:eastAsia="黑体"/>
         <w:rFonts w:eastAsia="黑体"/>
@@ -2096,7 +2213,7 @@
 </file>
 
 <file path=word/numbering.xml><?xml version="1.0" encoding="utf-8"?>
-<w:numbering xmlns:m="http://schemas.openxmlformats.org/officeDocument/2006/math" xmlns:mc="http://schemas.openxmlformats.org/markup-compatibility/2006" xmlns:mo="http://schemas.microsoft.com/office/mac/office/2008/main" xmlns:mv="urn:schemas-microsoft-com:mac:vml" xmlns:o="urn:schemas-microsoft-com:office:office" xmlns:r="http://schemas.openxmlformats.org/officeDocument/2006/relationships" xmlns:v="urn:schemas-microsoft-com:vml" xmlns:w="http://schemas.openxmlformats.org/wordprocessingml/2006/main" xmlns:w10="urn:schemas-microsoft-com:office:word" xmlns:w14="http://schemas.microsoft.com/office/word/2010/wordml" xmlns:wne="http://schemas.microsoft.com/office/word/2006/wordml" xmlns:wp="http://schemas.openxmlformats.org/drawingml/2006/wordprocessingDrawing" xmlns:wp14="http://schemas.microsoft.com/office/word/2010/wordprocessingDrawing" xmlns:wpc="http://schemas.microsoft.com/office/word/2010/wordprocessingCanvas" xmlns:wpg="http://schemas.microsoft.com/office/word/2010/wordprocessingGroup" xmlns:wpi="http://schemas.microsoft.com/office/word/2010/wordprocessingInk" xmlns:wps="http://schemas.microsoft.com/office/word/2010/wordprocessingShape" mc:Ignorable="w14 wp14">
+<w:numbering xmlns:mc="http://schemas.openxmlformats.org/markup-compatibility/2006" xmlns:w="http://schemas.openxmlformats.org/wordprocessingml/2006/main" xmlns:m="http://schemas.openxmlformats.org/officeDocument/2006/math" xmlns:mo="http://schemas.microsoft.com/office/mac/office/2008/main" xmlns:mv="urn:schemas-microsoft-com:mac:vml" xmlns:o="urn:schemas-microsoft-com:office:office" xmlns:r="http://schemas.openxmlformats.org/officeDocument/2006/relationships" xmlns:v="urn:schemas-microsoft-com:vml" xmlns:w10="urn:schemas-microsoft-com:office:word" xmlns:w14="http://schemas.microsoft.com/office/word/2010/wordml" xmlns:wne="http://schemas.microsoft.com/office/word/2006/wordml" xmlns:wp="http://schemas.openxmlformats.org/drawingml/2006/wordprocessingDrawing" xmlns:wp14="http://schemas.microsoft.com/office/word/2010/wordprocessingDrawing" xmlns:wpc="http://schemas.microsoft.com/office/word/2010/wordprocessingCanvas" xmlns:wpg="http://schemas.microsoft.com/office/word/2010/wordprocessingGroup" xmlns:wpi="http://schemas.microsoft.com/office/word/2010/wordprocessingInk" xmlns:wps="http://schemas.microsoft.com/office/word/2010/wordprocessingShape" mc:Ignorable="w14 wp14">
   <w:abstractNum w:abstractNumId="0">
     <w:nsid w:val="FFFFFF7C"/>
     <w:multiLevelType w:val="singleLevel"/>
@@ -2183,7 +2300,7 @@
         <w:ind w:hanging="360" w:left="1440"/>
       </w:pPr>
       <w:rPr>
-        <w:rFonts w:ascii="Symbol" w:hAnsi="Symbol" w:hint="default"/>
+        <w:rFonts w:ascii="Symbol" w:hAnsi="Symbol" w:hint="default" w:eastAsia="黑体"/>
       </w:rPr>
     </w:lvl>
   </w:abstractNum>
@@ -2204,7 +2321,7 @@
         <w:ind w:hanging="360" w:left="1080"/>
       </w:pPr>
       <w:rPr>
-        <w:rFonts w:ascii="Symbol" w:hAnsi="Symbol" w:hint="default"/>
+        <w:rFonts w:ascii="Symbol" w:hAnsi="Symbol" w:hint="default" w:eastAsia="黑体"/>
       </w:rPr>
     </w:lvl>
   </w:abstractNum>
@@ -2225,7 +2342,7 @@
         <w:ind w:hanging="360" w:left="720"/>
       </w:pPr>
       <w:rPr>
-        <w:rFonts w:ascii="Symbol" w:hAnsi="Symbol" w:hint="default"/>
+        <w:rFonts w:ascii="Symbol" w:hAnsi="Symbol" w:hint="default" w:eastAsia="黑体"/>
       </w:rPr>
     </w:lvl>
   </w:abstractNum>
@@ -2264,7 +2381,7 @@
         <w:ind w:hanging="360" w:left="360"/>
       </w:pPr>
       <w:rPr>
-        <w:rFonts w:ascii="Symbol" w:hAnsi="Symbol" w:hint="default"/>
+        <w:rFonts w:ascii="Symbol" w:hAnsi="Symbol" w:hint="default" w:eastAsia="黑体"/>
       </w:rPr>
     </w:lvl>
   </w:abstractNum>
@@ -2355,7 +2472,7 @@
         <w:ind w:left="720" w:hanging="360"/>
       </w:pPr>
       <w:rPr>
-        <w:rFonts w:ascii="Symbol" w:hAnsi="Symbol" w:cs="Symbol" w:hint="default"/>
+        <w:rFonts w:ascii="Symbol" w:hAnsi="Symbol" w:cs="Symbol" w:hint="default" w:eastAsia="黑体"/>
       </w:rPr>
     </w:lvl>
     <w:lvl w:ilvl="1">
@@ -2366,7 +2483,7 @@
         <w:ind w:left="1440" w:hanging="360"/>
       </w:pPr>
       <w:rPr>
-        <w:rFonts w:ascii="Courier New" w:hAnsi="Courier New" w:cs="Courier New" w:hint="default"/>
+        <w:rFonts w:ascii="Courier New" w:hAnsi="Courier New" w:cs="Courier New" w:hint="default" w:eastAsia="黑体"/>
       </w:rPr>
     </w:lvl>
     <w:lvl w:ilvl="2">
@@ -2377,7 +2494,7 @@
         <w:ind w:left="2160" w:hanging="360"/>
       </w:pPr>
       <w:rPr>
-        <w:rFonts w:ascii="Wingdings" w:hAnsi="Wingdings" w:cs="Wingdings" w:hint="default"/>
+        <w:rFonts w:ascii="Wingdings" w:hAnsi="Wingdings" w:cs="Wingdings" w:hint="default" w:eastAsia="黑体"/>
       </w:rPr>
     </w:lvl>
     <w:lvl w:ilvl="3">
@@ -2388,7 +2505,7 @@
         <w:ind w:left="2880" w:hanging="360"/>
       </w:pPr>
       <w:rPr>
-        <w:rFonts w:ascii="Symbol" w:hAnsi="Symbol" w:cs="Symbol" w:hint="default"/>
+        <w:rFonts w:ascii="Symbol" w:hAnsi="Symbol" w:cs="Symbol" w:hint="default" w:eastAsia="黑体"/>
       </w:rPr>
     </w:lvl>
     <w:lvl w:ilvl="4">
@@ -2399,7 +2516,7 @@
         <w:ind w:left="3600" w:hanging="360"/>
       </w:pPr>
       <w:rPr>
-        <w:rFonts w:ascii="Courier New" w:hAnsi="Courier New" w:cs="Courier New" w:hint="default"/>
+        <w:rFonts w:ascii="Courier New" w:hAnsi="Courier New" w:cs="Courier New" w:hint="default" w:eastAsia="黑体"/>
       </w:rPr>
     </w:lvl>
     <w:lvl w:ilvl="5">
@@ -2410,7 +2527,7 @@
         <w:ind w:left="4320" w:hanging="360"/>
       </w:pPr>
       <w:rPr>
-        <w:rFonts w:ascii="Wingdings" w:hAnsi="Wingdings" w:cs="Wingdings" w:hint="default"/>
+        <w:rFonts w:ascii="Wingdings" w:hAnsi="Wingdings" w:cs="Wingdings" w:hint="default" w:eastAsia="黑体"/>
       </w:rPr>
     </w:lvl>
     <w:lvl w:ilvl="6">
@@ -2421,7 +2538,7 @@
         <w:ind w:left="5040" w:hanging="360"/>
       </w:pPr>
       <w:rPr>
-        <w:rFonts w:ascii="Symbol" w:hAnsi="Symbol" w:cs="Symbol" w:hint="default"/>
+        <w:rFonts w:ascii="Symbol" w:hAnsi="Symbol" w:cs="Symbol" w:hint="default" w:eastAsia="黑体"/>
       </w:rPr>
     </w:lvl>
     <w:lvl w:ilvl="7">
@@ -2432,7 +2549,7 @@
         <w:ind w:left="5760" w:hanging="360"/>
       </w:pPr>
       <w:rPr>
-        <w:rFonts w:ascii="Courier New" w:hAnsi="Courier New" w:cs="Courier New" w:hint="default"/>
+        <w:rFonts w:ascii="Courier New" w:hAnsi="Courier New" w:cs="Courier New" w:hint="default" w:eastAsia="黑体"/>
       </w:rPr>
     </w:lvl>
     <w:lvl w:ilvl="8">
@@ -2443,7 +2560,7 @@
         <w:ind w:left="6480" w:hanging="360"/>
       </w:pPr>
       <w:rPr>
-        <w:rFonts w:ascii="Wingdings" w:hAnsi="Wingdings" w:cs="Wingdings" w:hint="default"/>
+        <w:rFonts w:ascii="Wingdings" w:hAnsi="Wingdings" w:cs="Wingdings" w:hint="default" w:eastAsia="黑体"/>
       </w:rPr>
     </w:lvl>
   </w:abstractNum>
@@ -2496,11 +2613,11 @@
 </file>
 
 <file path=word/styles.xml><?xml version="1.0" encoding="utf-8"?>
-<w:styles xmlns:mc="http://schemas.openxmlformats.org/markup-compatibility/2006" xmlns:r="http://schemas.openxmlformats.org/officeDocument/2006/relationships" xmlns:w="http://schemas.openxmlformats.org/wordprocessingml/2006/main" xmlns:w14="http://schemas.microsoft.com/office/word/2010/wordml" mc:Ignorable="w14">
+<w:styles xmlns:mc="http://schemas.openxmlformats.org/markup-compatibility/2006" xmlns:w="http://schemas.openxmlformats.org/wordprocessingml/2006/main" xmlns:r="http://schemas.openxmlformats.org/officeDocument/2006/relationships" xmlns:w14="http://schemas.microsoft.com/office/word/2010/wordml" mc:Ignorable="w14">
   <w:docDefaults>
     <w:rPrDefault>
       <w:rPr>
-        <w:rFonts w:asciiTheme="minorHAnsi" w:cstheme="minorBidi" w:eastAsiaTheme="minorEastAsia" w:hAnsiTheme="minorHAnsi"/>
+        <w:rFonts w:asciiTheme="minorHAnsi" w:cstheme="minorBidi" w:hAnsiTheme="minorHAnsi" w:eastAsia="黑体"/>
         <w:sz w:val="22"/>
         <w:szCs w:val="22"/>
         <w:lang w:bidi="ar-SA" w:eastAsia="en-US" w:val="en-US"/>
@@ -2722,7 +2839,7 @@
       <w:outlineLvl w:val="0"/>
     </w:pPr>
     <w:rPr>
-      <w:rFonts w:ascii="Times New Roman" w:asciiTheme="majorHAnsi" w:cstheme="majorBidi" w:eastAsia="黑体" w:eastAsiaTheme="majorEastAsia" w:hAnsi="Times New Roman" w:hAnsiTheme="majorHAnsi"/>
+      <w:rFonts w:ascii="Times New Roman" w:asciiTheme="majorHAnsi" w:cstheme="majorBidi" w:eastAsia="黑体" w:hAnsi="Times New Roman" w:hAnsiTheme="majorHAnsi"/>
       <w:b/>
       <w:bCs/>
       <w:color w:val="1F3864"/>
@@ -2746,7 +2863,7 @@
       <w:outlineLvl w:val="1"/>
     </w:pPr>
     <w:rPr>
-      <w:rFonts w:ascii="Times New Roman" w:asciiTheme="majorHAnsi" w:cstheme="majorBidi" w:eastAsia="黑体" w:eastAsiaTheme="majorEastAsia" w:hAnsi="Times New Roman" w:hAnsiTheme="majorHAnsi"/>
+      <w:rFonts w:ascii="Times New Roman" w:asciiTheme="majorHAnsi" w:cstheme="majorBidi" w:eastAsia="黑体" w:hAnsi="Times New Roman" w:hAnsiTheme="majorHAnsi"/>
       <w:b/>
       <w:bCs/>
       <w:color w:val="2E4E7E"/>
@@ -2770,7 +2887,7 @@
       <w:outlineLvl w:val="2"/>
     </w:pPr>
     <w:rPr>
-      <w:rFonts w:ascii="Times New Roman" w:asciiTheme="majorHAnsi" w:cstheme="majorBidi" w:eastAsia="黑体" w:eastAsiaTheme="majorEastAsia" w:hAnsi="Times New Roman" w:hAnsiTheme="majorHAnsi"/>
+      <w:rFonts w:ascii="Times New Roman" w:asciiTheme="majorHAnsi" w:cstheme="majorBidi" w:eastAsia="黑体" w:hAnsi="Times New Roman" w:hAnsiTheme="majorHAnsi"/>
       <w:b/>
       <w:bCs/>
       <w:color w:val="2E4E7E"/>
@@ -2794,7 +2911,7 @@
       <w:outlineLvl w:val="3"/>
     </w:pPr>
     <w:rPr>
-      <w:rFonts w:ascii="Times New Roman" w:asciiTheme="majorHAnsi" w:cstheme="majorBidi" w:eastAsia="黑体" w:eastAsiaTheme="majorEastAsia" w:hAnsi="Times New Roman" w:hAnsiTheme="majorHAnsi"/>
+      <w:rFonts w:ascii="Times New Roman" w:asciiTheme="majorHAnsi" w:cstheme="majorBidi" w:eastAsia="黑体" w:hAnsi="Times New Roman" w:hAnsiTheme="majorHAnsi"/>
       <w:b/>
       <w:bCs/>
       <w:i/>
@@ -2820,7 +2937,7 @@
       <w:outlineLvl w:val="4"/>
     </w:pPr>
     <w:rPr>
-      <w:rFonts w:ascii="Times New Roman" w:asciiTheme="majorHAnsi" w:cstheme="majorBidi" w:eastAsia="黑体" w:eastAsiaTheme="majorEastAsia" w:hAnsi="Times New Roman" w:hAnsiTheme="majorHAnsi"/>
+      <w:rFonts w:ascii="Times New Roman" w:asciiTheme="majorHAnsi" w:cstheme="majorBidi" w:eastAsia="黑体" w:hAnsi="Times New Roman" w:hAnsiTheme="majorHAnsi"/>
       <w:b/>
       <w:color w:val="333333"/>
       <w:sz w:val="22"/>
@@ -2843,7 +2960,7 @@
       <w:outlineLvl w:val="5"/>
     </w:pPr>
     <w:rPr>
-      <w:rFonts w:asciiTheme="majorHAnsi" w:cstheme="majorBidi" w:eastAsiaTheme="majorEastAsia" w:hAnsiTheme="majorHAnsi"/>
+      <w:rFonts w:asciiTheme="majorHAnsi" w:cstheme="majorBidi" w:hAnsiTheme="majorHAnsi" w:eastAsia="黑体"/>
       <w:i/>
       <w:iCs/>
       <w:color w:themeColor="accent1" w:themeShade="7F" w:val="243F60"/>
@@ -2866,7 +2983,7 @@
       <w:outlineLvl w:val="6"/>
     </w:pPr>
     <w:rPr>
-      <w:rFonts w:asciiTheme="majorHAnsi" w:cstheme="majorBidi" w:eastAsiaTheme="majorEastAsia" w:hAnsiTheme="majorHAnsi"/>
+      <w:rFonts w:asciiTheme="majorHAnsi" w:cstheme="majorBidi" w:hAnsiTheme="majorHAnsi" w:eastAsia="黑体"/>
       <w:i/>
       <w:iCs/>
       <w:color w:themeColor="text1" w:themeTint="BF" w:val="404040"/>
@@ -2889,7 +3006,7 @@
       <w:outlineLvl w:val="7"/>
     </w:pPr>
     <w:rPr>
-      <w:rFonts w:asciiTheme="majorHAnsi" w:cstheme="majorBidi" w:eastAsiaTheme="majorEastAsia" w:hAnsiTheme="majorHAnsi"/>
+      <w:rFonts w:asciiTheme="majorHAnsi" w:cstheme="majorBidi" w:hAnsiTheme="majorHAnsi" w:eastAsia="黑体"/>
       <w:color w:themeColor="accent1" w:val="4F81BD"/>
       <w:sz w:val="20"/>
       <w:szCs w:val="20"/>
@@ -2912,7 +3029,7 @@
       <w:outlineLvl w:val="8"/>
     </w:pPr>
     <w:rPr>
-      <w:rFonts w:asciiTheme="majorHAnsi" w:cstheme="majorBidi" w:eastAsiaTheme="majorEastAsia" w:hAnsiTheme="majorHAnsi"/>
+      <w:rFonts w:asciiTheme="majorHAnsi" w:cstheme="majorBidi" w:hAnsiTheme="majorHAnsi" w:eastAsia="黑体"/>
       <w:i/>
       <w:iCs/>
       <w:color w:themeColor="text1" w:themeTint="BF" w:val="404040"/>
@@ -2963,7 +3080,7 @@
     <w:uiPriority w:val="9"/>
     <w:rsid w:val="00FC693F"/>
     <w:rPr>
-      <w:rFonts w:asciiTheme="majorHAnsi" w:cstheme="majorBidi" w:eastAsiaTheme="majorEastAsia" w:hAnsiTheme="majorHAnsi"/>
+      <w:rFonts w:asciiTheme="majorHAnsi" w:cstheme="majorBidi" w:hAnsiTheme="majorHAnsi" w:eastAsia="黑体"/>
       <w:b/>
       <w:bCs/>
       <w:color w:themeColor="accent1" w:themeShade="BF" w:val="365F91"/>
@@ -2978,7 +3095,7 @@
     <w:uiPriority w:val="9"/>
     <w:rsid w:val="00FC693F"/>
     <w:rPr>
-      <w:rFonts w:asciiTheme="majorHAnsi" w:cstheme="majorBidi" w:eastAsiaTheme="majorEastAsia" w:hAnsiTheme="majorHAnsi"/>
+      <w:rFonts w:asciiTheme="majorHAnsi" w:cstheme="majorBidi" w:hAnsiTheme="majorHAnsi" w:eastAsia="黑体"/>
       <w:b/>
       <w:bCs/>
       <w:color w:themeColor="accent1" w:val="4F81BD"/>
@@ -2993,7 +3110,7 @@
     <w:uiPriority w:val="9"/>
     <w:rsid w:val="00FC693F"/>
     <w:rPr>
-      <w:rFonts w:asciiTheme="majorHAnsi" w:cstheme="majorBidi" w:eastAsiaTheme="majorEastAsia" w:hAnsiTheme="majorHAnsi"/>
+      <w:rFonts w:asciiTheme="majorHAnsi" w:cstheme="majorBidi" w:hAnsiTheme="majorHAnsi" w:eastAsia="黑体"/>
       <w:b/>
       <w:bCs/>
       <w:color w:themeColor="accent1" w:val="4F81BD"/>
@@ -3016,7 +3133,7 @@
       <w:contextualSpacing/>
     </w:pPr>
     <w:rPr>
-      <w:rFonts w:ascii="Times New Roman" w:asciiTheme="majorHAnsi" w:cstheme="majorBidi" w:eastAsia="黑体" w:eastAsiaTheme="majorEastAsia" w:hAnsi="Times New Roman" w:hAnsiTheme="majorHAnsi"/>
+      <w:rFonts w:ascii="Times New Roman" w:asciiTheme="majorHAnsi" w:cstheme="majorBidi" w:eastAsia="黑体" w:hAnsi="Times New Roman" w:hAnsiTheme="majorHAnsi"/>
       <w:b/>
       <w:color w:val="1F3864"/>
       <w:spacing w:val="5"/>
@@ -3032,7 +3149,7 @@
     <w:uiPriority w:val="10"/>
     <w:rsid w:val="00FC693F"/>
     <w:rPr>
-      <w:rFonts w:asciiTheme="majorHAnsi" w:cstheme="majorBidi" w:eastAsiaTheme="majorEastAsia" w:hAnsiTheme="majorHAnsi"/>
+      <w:rFonts w:asciiTheme="majorHAnsi" w:cstheme="majorBidi" w:hAnsiTheme="majorHAnsi" w:eastAsia="黑体"/>
       <w:color w:themeColor="text2" w:themeShade="BF" w:val="17365D"/>
       <w:spacing w:val="5"/>
       <w:kern w:val="28"/>
@@ -3054,7 +3171,7 @@
       </w:numPr>
     </w:pPr>
     <w:rPr>
-      <w:rFonts w:asciiTheme="majorHAnsi" w:cstheme="majorBidi" w:eastAsiaTheme="majorEastAsia" w:hAnsiTheme="majorHAnsi"/>
+      <w:rFonts w:asciiTheme="majorHAnsi" w:cstheme="majorBidi" w:hAnsiTheme="majorHAnsi" w:eastAsia="黑体"/>
       <w:i/>
       <w:iCs/>
       <w:color w:themeColor="accent1" w:val="4F81BD"/>
@@ -3070,7 +3187,7 @@
     <w:uiPriority w:val="11"/>
     <w:rsid w:val="00FC693F"/>
     <w:rPr>
-      <w:rFonts w:asciiTheme="majorHAnsi" w:cstheme="majorBidi" w:eastAsiaTheme="majorEastAsia" w:hAnsiTheme="majorHAnsi"/>
+      <w:rFonts w:asciiTheme="majorHAnsi" w:cstheme="majorBidi" w:hAnsiTheme="majorHAnsi" w:eastAsia="黑体"/>
       <w:i/>
       <w:iCs/>
       <w:color w:themeColor="accent1" w:val="4F81BD"/>
@@ -3137,6 +3254,7 @@
       <w:spacing w:after="120"/>
     </w:pPr>
     <w:rPr>
+      <w:rFonts w:eastAsia="黑体"/>
       <w:sz w:val="16"/>
       <w:szCs w:val="16"/>
     </w:rPr>
@@ -3148,6 +3266,7 @@
     <w:uiPriority w:val="99"/>
     <w:rsid w:val="00AA1D8D"/>
     <w:rPr>
+      <w:rFonts w:eastAsia="黑体"/>
       <w:sz w:val="16"/>
       <w:szCs w:val="16"/>
     </w:rPr>
@@ -3317,7 +3436,7 @@
       </w:tabs>
     </w:pPr>
     <w:rPr>
-      <w:rFonts w:ascii="Courier" w:hAnsi="Courier"/>
+      <w:rFonts w:ascii="Courier" w:hAnsi="Courier" w:eastAsia="黑体"/>
       <w:sz w:val="20"/>
       <w:szCs w:val="20"/>
     </w:rPr>
@@ -3329,7 +3448,7 @@
     <w:uiPriority w:val="99"/>
     <w:rsid w:val="0029639D"/>
     <w:rPr>
-      <w:rFonts w:ascii="Courier" w:hAnsi="Courier"/>
+      <w:rFonts w:ascii="Courier" w:hAnsi="Courier" w:eastAsia="黑体"/>
       <w:sz w:val="20"/>
       <w:szCs w:val="20"/>
     </w:rPr>
@@ -3365,6 +3484,7 @@
     <w:uiPriority w:val="29"/>
     <w:rsid w:val="00FC693F"/>
     <w:rPr>
+      <w:rFonts w:eastAsia="黑体"/>
       <w:i/>
       <w:iCs/>
       <w:color w:themeColor="text1" w:val="000000"/>
@@ -3378,7 +3498,7 @@
     <w:semiHidden/>
     <w:rsid w:val="00FC693F"/>
     <w:rPr>
-      <w:rFonts w:asciiTheme="majorHAnsi" w:cstheme="majorBidi" w:eastAsiaTheme="majorEastAsia" w:hAnsiTheme="majorHAnsi"/>
+      <w:rFonts w:asciiTheme="majorHAnsi" w:cstheme="majorBidi" w:hAnsiTheme="majorHAnsi" w:eastAsia="黑体"/>
       <w:b/>
       <w:bCs/>
       <w:i/>
@@ -3394,7 +3514,7 @@
     <w:semiHidden/>
     <w:rsid w:val="00FC693F"/>
     <w:rPr>
-      <w:rFonts w:asciiTheme="majorHAnsi" w:cstheme="majorBidi" w:eastAsiaTheme="majorEastAsia" w:hAnsiTheme="majorHAnsi"/>
+      <w:rFonts w:asciiTheme="majorHAnsi" w:cstheme="majorBidi" w:hAnsiTheme="majorHAnsi" w:eastAsia="黑体"/>
       <w:color w:themeColor="accent1" w:themeShade="7F" w:val="243F60"/>
     </w:rPr>
   </w:style>
@@ -3406,7 +3526,7 @@
     <w:semiHidden/>
     <w:rsid w:val="00FC693F"/>
     <w:rPr>
-      <w:rFonts w:asciiTheme="majorHAnsi" w:cstheme="majorBidi" w:eastAsiaTheme="majorEastAsia" w:hAnsiTheme="majorHAnsi"/>
+      <w:rFonts w:asciiTheme="majorHAnsi" w:cstheme="majorBidi" w:hAnsiTheme="majorHAnsi" w:eastAsia="黑体"/>
       <w:i/>
       <w:iCs/>
       <w:color w:themeColor="accent1" w:themeShade="7F" w:val="243F60"/>
@@ -3420,7 +3540,7 @@
     <w:semiHidden/>
     <w:rsid w:val="00FC693F"/>
     <w:rPr>
-      <w:rFonts w:asciiTheme="majorHAnsi" w:cstheme="majorBidi" w:eastAsiaTheme="majorEastAsia" w:hAnsiTheme="majorHAnsi"/>
+      <w:rFonts w:asciiTheme="majorHAnsi" w:cstheme="majorBidi" w:hAnsiTheme="majorHAnsi" w:eastAsia="黑体"/>
       <w:i/>
       <w:iCs/>
       <w:color w:themeColor="text1" w:themeTint="BF" w:val="404040"/>
@@ -3434,7 +3554,7 @@
     <w:semiHidden/>
     <w:rsid w:val="00FC693F"/>
     <w:rPr>
-      <w:rFonts w:asciiTheme="majorHAnsi" w:cstheme="majorBidi" w:eastAsiaTheme="majorEastAsia" w:hAnsiTheme="majorHAnsi"/>
+      <w:rFonts w:asciiTheme="majorHAnsi" w:cstheme="majorBidi" w:hAnsiTheme="majorHAnsi" w:eastAsia="黑体"/>
       <w:color w:themeColor="accent1" w:val="4F81BD"/>
       <w:sz w:val="20"/>
       <w:szCs w:val="20"/>
@@ -3448,7 +3568,7 @@
     <w:semiHidden/>
     <w:rsid w:val="00FC693F"/>
     <w:rPr>
-      <w:rFonts w:asciiTheme="majorHAnsi" w:cstheme="majorBidi" w:eastAsiaTheme="majorEastAsia" w:hAnsiTheme="majorHAnsi"/>
+      <w:rFonts w:asciiTheme="majorHAnsi" w:cstheme="majorBidi" w:hAnsiTheme="majorHAnsi" w:eastAsia="黑体"/>
       <w:i/>
       <w:iCs/>
       <w:color w:themeColor="text1" w:themeTint="BF" w:val="404040"/>
@@ -3469,6 +3589,7 @@
       <w:spacing w:line="240" w:lineRule="auto"/>
     </w:pPr>
     <w:rPr>
+      <w:rFonts w:eastAsia="黑体"/>
       <w:b/>
       <w:bCs/>
       <w:color w:themeColor="accent1" w:val="4F81BD"/>
@@ -3483,6 +3604,7 @@
     <w:qFormat/>
     <w:rsid w:val="00FC693F"/>
     <w:rPr>
+      <w:rFonts w:eastAsia="黑体"/>
       <w:b/>
       <w:bCs/>
     </w:rPr>
@@ -3494,6 +3616,7 @@
     <w:qFormat/>
     <w:rsid w:val="00FC693F"/>
     <w:rPr>
+      <w:rFonts w:eastAsia="黑体"/>
       <w:i/>
       <w:iCs/>
     </w:rPr>
@@ -3514,6 +3637,7 @@
       <w:ind w:left="936" w:right="936"/>
     </w:pPr>
     <w:rPr>
+      <w:rFonts w:eastAsia="黑体"/>
       <w:b/>
       <w:bCs/>
       <w:i/>
@@ -3528,6 +3652,7 @@
     <w:uiPriority w:val="30"/>
     <w:rsid w:val="00FC693F"/>
     <w:rPr>
+      <w:rFonts w:eastAsia="黑体"/>
       <w:b/>
       <w:bCs/>
       <w:i/>
@@ -3542,6 +3667,7 @@
     <w:qFormat/>
     <w:rsid w:val="00FC693F"/>
     <w:rPr>
+      <w:rFonts w:eastAsia="黑体"/>
       <w:i/>
       <w:iCs/>
       <w:color w:themeColor="text1" w:themeTint="7F" w:val="808080"/>
@@ -3554,6 +3680,7 @@
     <w:qFormat/>
     <w:rsid w:val="00FC693F"/>
     <w:rPr>
+      <w:rFonts w:eastAsia="黑体"/>
       <w:b/>
       <w:bCs/>
       <w:i/>
@@ -3568,6 +3695,7 @@
     <w:qFormat/>
     <w:rsid w:val="00FC693F"/>
     <w:rPr>
+      <w:rFonts w:eastAsia="黑体"/>
       <w:smallCaps/>
       <w:color w:themeColor="accent2" w:val="C0504D"/>
       <w:u w:val="single"/>
@@ -3580,6 +3708,7 @@
     <w:qFormat/>
     <w:rsid w:val="00FC693F"/>
     <w:rPr>
+      <w:rFonts w:eastAsia="黑体"/>
       <w:b/>
       <w:bCs/>
       <w:smallCaps/>
@@ -3595,6 +3724,7 @@
     <w:qFormat/>
     <w:rsid w:val="00FC693F"/>
     <w:rPr>
+      <w:rFonts w:eastAsia="黑体"/>
       <w:b/>
       <w:bCs/>
       <w:smallCaps/>
@@ -3649,6 +3779,7 @@
       <w:spacing w:after="0" w:line="240" w:lineRule="auto"/>
     </w:pPr>
     <w:rPr>
+      <w:rFonts w:eastAsia="黑体"/>
       <w:color w:themeColor="text1" w:themeShade="BF" w:val="000000"/>
     </w:rPr>
     <w:tblPr>
@@ -3671,6 +3802,7 @@
         <w:spacing w:after="0" w:before="0" w:line="240" w:lineRule="auto"/>
       </w:pPr>
       <w:rPr>
+        <w:rFonts w:eastAsia="黑体"/>
         <w:b/>
         <w:bCs/>
       </w:rPr>
@@ -3691,6 +3823,7 @@
         <w:spacing w:after="0" w:before="0" w:line="240" w:lineRule="auto"/>
       </w:pPr>
       <w:rPr>
+        <w:rFonts w:eastAsia="黑体"/>
         <w:b/>
         <w:bCs/>
       </w:rPr>
@@ -3708,12 +3841,14 @@
     </w:tblStylePr>
     <w:tblStylePr w:type="firstCol">
       <w:rPr>
+        <w:rFonts w:eastAsia="黑体"/>
         <w:b/>
         <w:bCs/>
       </w:rPr>
     </w:tblStylePr>
     <w:tblStylePr w:type="lastCol">
       <w:rPr>
+        <w:rFonts w:eastAsia="黑体"/>
         <w:b/>
         <w:bCs/>
       </w:rPr>
@@ -3752,6 +3887,7 @@
       <w:spacing w:after="0" w:line="240" w:lineRule="auto"/>
     </w:pPr>
     <w:rPr>
+      <w:rFonts w:eastAsia="黑体"/>
       <w:color w:themeColor="accent1" w:themeShade="BF" w:val="365F91"/>
     </w:rPr>
     <w:tblPr>
@@ -3774,6 +3910,7 @@
         <w:spacing w:after="0" w:before="0" w:line="240" w:lineRule="auto"/>
       </w:pPr>
       <w:rPr>
+        <w:rFonts w:eastAsia="黑体"/>
         <w:b/>
         <w:bCs/>
       </w:rPr>
@@ -3794,6 +3931,7 @@
         <w:spacing w:after="0" w:before="0" w:line="240" w:lineRule="auto"/>
       </w:pPr>
       <w:rPr>
+        <w:rFonts w:eastAsia="黑体"/>
         <w:b/>
         <w:bCs/>
       </w:rPr>
@@ -3811,12 +3949,14 @@
     </w:tblStylePr>
     <w:tblStylePr w:type="firstCol">
       <w:rPr>
+        <w:rFonts w:eastAsia="黑体"/>
         <w:b/>
         <w:bCs/>
       </w:rPr>
     </w:tblStylePr>
     <w:tblStylePr w:type="lastCol">
       <w:rPr>
+        <w:rFonts w:eastAsia="黑体"/>
         <w:b/>
         <w:bCs/>
       </w:rPr>
@@ -3855,6 +3995,7 @@
       <w:spacing w:after="0" w:line="240" w:lineRule="auto"/>
     </w:pPr>
     <w:rPr>
+      <w:rFonts w:eastAsia="黑体"/>
       <w:color w:themeColor="accent2" w:themeShade="BF" w:val="943634"/>
     </w:rPr>
     <w:tblPr>
@@ -3877,6 +4018,7 @@
         <w:spacing w:after="0" w:before="0" w:line="240" w:lineRule="auto"/>
       </w:pPr>
       <w:rPr>
+        <w:rFonts w:eastAsia="黑体"/>
         <w:b/>
         <w:bCs/>
       </w:rPr>
@@ -3897,6 +4039,7 @@
         <w:spacing w:after="0" w:before="0" w:line="240" w:lineRule="auto"/>
       </w:pPr>
       <w:rPr>
+        <w:rFonts w:eastAsia="黑体"/>
         <w:b/>
         <w:bCs/>
       </w:rPr>
@@ -3914,12 +4057,14 @@
     </w:tblStylePr>
     <w:tblStylePr w:type="firstCol">
       <w:rPr>
+        <w:rFonts w:eastAsia="黑体"/>
         <w:b/>
         <w:bCs/>
       </w:rPr>
     </w:tblStylePr>
     <w:tblStylePr w:type="lastCol">
       <w:rPr>
+        <w:rFonts w:eastAsia="黑体"/>
         <w:b/>
         <w:bCs/>
       </w:rPr>
@@ -3958,6 +4103,7 @@
       <w:spacing w:after="0" w:line="240" w:lineRule="auto"/>
     </w:pPr>
     <w:rPr>
+      <w:rFonts w:eastAsia="黑体"/>
       <w:color w:themeColor="accent3" w:themeShade="BF" w:val="76923C"/>
     </w:rPr>
     <w:tblPr>
@@ -3980,6 +4126,7 @@
         <w:spacing w:after="0" w:before="0" w:line="240" w:lineRule="auto"/>
       </w:pPr>
       <w:rPr>
+        <w:rFonts w:eastAsia="黑体"/>
         <w:b/>
         <w:bCs/>
       </w:rPr>
@@ -4000,6 +4147,7 @@
         <w:spacing w:after="0" w:before="0" w:line="240" w:lineRule="auto"/>
       </w:pPr>
       <w:rPr>
+        <w:rFonts w:eastAsia="黑体"/>
         <w:b/>
         <w:bCs/>
       </w:rPr>
@@ -4017,12 +4165,14 @@
     </w:tblStylePr>
     <w:tblStylePr w:type="firstCol">
       <w:rPr>
+        <w:rFonts w:eastAsia="黑体"/>
         <w:b/>
         <w:bCs/>
       </w:rPr>
     </w:tblStylePr>
     <w:tblStylePr w:type="lastCol">
       <w:rPr>
+        <w:rFonts w:eastAsia="黑体"/>
         <w:b/>
         <w:bCs/>
       </w:rPr>
@@ -4061,6 +4211,7 @@
       <w:spacing w:after="0" w:line="240" w:lineRule="auto"/>
     </w:pPr>
     <w:rPr>
+      <w:rFonts w:eastAsia="黑体"/>
       <w:color w:themeColor="accent4" w:themeShade="BF" w:val="5F497A"/>
     </w:rPr>
     <w:tblPr>
@@ -4083,6 +4234,7 @@
         <w:spacing w:after="0" w:before="0" w:line="240" w:lineRule="auto"/>
       </w:pPr>
       <w:rPr>
+        <w:rFonts w:eastAsia="黑体"/>
         <w:b/>
         <w:bCs/>
       </w:rPr>
@@ -4103,6 +4255,7 @@
         <w:spacing w:after="0" w:before="0" w:line="240" w:lineRule="auto"/>
       </w:pPr>
       <w:rPr>
+        <w:rFonts w:eastAsia="黑体"/>
         <w:b/>
         <w:bCs/>
       </w:rPr>
@@ -4120,12 +4273,14 @@
     </w:tblStylePr>
     <w:tblStylePr w:type="firstCol">
       <w:rPr>
+        <w:rFonts w:eastAsia="黑体"/>
         <w:b/>
         <w:bCs/>
       </w:rPr>
     </w:tblStylePr>
     <w:tblStylePr w:type="lastCol">
       <w:rPr>
+        <w:rFonts w:eastAsia="黑体"/>
         <w:b/>
         <w:bCs/>
       </w:rPr>
@@ -4164,6 +4319,7 @@
       <w:spacing w:after="0" w:line="240" w:lineRule="auto"/>
     </w:pPr>
     <w:rPr>
+      <w:rFonts w:eastAsia="黑体"/>
       <w:color w:themeColor="accent5" w:themeShade="BF" w:val="31849B"/>
     </w:rPr>
     <w:tblPr>
@@ -4186,6 +4342,7 @@
         <w:spacing w:after="0" w:before="0" w:line="240" w:lineRule="auto"/>
       </w:pPr>
       <w:rPr>
+        <w:rFonts w:eastAsia="黑体"/>
         <w:b/>
         <w:bCs/>
       </w:rPr>
@@ -4206,6 +4363,7 @@
         <w:spacing w:after="0" w:before="0" w:line="240" w:lineRule="auto"/>
       </w:pPr>
       <w:rPr>
+        <w:rFonts w:eastAsia="黑体"/>
         <w:b/>
         <w:bCs/>
       </w:rPr>
@@ -4223,12 +4381,14 @@
     </w:tblStylePr>
     <w:tblStylePr w:type="firstCol">
       <w:rPr>
+        <w:rFonts w:eastAsia="黑体"/>
         <w:b/>
         <w:bCs/>
       </w:rPr>
     </w:tblStylePr>
     <w:tblStylePr w:type="lastCol">
       <w:rPr>
+        <w:rFonts w:eastAsia="黑体"/>
         <w:b/>
         <w:bCs/>
       </w:rPr>
@@ -4267,6 +4427,7 @@
       <w:spacing w:after="0" w:line="240" w:lineRule="auto"/>
     </w:pPr>
     <w:rPr>
+      <w:rFonts w:eastAsia="黑体"/>
       <w:color w:themeColor="accent6" w:themeShade="BF" w:val="E36C0A"/>
     </w:rPr>
     <w:tblPr>
@@ -4289,6 +4450,7 @@
         <w:spacing w:after="0" w:before="0" w:line="240" w:lineRule="auto"/>
       </w:pPr>
       <w:rPr>
+        <w:rFonts w:eastAsia="黑体"/>
         <w:b/>
         <w:bCs/>
       </w:rPr>
@@ -4309,6 +4471,7 @@
         <w:spacing w:after="0" w:before="0" w:line="240" w:lineRule="auto"/>
       </w:pPr>
       <w:rPr>
+        <w:rFonts w:eastAsia="黑体"/>
         <w:b/>
         <w:bCs/>
       </w:rPr>
@@ -4326,12 +4489,14 @@
     </w:tblStylePr>
     <w:tblStylePr w:type="firstCol">
       <w:rPr>
+        <w:rFonts w:eastAsia="黑体"/>
         <w:b/>
         <w:bCs/>
       </w:rPr>
     </w:tblStylePr>
     <w:tblStylePr w:type="lastCol">
       <w:rPr>
+        <w:rFonts w:eastAsia="黑体"/>
         <w:b/>
         <w:bCs/>
       </w:rPr>
@@ -4391,6 +4556,7 @@
         <w:spacing w:after="0" w:before="0" w:line="240" w:lineRule="auto"/>
       </w:pPr>
       <w:rPr>
+        <w:rFonts w:eastAsia="黑体"/>
         <w:b/>
         <w:bCs/>
         <w:color w:themeColor="background1" w:val="FFFFFF"/>
@@ -4405,6 +4571,7 @@
         <w:spacing w:after="0" w:before="0" w:line="240" w:lineRule="auto"/>
       </w:pPr>
       <w:rPr>
+        <w:rFonts w:eastAsia="黑体"/>
         <w:b/>
         <w:bCs/>
       </w:rPr>
@@ -4420,12 +4587,14 @@
     </w:tblStylePr>
     <w:tblStylePr w:type="firstCol">
       <w:rPr>
+        <w:rFonts w:eastAsia="黑体"/>
         <w:b/>
         <w:bCs/>
       </w:rPr>
     </w:tblStylePr>
     <w:tblStylePr w:type="lastCol">
       <w:rPr>
+        <w:rFonts w:eastAsia="黑体"/>
         <w:b/>
         <w:bCs/>
       </w:rPr>
@@ -4483,6 +4652,7 @@
         <w:spacing w:after="0" w:before="0" w:line="240" w:lineRule="auto"/>
       </w:pPr>
       <w:rPr>
+        <w:rFonts w:eastAsia="黑体"/>
         <w:b/>
         <w:bCs/>
         <w:color w:themeColor="background1" w:val="FFFFFF"/>
@@ -4497,6 +4667,7 @@
         <w:spacing w:after="0" w:before="0" w:line="240" w:lineRule="auto"/>
       </w:pPr>
       <w:rPr>
+        <w:rFonts w:eastAsia="黑体"/>
         <w:b/>
         <w:bCs/>
       </w:rPr>
@@ -4512,12 +4683,14 @@
     </w:tblStylePr>
     <w:tblStylePr w:type="firstCol">
       <w:rPr>
+        <w:rFonts w:eastAsia="黑体"/>
         <w:b/>
         <w:bCs/>
       </w:rPr>
     </w:tblStylePr>
     <w:tblStylePr w:type="lastCol">
       <w:rPr>
+        <w:rFonts w:eastAsia="黑体"/>
         <w:b/>
         <w:bCs/>
       </w:rPr>
@@ -4575,6 +4748,7 @@
         <w:spacing w:after="0" w:before="0" w:line="240" w:lineRule="auto"/>
       </w:pPr>
       <w:rPr>
+        <w:rFonts w:eastAsia="黑体"/>
         <w:b/>
         <w:bCs/>
         <w:color w:themeColor="background1" w:val="FFFFFF"/>
@@ -4589,6 +4763,7 @@
         <w:spacing w:after="0" w:before="0" w:line="240" w:lineRule="auto"/>
       </w:pPr>
       <w:rPr>
+        <w:rFonts w:eastAsia="黑体"/>
         <w:b/>
         <w:bCs/>
       </w:rPr>
@@ -4604,12 +4779,14 @@
     </w:tblStylePr>
     <w:tblStylePr w:type="firstCol">
       <w:rPr>
+        <w:rFonts w:eastAsia="黑体"/>
         <w:b/>
         <w:bCs/>
       </w:rPr>
     </w:tblStylePr>
     <w:tblStylePr w:type="lastCol">
       <w:rPr>
+        <w:rFonts w:eastAsia="黑体"/>
         <w:b/>
         <w:bCs/>
       </w:rPr>
@@ -4667,6 +4844,7 @@
         <w:spacing w:after="0" w:before="0" w:line="240" w:lineRule="auto"/>
       </w:pPr>
       <w:rPr>
+        <w:rFonts w:eastAsia="黑体"/>
         <w:b/>
         <w:bCs/>
         <w:color w:themeColor="background1" w:val="FFFFFF"/>
@@ -4681,6 +4859,7 @@
         <w:spacing w:after="0" w:before="0" w:line="240" w:lineRule="auto"/>
       </w:pPr>
       <w:rPr>
+        <w:rFonts w:eastAsia="黑体"/>
         <w:b/>
         <w:bCs/>
       </w:rPr>
@@ -4696,12 +4875,14 @@
     </w:tblStylePr>
     <w:tblStylePr w:type="firstCol">
       <w:rPr>
+        <w:rFonts w:eastAsia="黑体"/>
         <w:b/>
         <w:bCs/>
       </w:rPr>
     </w:tblStylePr>
     <w:tblStylePr w:type="lastCol">
       <w:rPr>
+        <w:rFonts w:eastAsia="黑体"/>
         <w:b/>
         <w:bCs/>
       </w:rPr>
@@ -4759,6 +4940,7 @@
         <w:spacing w:after="0" w:before="0" w:line="240" w:lineRule="auto"/>
       </w:pPr>
       <w:rPr>
+        <w:rFonts w:eastAsia="黑体"/>
         <w:b/>
         <w:bCs/>
         <w:color w:themeColor="background1" w:val="FFFFFF"/>
@@ -4773,6 +4955,7 @@
         <w:spacing w:after="0" w:before="0" w:line="240" w:lineRule="auto"/>
       </w:pPr>
       <w:rPr>
+        <w:rFonts w:eastAsia="黑体"/>
         <w:b/>
         <w:bCs/>
       </w:rPr>
@@ -4788,12 +4971,14 @@
     </w:tblStylePr>
     <w:tblStylePr w:type="firstCol">
       <w:rPr>
+        <w:rFonts w:eastAsia="黑体"/>
         <w:b/>
         <w:bCs/>
       </w:rPr>
     </w:tblStylePr>
     <w:tblStylePr w:type="lastCol">
       <w:rPr>
+        <w:rFonts w:eastAsia="黑体"/>
         <w:b/>
         <w:bCs/>
       </w:rPr>
@@ -4851,6 +5036,7 @@
         <w:spacing w:after="0" w:before="0" w:line="240" w:lineRule="auto"/>
       </w:pPr>
       <w:rPr>
+        <w:rFonts w:eastAsia="黑体"/>
         <w:b/>
         <w:bCs/>
         <w:color w:themeColor="background1" w:val="FFFFFF"/>
@@ -4865,6 +5051,7 @@
         <w:spacing w:after="0" w:before="0" w:line="240" w:lineRule="auto"/>
       </w:pPr>
       <w:rPr>
+        <w:rFonts w:eastAsia="黑体"/>
         <w:b/>
         <w:bCs/>
       </w:rPr>
@@ -4880,12 +5067,14 @@
     </w:tblStylePr>
     <w:tblStylePr w:type="firstCol">
       <w:rPr>
+        <w:rFonts w:eastAsia="黑体"/>
         <w:b/>
         <w:bCs/>
       </w:rPr>
     </w:tblStylePr>
     <w:tblStylePr w:type="lastCol">
       <w:rPr>
+        <w:rFonts w:eastAsia="黑体"/>
         <w:b/>
         <w:bCs/>
       </w:rPr>
@@ -4943,6 +5132,7 @@
         <w:spacing w:after="0" w:before="0" w:line="240" w:lineRule="auto"/>
       </w:pPr>
       <w:rPr>
+        <w:rFonts w:eastAsia="黑体"/>
         <w:b/>
         <w:bCs/>
         <w:color w:themeColor="background1" w:val="FFFFFF"/>
@@ -4957,6 +5147,7 @@
         <w:spacing w:after="0" w:before="0" w:line="240" w:lineRule="auto"/>
       </w:pPr>
       <w:rPr>
+        <w:rFonts w:eastAsia="黑体"/>
         <w:b/>
         <w:bCs/>
       </w:rPr>
@@ -4972,12 +5163,14 @@
     </w:tblStylePr>
     <w:tblStylePr w:type="firstCol">
       <w:rPr>
+        <w:rFonts w:eastAsia="黑体"/>
         <w:b/>
         <w:bCs/>
       </w:rPr>
     </w:tblStylePr>
     <w:tblStylePr w:type="lastCol">
       <w:rPr>
+        <w:rFonts w:eastAsia="黑体"/>
         <w:b/>
         <w:bCs/>
       </w:rPr>
@@ -5037,7 +5230,7 @@
         <w:spacing w:after="0" w:before="0" w:line="240" w:lineRule="auto"/>
       </w:pPr>
       <w:rPr>
-        <w:rFonts w:asciiTheme="majorHAnsi" w:cstheme="majorBidi" w:eastAsiaTheme="majorEastAsia" w:hAnsiTheme="majorHAnsi"/>
+        <w:rFonts w:asciiTheme="majorHAnsi" w:cstheme="majorBidi" w:hAnsiTheme="majorHAnsi" w:eastAsia="黑体"/>
         <w:b/>
         <w:bCs/>
       </w:rPr>
@@ -5058,7 +5251,7 @@
         <w:spacing w:after="0" w:before="0" w:line="240" w:lineRule="auto"/>
       </w:pPr>
       <w:rPr>
-        <w:rFonts w:asciiTheme="majorHAnsi" w:cstheme="majorBidi" w:eastAsiaTheme="majorEastAsia" w:hAnsiTheme="majorHAnsi"/>
+        <w:rFonts w:asciiTheme="majorHAnsi" w:cstheme="majorBidi" w:hAnsiTheme="majorHAnsi" w:eastAsia="黑体"/>
         <w:b/>
         <w:bCs/>
       </w:rPr>
@@ -5076,14 +5269,14 @@
     </w:tblStylePr>
     <w:tblStylePr w:type="firstCol">
       <w:rPr>
-        <w:rFonts w:asciiTheme="majorHAnsi" w:cstheme="majorBidi" w:eastAsiaTheme="majorEastAsia" w:hAnsiTheme="majorHAnsi"/>
+        <w:rFonts w:asciiTheme="majorHAnsi" w:cstheme="majorBidi" w:hAnsiTheme="majorHAnsi" w:eastAsia="黑体"/>
         <w:b/>
         <w:bCs/>
       </w:rPr>
     </w:tblStylePr>
     <w:tblStylePr w:type="lastCol">
       <w:rPr>
-        <w:rFonts w:asciiTheme="majorHAnsi" w:cstheme="majorBidi" w:eastAsiaTheme="majorEastAsia" w:hAnsiTheme="majorHAnsi"/>
+        <w:rFonts w:asciiTheme="majorHAnsi" w:cstheme="majorBidi" w:hAnsiTheme="majorHAnsi" w:eastAsia="黑体"/>
         <w:b/>
         <w:bCs/>
       </w:rPr>
@@ -5167,7 +5360,7 @@
         <w:spacing w:after="0" w:before="0" w:line="240" w:lineRule="auto"/>
       </w:pPr>
       <w:rPr>
-        <w:rFonts w:asciiTheme="majorHAnsi" w:cstheme="majorBidi" w:eastAsiaTheme="majorEastAsia" w:hAnsiTheme="majorHAnsi"/>
+        <w:rFonts w:asciiTheme="majorHAnsi" w:cstheme="majorBidi" w:hAnsiTheme="majorHAnsi" w:eastAsia="黑体"/>
         <w:b/>
         <w:bCs/>
       </w:rPr>
@@ -5188,7 +5381,7 @@
         <w:spacing w:after="0" w:before="0" w:line="240" w:lineRule="auto"/>
       </w:pPr>
       <w:rPr>
-        <w:rFonts w:asciiTheme="majorHAnsi" w:cstheme="majorBidi" w:eastAsiaTheme="majorEastAsia" w:hAnsiTheme="majorHAnsi"/>
+        <w:rFonts w:asciiTheme="majorHAnsi" w:cstheme="majorBidi" w:hAnsiTheme="majorHAnsi" w:eastAsia="黑体"/>
         <w:b/>
         <w:bCs/>
       </w:rPr>
@@ -5206,14 +5399,14 @@
     </w:tblStylePr>
     <w:tblStylePr w:type="firstCol">
       <w:rPr>
-        <w:rFonts w:asciiTheme="majorHAnsi" w:cstheme="majorBidi" w:eastAsiaTheme="majorEastAsia" w:hAnsiTheme="majorHAnsi"/>
+        <w:rFonts w:asciiTheme="majorHAnsi" w:cstheme="majorBidi" w:hAnsiTheme="majorHAnsi" w:eastAsia="黑体"/>
         <w:b/>
         <w:bCs/>
       </w:rPr>
     </w:tblStylePr>
     <w:tblStylePr w:type="lastCol">
       <w:rPr>
-        <w:rFonts w:asciiTheme="majorHAnsi" w:cstheme="majorBidi" w:eastAsiaTheme="majorEastAsia" w:hAnsiTheme="majorHAnsi"/>
+        <w:rFonts w:asciiTheme="majorHAnsi" w:cstheme="majorBidi" w:hAnsiTheme="majorHAnsi" w:eastAsia="黑体"/>
         <w:b/>
         <w:bCs/>
       </w:rPr>
@@ -5297,7 +5490,7 @@
         <w:spacing w:after="0" w:before="0" w:line="240" w:lineRule="auto"/>
       </w:pPr>
       <w:rPr>
-        <w:rFonts w:asciiTheme="majorHAnsi" w:cstheme="majorBidi" w:eastAsiaTheme="majorEastAsia" w:hAnsiTheme="majorHAnsi"/>
+        <w:rFonts w:asciiTheme="majorHAnsi" w:cstheme="majorBidi" w:hAnsiTheme="majorHAnsi" w:eastAsia="黑体"/>
         <w:b/>
         <w:bCs/>
       </w:rPr>
@@ -5318,7 +5511,7 @@
         <w:spacing w:after="0" w:before="0" w:line="240" w:lineRule="auto"/>
       </w:pPr>
       <w:rPr>
-        <w:rFonts w:asciiTheme="majorHAnsi" w:cstheme="majorBidi" w:eastAsiaTheme="majorEastAsia" w:hAnsiTheme="majorHAnsi"/>
+        <w:rFonts w:asciiTheme="majorHAnsi" w:cstheme="majorBidi" w:hAnsiTheme="majorHAnsi" w:eastAsia="黑体"/>
         <w:b/>
         <w:bCs/>
       </w:rPr>
@@ -5336,14 +5529,14 @@
     </w:tblStylePr>
     <w:tblStylePr w:type="firstCol">
       <w:rPr>
-        <w:rFonts w:asciiTheme="majorHAnsi" w:cstheme="majorBidi" w:eastAsiaTheme="majorEastAsia" w:hAnsiTheme="majorHAnsi"/>
+        <w:rFonts w:asciiTheme="majorHAnsi" w:cstheme="majorBidi" w:hAnsiTheme="majorHAnsi" w:eastAsia="黑体"/>
         <w:b/>
         <w:bCs/>
       </w:rPr>
     </w:tblStylePr>
     <w:tblStylePr w:type="lastCol">
       <w:rPr>
-        <w:rFonts w:asciiTheme="majorHAnsi" w:cstheme="majorBidi" w:eastAsiaTheme="majorEastAsia" w:hAnsiTheme="majorHAnsi"/>
+        <w:rFonts w:asciiTheme="majorHAnsi" w:cstheme="majorBidi" w:hAnsiTheme="majorHAnsi" w:eastAsia="黑体"/>
         <w:b/>
         <w:bCs/>
       </w:rPr>
@@ -5427,7 +5620,7 @@
         <w:spacing w:after="0" w:before="0" w:line="240" w:lineRule="auto"/>
       </w:pPr>
       <w:rPr>
-        <w:rFonts w:asciiTheme="majorHAnsi" w:cstheme="majorBidi" w:eastAsiaTheme="majorEastAsia" w:hAnsiTheme="majorHAnsi"/>
+        <w:rFonts w:asciiTheme="majorHAnsi" w:cstheme="majorBidi" w:hAnsiTheme="majorHAnsi" w:eastAsia="黑体"/>
         <w:b/>
         <w:bCs/>
       </w:rPr>
@@ -5448,7 +5641,7 @@
         <w:spacing w:after="0" w:before="0" w:line="240" w:lineRule="auto"/>
       </w:pPr>
       <w:rPr>
-        <w:rFonts w:asciiTheme="majorHAnsi" w:cstheme="majorBidi" w:eastAsiaTheme="majorEastAsia" w:hAnsiTheme="majorHAnsi"/>
+        <w:rFonts w:asciiTheme="majorHAnsi" w:cstheme="majorBidi" w:hAnsiTheme="majorHAnsi" w:eastAsia="黑体"/>
         <w:b/>
         <w:bCs/>
       </w:rPr>
@@ -5466,14 +5659,14 @@
     </w:tblStylePr>
     <w:tblStylePr w:type="firstCol">
       <w:rPr>
-        <w:rFonts w:asciiTheme="majorHAnsi" w:cstheme="majorBidi" w:eastAsiaTheme="majorEastAsia" w:hAnsiTheme="majorHAnsi"/>
+        <w:rFonts w:asciiTheme="majorHAnsi" w:cstheme="majorBidi" w:hAnsiTheme="majorHAnsi" w:eastAsia="黑体"/>
         <w:b/>
         <w:bCs/>
       </w:rPr>
     </w:tblStylePr>
     <w:tblStylePr w:type="lastCol">
       <w:rPr>
-        <w:rFonts w:asciiTheme="majorHAnsi" w:cstheme="majorBidi" w:eastAsiaTheme="majorEastAsia" w:hAnsiTheme="majorHAnsi"/>
+        <w:rFonts w:asciiTheme="majorHAnsi" w:cstheme="majorBidi" w:hAnsiTheme="majorHAnsi" w:eastAsia="黑体"/>
         <w:b/>
         <w:bCs/>
       </w:rPr>
@@ -5557,7 +5750,7 @@
         <w:spacing w:after="0" w:before="0" w:line="240" w:lineRule="auto"/>
       </w:pPr>
       <w:rPr>
-        <w:rFonts w:asciiTheme="majorHAnsi" w:cstheme="majorBidi" w:eastAsiaTheme="majorEastAsia" w:hAnsiTheme="majorHAnsi"/>
+        <w:rFonts w:asciiTheme="majorHAnsi" w:cstheme="majorBidi" w:hAnsiTheme="majorHAnsi" w:eastAsia="黑体"/>
         <w:b/>
         <w:bCs/>
       </w:rPr>
@@ -5578,7 +5771,7 @@
         <w:spacing w:after="0" w:before="0" w:line="240" w:lineRule="auto"/>
       </w:pPr>
       <w:rPr>
-        <w:rFonts w:asciiTheme="majorHAnsi" w:cstheme="majorBidi" w:eastAsiaTheme="majorEastAsia" w:hAnsiTheme="majorHAnsi"/>
+        <w:rFonts w:asciiTheme="majorHAnsi" w:cstheme="majorBidi" w:hAnsiTheme="majorHAnsi" w:eastAsia="黑体"/>
         <w:b/>
         <w:bCs/>
       </w:rPr>
@@ -5596,14 +5789,14 @@
     </w:tblStylePr>
     <w:tblStylePr w:type="firstCol">
       <w:rPr>
-        <w:rFonts w:asciiTheme="majorHAnsi" w:cstheme="majorBidi" w:eastAsiaTheme="majorEastAsia" w:hAnsiTheme="majorHAnsi"/>
+        <w:rFonts w:asciiTheme="majorHAnsi" w:cstheme="majorBidi" w:hAnsiTheme="majorHAnsi" w:eastAsia="黑体"/>
         <w:b/>
         <w:bCs/>
       </w:rPr>
     </w:tblStylePr>
     <w:tblStylePr w:type="lastCol">
       <w:rPr>
-        <w:rFonts w:asciiTheme="majorHAnsi" w:cstheme="majorBidi" w:eastAsiaTheme="majorEastAsia" w:hAnsiTheme="majorHAnsi"/>
+        <w:rFonts w:asciiTheme="majorHAnsi" w:cstheme="majorBidi" w:hAnsiTheme="majorHAnsi" w:eastAsia="黑体"/>
         <w:b/>
         <w:bCs/>
       </w:rPr>
@@ -5687,7 +5880,7 @@
         <w:spacing w:after="0" w:before="0" w:line="240" w:lineRule="auto"/>
       </w:pPr>
       <w:rPr>
-        <w:rFonts w:asciiTheme="majorHAnsi" w:cstheme="majorBidi" w:eastAsiaTheme="majorEastAsia" w:hAnsiTheme="majorHAnsi"/>
+        <w:rFonts w:asciiTheme="majorHAnsi" w:cstheme="majorBidi" w:hAnsiTheme="majorHAnsi" w:eastAsia="黑体"/>
         <w:b/>
         <w:bCs/>
       </w:rPr>
@@ -5708,7 +5901,7 @@
         <w:spacing w:after="0" w:before="0" w:line="240" w:lineRule="auto"/>
       </w:pPr>
       <w:rPr>
-        <w:rFonts w:asciiTheme="majorHAnsi" w:cstheme="majorBidi" w:eastAsiaTheme="majorEastAsia" w:hAnsiTheme="majorHAnsi"/>
+        <w:rFonts w:asciiTheme="majorHAnsi" w:cstheme="majorBidi" w:hAnsiTheme="majorHAnsi" w:eastAsia="黑体"/>
         <w:b/>
         <w:bCs/>
       </w:rPr>
@@ -5726,14 +5919,14 @@
     </w:tblStylePr>
     <w:tblStylePr w:type="firstCol">
       <w:rPr>
-        <w:rFonts w:asciiTheme="majorHAnsi" w:cstheme="majorBidi" w:eastAsiaTheme="majorEastAsia" w:hAnsiTheme="majorHAnsi"/>
+        <w:rFonts w:asciiTheme="majorHAnsi" w:cstheme="majorBidi" w:hAnsiTheme="majorHAnsi" w:eastAsia="黑体"/>
         <w:b/>
         <w:bCs/>
       </w:rPr>
     </w:tblStylePr>
     <w:tblStylePr w:type="lastCol">
       <w:rPr>
-        <w:rFonts w:asciiTheme="majorHAnsi" w:cstheme="majorBidi" w:eastAsiaTheme="majorEastAsia" w:hAnsiTheme="majorHAnsi"/>
+        <w:rFonts w:asciiTheme="majorHAnsi" w:cstheme="majorBidi" w:hAnsiTheme="majorHAnsi" w:eastAsia="黑体"/>
         <w:b/>
         <w:bCs/>
       </w:rPr>
@@ -5817,7 +6010,7 @@
         <w:spacing w:after="0" w:before="0" w:line="240" w:lineRule="auto"/>
       </w:pPr>
       <w:rPr>
-        <w:rFonts w:asciiTheme="majorHAnsi" w:cstheme="majorBidi" w:eastAsiaTheme="majorEastAsia" w:hAnsiTheme="majorHAnsi"/>
+        <w:rFonts w:asciiTheme="majorHAnsi" w:cstheme="majorBidi" w:hAnsiTheme="majorHAnsi" w:eastAsia="黑体"/>
         <w:b/>
         <w:bCs/>
       </w:rPr>
@@ -5838,7 +6031,7 @@
         <w:spacing w:after="0" w:before="0" w:line="240" w:lineRule="auto"/>
       </w:pPr>
       <w:rPr>
-        <w:rFonts w:asciiTheme="majorHAnsi" w:cstheme="majorBidi" w:eastAsiaTheme="majorEastAsia" w:hAnsiTheme="majorHAnsi"/>
+        <w:rFonts w:asciiTheme="majorHAnsi" w:cstheme="majorBidi" w:hAnsiTheme="majorHAnsi" w:eastAsia="黑体"/>
         <w:b/>
         <w:bCs/>
       </w:rPr>
@@ -5856,14 +6049,14 @@
     </w:tblStylePr>
     <w:tblStylePr w:type="firstCol">
       <w:rPr>
-        <w:rFonts w:asciiTheme="majorHAnsi" w:cstheme="majorBidi" w:eastAsiaTheme="majorEastAsia" w:hAnsiTheme="majorHAnsi"/>
+        <w:rFonts w:asciiTheme="majorHAnsi" w:cstheme="majorBidi" w:hAnsiTheme="majorHAnsi" w:eastAsia="黑体"/>
         <w:b/>
         <w:bCs/>
       </w:rPr>
     </w:tblStylePr>
     <w:tblStylePr w:type="lastCol">
       <w:rPr>
-        <w:rFonts w:asciiTheme="majorHAnsi" w:cstheme="majorBidi" w:eastAsiaTheme="majorEastAsia" w:hAnsiTheme="majorHAnsi"/>
+        <w:rFonts w:asciiTheme="majorHAnsi" w:cstheme="majorBidi" w:hAnsiTheme="majorHAnsi" w:eastAsia="黑体"/>
         <w:b/>
         <w:bCs/>
       </w:rPr>
@@ -5946,6 +6139,7 @@
         <w:spacing w:after="0" w:before="0" w:line="240" w:lineRule="auto"/>
       </w:pPr>
       <w:rPr>
+        <w:rFonts w:eastAsia="黑体"/>
         <w:b/>
         <w:bCs/>
         <w:color w:themeColor="background1" w:val="FFFFFF"/>
@@ -5968,6 +6162,7 @@
         <w:spacing w:after="0" w:before="0" w:line="240" w:lineRule="auto"/>
       </w:pPr>
       <w:rPr>
+        <w:rFonts w:eastAsia="黑体"/>
         <w:b/>
         <w:bCs/>
       </w:rPr>
@@ -5985,12 +6180,14 @@
     </w:tblStylePr>
     <w:tblStylePr w:type="firstCol">
       <w:rPr>
+        <w:rFonts w:eastAsia="黑体"/>
         <w:b/>
         <w:bCs/>
       </w:rPr>
     </w:tblStylePr>
     <w:tblStylePr w:type="lastCol">
       <w:rPr>
+        <w:rFonts w:eastAsia="黑体"/>
         <w:b/>
         <w:bCs/>
       </w:rPr>
@@ -6052,6 +6249,7 @@
         <w:spacing w:after="0" w:before="0" w:line="240" w:lineRule="auto"/>
       </w:pPr>
       <w:rPr>
+        <w:rFonts w:eastAsia="黑体"/>
         <w:b/>
         <w:bCs/>
         <w:color w:themeColor="background1" w:val="FFFFFF"/>
@@ -6074,6 +6272,7 @@
         <w:spacing w:after="0" w:before="0" w:line="240" w:lineRule="auto"/>
       </w:pPr>
       <w:rPr>
+        <w:rFonts w:eastAsia="黑体"/>
         <w:b/>
         <w:bCs/>
       </w:rPr>
@@ -6091,12 +6290,14 @@
     </w:tblStylePr>
     <w:tblStylePr w:type="firstCol">
       <w:rPr>
+        <w:rFonts w:eastAsia="黑体"/>
         <w:b/>
         <w:bCs/>
       </w:rPr>
     </w:tblStylePr>
     <w:tblStylePr w:type="lastCol">
       <w:rPr>
+        <w:rFonts w:eastAsia="黑体"/>
         <w:b/>
         <w:bCs/>
       </w:rPr>
@@ -6158,6 +6359,7 @@
         <w:spacing w:after="0" w:before="0" w:line="240" w:lineRule="auto"/>
       </w:pPr>
       <w:rPr>
+        <w:rFonts w:eastAsia="黑体"/>
         <w:b/>
         <w:bCs/>
         <w:color w:themeColor="background1" w:val="FFFFFF"/>
@@ -6180,6 +6382,7 @@
         <w:spacing w:after="0" w:before="0" w:line="240" w:lineRule="auto"/>
       </w:pPr>
       <w:rPr>
+        <w:rFonts w:eastAsia="黑体"/>
         <w:b/>
         <w:bCs/>
       </w:rPr>
@@ -6197,12 +6400,14 @@
     </w:tblStylePr>
     <w:tblStylePr w:type="firstCol">
       <w:rPr>
+        <w:rFonts w:eastAsia="黑体"/>
         <w:b/>
         <w:bCs/>
       </w:rPr>
     </w:tblStylePr>
     <w:tblStylePr w:type="lastCol">
       <w:rPr>
+        <w:rFonts w:eastAsia="黑体"/>
         <w:b/>
         <w:bCs/>
       </w:rPr>
@@ -6264,6 +6469,7 @@
         <w:spacing w:after="0" w:before="0" w:line="240" w:lineRule="auto"/>
       </w:pPr>
       <w:rPr>
+        <w:rFonts w:eastAsia="黑体"/>
         <w:b/>
         <w:bCs/>
         <w:color w:themeColor="background1" w:val="FFFFFF"/>
@@ -6286,6 +6492,7 @@
         <w:spacing w:after="0" w:before="0" w:line="240" w:lineRule="auto"/>
       </w:pPr>
       <w:rPr>
+        <w:rFonts w:eastAsia="黑体"/>
         <w:b/>
         <w:bCs/>
       </w:rPr>
@@ -6303,12 +6510,14 @@
     </w:tblStylePr>
     <w:tblStylePr w:type="firstCol">
       <w:rPr>
+        <w:rFonts w:eastAsia="黑体"/>
         <w:b/>
         <w:bCs/>
       </w:rPr>
     </w:tblStylePr>
     <w:tblStylePr w:type="lastCol">
       <w:rPr>
+        <w:rFonts w:eastAsia="黑体"/>
         <w:b/>
         <w:bCs/>
       </w:rPr>
@@ -6370,6 +6579,7 @@
         <w:spacing w:after="0" w:before="0" w:line="240" w:lineRule="auto"/>
       </w:pPr>
       <w:rPr>
+        <w:rFonts w:eastAsia="黑体"/>
         <w:b/>
         <w:bCs/>
         <w:color w:themeColor="background1" w:val="FFFFFF"/>
@@ -6392,6 +6602,7 @@
         <w:spacing w:after="0" w:before="0" w:line="240" w:lineRule="auto"/>
       </w:pPr>
       <w:rPr>
+        <w:rFonts w:eastAsia="黑体"/>
         <w:b/>
         <w:bCs/>
       </w:rPr>
@@ -6409,12 +6620,14 @@
     </w:tblStylePr>
     <w:tblStylePr w:type="firstCol">
       <w:rPr>
+        <w:rFonts w:eastAsia="黑体"/>
         <w:b/>
         <w:bCs/>
       </w:rPr>
     </w:tblStylePr>
     <w:tblStylePr w:type="lastCol">
       <w:rPr>
+        <w:rFonts w:eastAsia="黑体"/>
         <w:b/>
         <w:bCs/>
       </w:rPr>
@@ -6476,6 +6689,7 @@
         <w:spacing w:after="0" w:before="0" w:line="240" w:lineRule="auto"/>
       </w:pPr>
       <w:rPr>
+        <w:rFonts w:eastAsia="黑体"/>
         <w:b/>
         <w:bCs/>
         <w:color w:themeColor="background1" w:val="FFFFFF"/>
@@ -6498,6 +6712,7 @@
         <w:spacing w:after="0" w:before="0" w:line="240" w:lineRule="auto"/>
       </w:pPr>
       <w:rPr>
+        <w:rFonts w:eastAsia="黑体"/>
         <w:b/>
         <w:bCs/>
       </w:rPr>
@@ -6515,12 +6730,14 @@
     </w:tblStylePr>
     <w:tblStylePr w:type="firstCol">
       <w:rPr>
+        <w:rFonts w:eastAsia="黑体"/>
         <w:b/>
         <w:bCs/>
       </w:rPr>
     </w:tblStylePr>
     <w:tblStylePr w:type="lastCol">
       <w:rPr>
+        <w:rFonts w:eastAsia="黑体"/>
         <w:b/>
         <w:bCs/>
       </w:rPr>
@@ -6582,6 +6799,7 @@
         <w:spacing w:after="0" w:before="0" w:line="240" w:lineRule="auto"/>
       </w:pPr>
       <w:rPr>
+        <w:rFonts w:eastAsia="黑体"/>
         <w:b/>
         <w:bCs/>
         <w:color w:themeColor="background1" w:val="FFFFFF"/>
@@ -6604,6 +6822,7 @@
         <w:spacing w:after="0" w:before="0" w:line="240" w:lineRule="auto"/>
       </w:pPr>
       <w:rPr>
+        <w:rFonts w:eastAsia="黑体"/>
         <w:b/>
         <w:bCs/>
       </w:rPr>
@@ -6621,12 +6840,14 @@
     </w:tblStylePr>
     <w:tblStylePr w:type="firstCol">
       <w:rPr>
+        <w:rFonts w:eastAsia="黑体"/>
         <w:b/>
         <w:bCs/>
       </w:rPr>
     </w:tblStylePr>
     <w:tblStylePr w:type="lastCol">
       <w:rPr>
+        <w:rFonts w:eastAsia="黑体"/>
         <w:b/>
         <w:bCs/>
       </w:rPr>
@@ -6685,6 +6906,7 @@
         <w:spacing w:after="0" w:before="0" w:line="240" w:lineRule="auto"/>
       </w:pPr>
       <w:rPr>
+        <w:rFonts w:eastAsia="黑体"/>
         <w:b/>
         <w:bCs/>
         <w:color w:themeColor="background1" w:val="FFFFFF"/>
@@ -6707,6 +6929,7 @@
         <w:spacing w:after="0" w:before="0" w:line="240" w:lineRule="auto"/>
       </w:pPr>
       <w:rPr>
+        <w:rFonts w:eastAsia="黑体"/>
         <w:color w:val="auto"/>
       </w:rPr>
       <w:tblPr/>
@@ -6724,6 +6947,7 @@
     </w:tblStylePr>
     <w:tblStylePr w:type="firstCol">
       <w:rPr>
+        <w:rFonts w:eastAsia="黑体"/>
         <w:b/>
         <w:bCs/>
         <w:color w:themeColor="background1" w:val="FFFFFF"/>
@@ -6743,6 +6967,7 @@
     </w:tblStylePr>
     <w:tblStylePr w:type="lastCol">
       <w:rPr>
+        <w:rFonts w:eastAsia="黑体"/>
         <w:b/>
         <w:bCs/>
         <w:color w:themeColor="background1" w:val="FFFFFF"/>
@@ -6791,6 +7016,7 @@
     </w:tblStylePr>
     <w:tblStylePr w:type="nwCell">
       <w:rPr>
+        <w:rFonts w:eastAsia="黑体"/>
         <w:color w:themeColor="background1" w:val="FFFFFF"/>
       </w:rPr>
       <w:tblPr/>
@@ -6834,6 +7060,7 @@
         <w:spacing w:after="0" w:before="0" w:line="240" w:lineRule="auto"/>
       </w:pPr>
       <w:rPr>
+        <w:rFonts w:eastAsia="黑体"/>
         <w:b/>
         <w:bCs/>
         <w:color w:themeColor="background1" w:val="FFFFFF"/>
@@ -6856,6 +7083,7 @@
         <w:spacing w:after="0" w:before="0" w:line="240" w:lineRule="auto"/>
       </w:pPr>
       <w:rPr>
+        <w:rFonts w:eastAsia="黑体"/>
         <w:color w:val="auto"/>
       </w:rPr>
       <w:tblPr/>
@@ -6873,6 +7101,7 @@
     </w:tblStylePr>
     <w:tblStylePr w:type="firstCol">
       <w:rPr>
+        <w:rFonts w:eastAsia="黑体"/>
         <w:b/>
         <w:bCs/>
         <w:color w:themeColor="background1" w:val="FFFFFF"/>
@@ -6892,6 +7121,7 @@
     </w:tblStylePr>
     <w:tblStylePr w:type="lastCol">
       <w:rPr>
+        <w:rFonts w:eastAsia="黑体"/>
         <w:b/>
         <w:bCs/>
         <w:color w:themeColor="background1" w:val="FFFFFF"/>
@@ -6940,6 +7170,7 @@
     </w:tblStylePr>
     <w:tblStylePr w:type="nwCell">
       <w:rPr>
+        <w:rFonts w:eastAsia="黑体"/>
         <w:color w:themeColor="background1" w:val="FFFFFF"/>
       </w:rPr>
       <w:tblPr/>
@@ -6983,6 +7214,7 @@
         <w:spacing w:after="0" w:before="0" w:line="240" w:lineRule="auto"/>
       </w:pPr>
       <w:rPr>
+        <w:rFonts w:eastAsia="黑体"/>
         <w:b/>
         <w:bCs/>
         <w:color w:themeColor="background1" w:val="FFFFFF"/>
@@ -7005,6 +7237,7 @@
         <w:spacing w:after="0" w:before="0" w:line="240" w:lineRule="auto"/>
       </w:pPr>
       <w:rPr>
+        <w:rFonts w:eastAsia="黑体"/>
         <w:color w:val="auto"/>
       </w:rPr>
       <w:tblPr/>
@@ -7022,6 +7255,7 @@
     </w:tblStylePr>
     <w:tblStylePr w:type="firstCol">
       <w:rPr>
+        <w:rFonts w:eastAsia="黑体"/>
         <w:b/>
         <w:bCs/>
         <w:color w:themeColor="background1" w:val="FFFFFF"/>
@@ -7041,6 +7275,7 @@
     </w:tblStylePr>
     <w:tblStylePr w:type="lastCol">
       <w:rPr>
+        <w:rFonts w:eastAsia="黑体"/>
         <w:b/>
         <w:bCs/>
         <w:color w:themeColor="background1" w:val="FFFFFF"/>
@@ -7089,6 +7324,7 @@
     </w:tblStylePr>
     <w:tblStylePr w:type="nwCell">
       <w:rPr>
+        <w:rFonts w:eastAsia="黑体"/>
         <w:color w:themeColor="background1" w:val="FFFFFF"/>
       </w:rPr>
       <w:tblPr/>
@@ -7132,6 +7368,7 @@
         <w:spacing w:after="0" w:before="0" w:line="240" w:lineRule="auto"/>
       </w:pPr>
       <w:rPr>
+        <w:rFonts w:eastAsia="黑体"/>
         <w:b/>
         <w:bCs/>
         <w:color w:themeColor="background1" w:val="FFFFFF"/>
@@ -7154,6 +7391,7 @@
         <w:spacing w:after="0" w:before="0" w:line="240" w:lineRule="auto"/>
       </w:pPr>
       <w:rPr>
+        <w:rFonts w:eastAsia="黑体"/>
         <w:color w:val="auto"/>
       </w:rPr>
       <w:tblPr/>
@@ -7171,6 +7409,7 @@
     </w:tblStylePr>
     <w:tblStylePr w:type="firstCol">
       <w:rPr>
+        <w:rFonts w:eastAsia="黑体"/>
         <w:b/>
         <w:bCs/>
         <w:color w:themeColor="background1" w:val="FFFFFF"/>
@@ -7190,6 +7429,7 @@
     </w:tblStylePr>
     <w:tblStylePr w:type="lastCol">
       <w:rPr>
+        <w:rFonts w:eastAsia="黑体"/>
         <w:b/>
         <w:bCs/>
         <w:color w:themeColor="background1" w:val="FFFFFF"/>
@@ -7238,6 +7478,7 @@
     </w:tblStylePr>
     <w:tblStylePr w:type="nwCell">
       <w:rPr>
+        <w:rFonts w:eastAsia="黑体"/>
         <w:color w:themeColor="background1" w:val="FFFFFF"/>
       </w:rPr>
       <w:tblPr/>
@@ -7281,6 +7522,7 @@
         <w:spacing w:after="0" w:before="0" w:line="240" w:lineRule="auto"/>
       </w:pPr>
       <w:rPr>
+        <w:rFonts w:eastAsia="黑体"/>
         <w:b/>
         <w:bCs/>
         <w:color w:themeColor="background1" w:val="FFFFFF"/>
@@ -7303,6 +7545,7 @@
         <w:spacing w:after="0" w:before="0" w:line="240" w:lineRule="auto"/>
       </w:pPr>
       <w:rPr>
+        <w:rFonts w:eastAsia="黑体"/>
         <w:color w:val="auto"/>
       </w:rPr>
       <w:tblPr/>
@@ -7320,6 +7563,7 @@
     </w:tblStylePr>
     <w:tblStylePr w:type="firstCol">
       <w:rPr>
+        <w:rFonts w:eastAsia="黑体"/>
         <w:b/>
         <w:bCs/>
         <w:color w:themeColor="background1" w:val="FFFFFF"/>
@@ -7339,6 +7583,7 @@
     </w:tblStylePr>
     <w:tblStylePr w:type="lastCol">
       <w:rPr>
+        <w:rFonts w:eastAsia="黑体"/>
         <w:b/>
         <w:bCs/>
         <w:color w:themeColor="background1" w:val="FFFFFF"/>
@@ -7387,6 +7632,7 @@
     </w:tblStylePr>
     <w:tblStylePr w:type="nwCell">
       <w:rPr>
+        <w:rFonts w:eastAsia="黑体"/>
         <w:color w:themeColor="background1" w:val="FFFFFF"/>
       </w:rPr>
       <w:tblPr/>
@@ -7430,6 +7676,7 @@
         <w:spacing w:after="0" w:before="0" w:line="240" w:lineRule="auto"/>
       </w:pPr>
       <w:rPr>
+        <w:rFonts w:eastAsia="黑体"/>
         <w:b/>
         <w:bCs/>
         <w:color w:themeColor="background1" w:val="FFFFFF"/>
@@ -7452,6 +7699,7 @@
         <w:spacing w:after="0" w:before="0" w:line="240" w:lineRule="auto"/>
       </w:pPr>
       <w:rPr>
+        <w:rFonts w:eastAsia="黑体"/>
         <w:color w:val="auto"/>
       </w:rPr>
       <w:tblPr/>
@@ -7469,6 +7717,7 @@
     </w:tblStylePr>
     <w:tblStylePr w:type="firstCol">
       <w:rPr>
+        <w:rFonts w:eastAsia="黑体"/>
         <w:b/>
         <w:bCs/>
         <w:color w:themeColor="background1" w:val="FFFFFF"/>
@@ -7488,6 +7737,7 @@
     </w:tblStylePr>
     <w:tblStylePr w:type="lastCol">
       <w:rPr>
+        <w:rFonts w:eastAsia="黑体"/>
         <w:b/>
         <w:bCs/>
         <w:color w:themeColor="background1" w:val="FFFFFF"/>
@@ -7536,6 +7786,7 @@
     </w:tblStylePr>
     <w:tblStylePr w:type="nwCell">
       <w:rPr>
+        <w:rFonts w:eastAsia="黑体"/>
         <w:color w:themeColor="background1" w:val="FFFFFF"/>
       </w:rPr>
       <w:tblPr/>
@@ -7579,6 +7830,7 @@
         <w:spacing w:after="0" w:before="0" w:line="240" w:lineRule="auto"/>
       </w:pPr>
       <w:rPr>
+        <w:rFonts w:eastAsia="黑体"/>
         <w:b/>
         <w:bCs/>
         <w:color w:themeColor="background1" w:val="FFFFFF"/>
@@ -7601,6 +7853,7 @@
         <w:spacing w:after="0" w:before="0" w:line="240" w:lineRule="auto"/>
       </w:pPr>
       <w:rPr>
+        <w:rFonts w:eastAsia="黑体"/>
         <w:color w:val="auto"/>
       </w:rPr>
       <w:tblPr/>
@@ -7618,6 +7871,7 @@
     </w:tblStylePr>
     <w:tblStylePr w:type="firstCol">
       <w:rPr>
+        <w:rFonts w:eastAsia="黑体"/>
         <w:b/>
         <w:bCs/>
         <w:color w:themeColor="background1" w:val="FFFFFF"/>
@@ -7637,6 +7891,7 @@
     </w:tblStylePr>
     <w:tblStylePr w:type="lastCol">
       <w:rPr>
+        <w:rFonts w:eastAsia="黑体"/>
         <w:b/>
         <w:bCs/>
         <w:color w:themeColor="background1" w:val="FFFFFF"/>
@@ -7685,6 +7940,7 @@
     </w:tblStylePr>
     <w:tblStylePr w:type="nwCell">
       <w:rPr>
+        <w:rFonts w:eastAsia="黑体"/>
         <w:color w:themeColor="background1" w:val="FFFFFF"/>
       </w:rPr>
       <w:tblPr/>
@@ -7709,6 +7965,7 @@
       <w:spacing w:after="0" w:line="240" w:lineRule="auto"/>
     </w:pPr>
     <w:rPr>
+      <w:rFonts w:eastAsia="黑体"/>
       <w:color w:themeColor="text1" w:val="000000"/>
     </w:rPr>
     <w:tblPr>
@@ -7728,7 +7985,7 @@
     </w:tblPr>
     <w:tblStylePr w:type="firstRow">
       <w:rPr>
-        <w:rFonts w:asciiTheme="majorHAnsi" w:cstheme="majorBidi" w:eastAsiaTheme="majorEastAsia" w:hAnsiTheme="majorHAnsi"/>
+        <w:rFonts w:asciiTheme="majorHAnsi" w:cstheme="majorBidi" w:hAnsiTheme="majorHAnsi" w:eastAsia="黑体"/>
       </w:rPr>
       <w:tblPr/>
       <w:tcPr>
@@ -7740,6 +7997,7 @@
     </w:tblStylePr>
     <w:tblStylePr w:type="lastRow">
       <w:rPr>
+        <w:rFonts w:eastAsia="黑体"/>
         <w:b/>
         <w:bCs/>
         <w:color w:themeColor="text2" w:val="1F497D"/>
@@ -7754,12 +8012,14 @@
     </w:tblStylePr>
     <w:tblStylePr w:type="firstCol">
       <w:rPr>
+        <w:rFonts w:eastAsia="黑体"/>
         <w:b/>
         <w:bCs/>
       </w:rPr>
     </w:tblStylePr>
     <w:tblStylePr w:type="lastCol">
       <w:rPr>
+        <w:rFonts w:eastAsia="黑体"/>
         <w:b/>
         <w:bCs/>
       </w:rPr>
@@ -7793,6 +8053,7 @@
       <w:spacing w:after="0" w:line="240" w:lineRule="auto"/>
     </w:pPr>
     <w:rPr>
+      <w:rFonts w:eastAsia="黑体"/>
       <w:color w:themeColor="text1" w:val="000000"/>
     </w:rPr>
     <w:tblPr>
@@ -7812,7 +8073,7 @@
     </w:tblPr>
     <w:tblStylePr w:type="firstRow">
       <w:rPr>
-        <w:rFonts w:asciiTheme="majorHAnsi" w:cstheme="majorBidi" w:eastAsiaTheme="majorEastAsia" w:hAnsiTheme="majorHAnsi"/>
+        <w:rFonts w:asciiTheme="majorHAnsi" w:cstheme="majorBidi" w:hAnsiTheme="majorHAnsi" w:eastAsia="黑体"/>
       </w:rPr>
       <w:tblPr/>
       <w:tcPr>
@@ -7824,6 +8085,7 @@
     </w:tblStylePr>
     <w:tblStylePr w:type="lastRow">
       <w:rPr>
+        <w:rFonts w:eastAsia="黑体"/>
         <w:b/>
         <w:bCs/>
         <w:color w:themeColor="text2" w:val="1F497D"/>
@@ -7838,12 +8100,14 @@
     </w:tblStylePr>
     <w:tblStylePr w:type="firstCol">
       <w:rPr>
+        <w:rFonts w:eastAsia="黑体"/>
         <w:b/>
         <w:bCs/>
       </w:rPr>
     </w:tblStylePr>
     <w:tblStylePr w:type="lastCol">
       <w:rPr>
+        <w:rFonts w:eastAsia="黑体"/>
         <w:b/>
         <w:bCs/>
       </w:rPr>
@@ -7877,6 +8141,7 @@
       <w:spacing w:after="0" w:line="240" w:lineRule="auto"/>
     </w:pPr>
     <w:rPr>
+      <w:rFonts w:eastAsia="黑体"/>
       <w:color w:themeColor="text1" w:val="000000"/>
     </w:rPr>
     <w:tblPr>
@@ -7896,7 +8161,7 @@
     </w:tblPr>
     <w:tblStylePr w:type="firstRow">
       <w:rPr>
-        <w:rFonts w:asciiTheme="majorHAnsi" w:cstheme="majorBidi" w:eastAsiaTheme="majorEastAsia" w:hAnsiTheme="majorHAnsi"/>
+        <w:rFonts w:asciiTheme="majorHAnsi" w:cstheme="majorBidi" w:hAnsiTheme="majorHAnsi" w:eastAsia="黑体"/>
       </w:rPr>
       <w:tblPr/>
       <w:tcPr>
@@ -7908,6 +8173,7 @@
     </w:tblStylePr>
     <w:tblStylePr w:type="lastRow">
       <w:rPr>
+        <w:rFonts w:eastAsia="黑体"/>
         <w:b/>
         <w:bCs/>
         <w:color w:themeColor="text2" w:val="1F497D"/>
@@ -7922,12 +8188,14 @@
     </w:tblStylePr>
     <w:tblStylePr w:type="firstCol">
       <w:rPr>
+        <w:rFonts w:eastAsia="黑体"/>
         <w:b/>
         <w:bCs/>
       </w:rPr>
     </w:tblStylePr>
     <w:tblStylePr w:type="lastCol">
       <w:rPr>
+        <w:rFonts w:eastAsia="黑体"/>
         <w:b/>
         <w:bCs/>
       </w:rPr>
@@ -7961,6 +8229,7 @@
       <w:spacing w:after="0" w:line="240" w:lineRule="auto"/>
     </w:pPr>
     <w:rPr>
+      <w:rFonts w:eastAsia="黑体"/>
       <w:color w:themeColor="text1" w:val="000000"/>
     </w:rPr>
     <w:tblPr>
@@ -7980,7 +8249,7 @@
     </w:tblPr>
     <w:tblStylePr w:type="firstRow">
       <w:rPr>
-        <w:rFonts w:asciiTheme="majorHAnsi" w:cstheme="majorBidi" w:eastAsiaTheme="majorEastAsia" w:hAnsiTheme="majorHAnsi"/>
+        <w:rFonts w:asciiTheme="majorHAnsi" w:cstheme="majorBidi" w:hAnsiTheme="majorHAnsi" w:eastAsia="黑体"/>
       </w:rPr>
       <w:tblPr/>
       <w:tcPr>
@@ -7992,6 +8261,7 @@
     </w:tblStylePr>
     <w:tblStylePr w:type="lastRow">
       <w:rPr>
+        <w:rFonts w:eastAsia="黑体"/>
         <w:b/>
         <w:bCs/>
         <w:color w:themeColor="text2" w:val="1F497D"/>
@@ -8006,12 +8276,14 @@
     </w:tblStylePr>
     <w:tblStylePr w:type="firstCol">
       <w:rPr>
+        <w:rFonts w:eastAsia="黑体"/>
         <w:b/>
         <w:bCs/>
       </w:rPr>
     </w:tblStylePr>
     <w:tblStylePr w:type="lastCol">
       <w:rPr>
+        <w:rFonts w:eastAsia="黑体"/>
         <w:b/>
         <w:bCs/>
       </w:rPr>
@@ -8045,6 +8317,7 @@
       <w:spacing w:after="0" w:line="240" w:lineRule="auto"/>
     </w:pPr>
     <w:rPr>
+      <w:rFonts w:eastAsia="黑体"/>
       <w:color w:themeColor="text1" w:val="000000"/>
     </w:rPr>
     <w:tblPr>
@@ -8064,7 +8337,7 @@
     </w:tblPr>
     <w:tblStylePr w:type="firstRow">
       <w:rPr>
-        <w:rFonts w:asciiTheme="majorHAnsi" w:cstheme="majorBidi" w:eastAsiaTheme="majorEastAsia" w:hAnsiTheme="majorHAnsi"/>
+        <w:rFonts w:asciiTheme="majorHAnsi" w:cstheme="majorBidi" w:hAnsiTheme="majorHAnsi" w:eastAsia="黑体"/>
       </w:rPr>
       <w:tblPr/>
       <w:tcPr>
@@ -8076,6 +8349,7 @@
     </w:tblStylePr>
     <w:tblStylePr w:type="lastRow">
       <w:rPr>
+        <w:rFonts w:eastAsia="黑体"/>
         <w:b/>
         <w:bCs/>
         <w:color w:themeColor="text2" w:val="1F497D"/>
@@ -8090,12 +8364,14 @@
     </w:tblStylePr>
     <w:tblStylePr w:type="firstCol">
       <w:rPr>
+        <w:rFonts w:eastAsia="黑体"/>
         <w:b/>
         <w:bCs/>
       </w:rPr>
     </w:tblStylePr>
     <w:tblStylePr w:type="lastCol">
       <w:rPr>
+        <w:rFonts w:eastAsia="黑体"/>
         <w:b/>
         <w:bCs/>
       </w:rPr>
@@ -8129,6 +8405,7 @@
       <w:spacing w:after="0" w:line="240" w:lineRule="auto"/>
     </w:pPr>
     <w:rPr>
+      <w:rFonts w:eastAsia="黑体"/>
       <w:color w:themeColor="text1" w:val="000000"/>
     </w:rPr>
     <w:tblPr>
@@ -8148,7 +8425,7 @@
     </w:tblPr>
     <w:tblStylePr w:type="firstRow">
       <w:rPr>
-        <w:rFonts w:asciiTheme="majorHAnsi" w:cstheme="majorBidi" w:eastAsiaTheme="majorEastAsia" w:hAnsiTheme="majorHAnsi"/>
+        <w:rFonts w:asciiTheme="majorHAnsi" w:cstheme="majorBidi" w:hAnsiTheme="majorHAnsi" w:eastAsia="黑体"/>
       </w:rPr>
       <w:tblPr/>
       <w:tcPr>
@@ -8160,6 +8437,7 @@
     </w:tblStylePr>
     <w:tblStylePr w:type="lastRow">
       <w:rPr>
+        <w:rFonts w:eastAsia="黑体"/>
         <w:b/>
         <w:bCs/>
         <w:color w:themeColor="text2" w:val="1F497D"/>
@@ -8174,12 +8452,14 @@
     </w:tblStylePr>
     <w:tblStylePr w:type="firstCol">
       <w:rPr>
+        <w:rFonts w:eastAsia="黑体"/>
         <w:b/>
         <w:bCs/>
       </w:rPr>
     </w:tblStylePr>
     <w:tblStylePr w:type="lastCol">
       <w:rPr>
+        <w:rFonts w:eastAsia="黑体"/>
         <w:b/>
         <w:bCs/>
       </w:rPr>
@@ -8213,6 +8493,7 @@
       <w:spacing w:after="0" w:line="240" w:lineRule="auto"/>
     </w:pPr>
     <w:rPr>
+      <w:rFonts w:eastAsia="黑体"/>
       <w:color w:themeColor="text1" w:val="000000"/>
     </w:rPr>
     <w:tblPr>
@@ -8232,7 +8513,7 @@
     </w:tblPr>
     <w:tblStylePr w:type="firstRow">
       <w:rPr>
-        <w:rFonts w:asciiTheme="majorHAnsi" w:cstheme="majorBidi" w:eastAsiaTheme="majorEastAsia" w:hAnsiTheme="majorHAnsi"/>
+        <w:rFonts w:asciiTheme="majorHAnsi" w:cstheme="majorBidi" w:hAnsiTheme="majorHAnsi" w:eastAsia="黑体"/>
       </w:rPr>
       <w:tblPr/>
       <w:tcPr>
@@ -8244,6 +8525,7 @@
     </w:tblStylePr>
     <w:tblStylePr w:type="lastRow">
       <w:rPr>
+        <w:rFonts w:eastAsia="黑体"/>
         <w:b/>
         <w:bCs/>
         <w:color w:themeColor="text2" w:val="1F497D"/>
@@ -8258,12 +8540,14 @@
     </w:tblStylePr>
     <w:tblStylePr w:type="firstCol">
       <w:rPr>
+        <w:rFonts w:eastAsia="黑体"/>
         <w:b/>
         <w:bCs/>
       </w:rPr>
     </w:tblStylePr>
     <w:tblStylePr w:type="lastCol">
       <w:rPr>
+        <w:rFonts w:eastAsia="黑体"/>
         <w:b/>
         <w:bCs/>
       </w:rPr>
@@ -8297,7 +8581,7 @@
       <w:spacing w:after="0" w:line="240" w:lineRule="auto"/>
     </w:pPr>
     <w:rPr>
-      <w:rFonts w:asciiTheme="majorHAnsi" w:cstheme="majorBidi" w:eastAsiaTheme="majorEastAsia" w:hAnsiTheme="majorHAnsi"/>
+      <w:rFonts w:asciiTheme="majorHAnsi" w:cstheme="majorBidi" w:hAnsiTheme="majorHAnsi" w:eastAsia="黑体"/>
       <w:color w:themeColor="text1" w:val="000000"/>
     </w:rPr>
     <w:tblPr>
@@ -8319,6 +8603,7 @@
     </w:tblPr>
     <w:tblStylePr w:type="firstRow">
       <w:rPr>
+        <w:rFonts w:eastAsia="黑体"/>
         <w:sz w:val="24"/>
         <w:szCs w:val="24"/>
       </w:rPr>
@@ -8425,7 +8710,7 @@
       <w:spacing w:after="0" w:line="240" w:lineRule="auto"/>
     </w:pPr>
     <w:rPr>
-      <w:rFonts w:asciiTheme="majorHAnsi" w:cstheme="majorBidi" w:eastAsiaTheme="majorEastAsia" w:hAnsiTheme="majorHAnsi"/>
+      <w:rFonts w:asciiTheme="majorHAnsi" w:cstheme="majorBidi" w:hAnsiTheme="majorHAnsi" w:eastAsia="黑体"/>
       <w:color w:themeColor="text1" w:val="000000"/>
     </w:rPr>
     <w:tblPr>
@@ -8447,6 +8732,7 @@
     </w:tblPr>
     <w:tblStylePr w:type="firstRow">
       <w:rPr>
+        <w:rFonts w:eastAsia="黑体"/>
         <w:sz w:val="24"/>
         <w:szCs w:val="24"/>
       </w:rPr>
@@ -8553,7 +8839,7 @@
       <w:spacing w:after="0" w:line="240" w:lineRule="auto"/>
     </w:pPr>
     <w:rPr>
-      <w:rFonts w:asciiTheme="majorHAnsi" w:cstheme="majorBidi" w:eastAsiaTheme="majorEastAsia" w:hAnsiTheme="majorHAnsi"/>
+      <w:rFonts w:asciiTheme="majorHAnsi" w:cstheme="majorBidi" w:hAnsiTheme="majorHAnsi" w:eastAsia="黑体"/>
       <w:color w:themeColor="text1" w:val="000000"/>
     </w:rPr>
     <w:tblPr>
@@ -8575,6 +8861,7 @@
     </w:tblPr>
     <w:tblStylePr w:type="firstRow">
       <w:rPr>
+        <w:rFonts w:eastAsia="黑体"/>
         <w:sz w:val="24"/>
         <w:szCs w:val="24"/>
       </w:rPr>
@@ -8681,7 +8968,7 @@
       <w:spacing w:after="0" w:line="240" w:lineRule="auto"/>
     </w:pPr>
     <w:rPr>
-      <w:rFonts w:asciiTheme="majorHAnsi" w:cstheme="majorBidi" w:eastAsiaTheme="majorEastAsia" w:hAnsiTheme="majorHAnsi"/>
+      <w:rFonts w:asciiTheme="majorHAnsi" w:cstheme="majorBidi" w:hAnsiTheme="majorHAnsi" w:eastAsia="黑体"/>
       <w:color w:themeColor="text1" w:val="000000"/>
     </w:rPr>
     <w:tblPr>
@@ -8703,6 +8990,7 @@
     </w:tblPr>
     <w:tblStylePr w:type="firstRow">
       <w:rPr>
+        <w:rFonts w:eastAsia="黑体"/>
         <w:sz w:val="24"/>
         <w:szCs w:val="24"/>
       </w:rPr>
@@ -8809,7 +9097,7 @@
       <w:spacing w:after="0" w:line="240" w:lineRule="auto"/>
     </w:pPr>
     <w:rPr>
-      <w:rFonts w:asciiTheme="majorHAnsi" w:cstheme="majorBidi" w:eastAsiaTheme="majorEastAsia" w:hAnsiTheme="majorHAnsi"/>
+      <w:rFonts w:asciiTheme="majorHAnsi" w:cstheme="majorBidi" w:hAnsiTheme="majorHAnsi" w:eastAsia="黑体"/>
       <w:color w:themeColor="text1" w:val="000000"/>
     </w:rPr>
     <w:tblPr>
@@ -8831,6 +9119,7 @@
     </w:tblPr>
     <w:tblStylePr w:type="firstRow">
       <w:rPr>
+        <w:rFonts w:eastAsia="黑体"/>
         <w:sz w:val="24"/>
         <w:szCs w:val="24"/>
       </w:rPr>
@@ -8937,7 +9226,7 @@
       <w:spacing w:after="0" w:line="240" w:lineRule="auto"/>
     </w:pPr>
     <w:rPr>
-      <w:rFonts w:asciiTheme="majorHAnsi" w:cstheme="majorBidi" w:eastAsiaTheme="majorEastAsia" w:hAnsiTheme="majorHAnsi"/>
+      <w:rFonts w:asciiTheme="majorHAnsi" w:cstheme="majorBidi" w:hAnsiTheme="majorHAnsi" w:eastAsia="黑体"/>
       <w:color w:themeColor="text1" w:val="000000"/>
     </w:rPr>
     <w:tblPr>
@@ -8959,6 +9248,7 @@
     </w:tblPr>
     <w:tblStylePr w:type="firstRow">
       <w:rPr>
+        <w:rFonts w:eastAsia="黑体"/>
         <w:sz w:val="24"/>
         <w:szCs w:val="24"/>
       </w:rPr>
@@ -9065,7 +9355,7 @@
       <w:spacing w:after="0" w:line="240" w:lineRule="auto"/>
     </w:pPr>
     <w:rPr>
-      <w:rFonts w:asciiTheme="majorHAnsi" w:cstheme="majorBidi" w:eastAsiaTheme="majorEastAsia" w:hAnsiTheme="majorHAnsi"/>
+      <w:rFonts w:asciiTheme="majorHAnsi" w:cstheme="majorBidi" w:hAnsiTheme="majorHAnsi" w:eastAsia="黑体"/>
       <w:color w:themeColor="text1" w:val="000000"/>
     </w:rPr>
     <w:tblPr>
@@ -9087,6 +9377,7 @@
     </w:tblPr>
     <w:tblStylePr w:type="firstRow">
       <w:rPr>
+        <w:rFonts w:eastAsia="黑体"/>
         <w:sz w:val="24"/>
         <w:szCs w:val="24"/>
       </w:rPr>
@@ -9216,12 +9507,14 @@
     </w:tcPr>
     <w:tblStylePr w:type="firstRow">
       <w:rPr>
+        <w:rFonts w:eastAsia="黑体"/>
         <w:b/>
         <w:bCs/>
       </w:rPr>
     </w:tblStylePr>
     <w:tblStylePr w:type="lastRow">
       <w:rPr>
+        <w:rFonts w:eastAsia="黑体"/>
         <w:b/>
         <w:bCs/>
       </w:rPr>
@@ -9234,12 +9527,14 @@
     </w:tblStylePr>
     <w:tblStylePr w:type="firstCol">
       <w:rPr>
+        <w:rFonts w:eastAsia="黑体"/>
         <w:b/>
         <w:bCs/>
       </w:rPr>
     </w:tblStylePr>
     <w:tblStylePr w:type="lastCol">
       <w:rPr>
+        <w:rFonts w:eastAsia="黑体"/>
         <w:b/>
         <w:bCs/>
       </w:rPr>
@@ -9289,12 +9584,14 @@
     </w:tcPr>
     <w:tblStylePr w:type="firstRow">
       <w:rPr>
+        <w:rFonts w:eastAsia="黑体"/>
         <w:b/>
         <w:bCs/>
       </w:rPr>
     </w:tblStylePr>
     <w:tblStylePr w:type="lastRow">
       <w:rPr>
+        <w:rFonts w:eastAsia="黑体"/>
         <w:b/>
         <w:bCs/>
       </w:rPr>
@@ -9307,12 +9604,14 @@
     </w:tblStylePr>
     <w:tblStylePr w:type="firstCol">
       <w:rPr>
+        <w:rFonts w:eastAsia="黑体"/>
         <w:b/>
         <w:bCs/>
       </w:rPr>
     </w:tblStylePr>
     <w:tblStylePr w:type="lastCol">
       <w:rPr>
+        <w:rFonts w:eastAsia="黑体"/>
         <w:b/>
         <w:bCs/>
       </w:rPr>
@@ -9362,12 +9661,14 @@
     </w:tcPr>
     <w:tblStylePr w:type="firstRow">
       <w:rPr>
+        <w:rFonts w:eastAsia="黑体"/>
         <w:b/>
         <w:bCs/>
       </w:rPr>
     </w:tblStylePr>
     <w:tblStylePr w:type="lastRow">
       <w:rPr>
+        <w:rFonts w:eastAsia="黑体"/>
         <w:b/>
         <w:bCs/>
       </w:rPr>
@@ -9380,12 +9681,14 @@
     </w:tblStylePr>
     <w:tblStylePr w:type="firstCol">
       <w:rPr>
+        <w:rFonts w:eastAsia="黑体"/>
         <w:b/>
         <w:bCs/>
       </w:rPr>
     </w:tblStylePr>
     <w:tblStylePr w:type="lastCol">
       <w:rPr>
+        <w:rFonts w:eastAsia="黑体"/>
         <w:b/>
         <w:bCs/>
       </w:rPr>
@@ -9435,12 +9738,14 @@
     </w:tcPr>
     <w:tblStylePr w:type="firstRow">
       <w:rPr>
+        <w:rFonts w:eastAsia="黑体"/>
         <w:b/>
         <w:bCs/>
       </w:rPr>
     </w:tblStylePr>
     <w:tblStylePr w:type="lastRow">
       <w:rPr>
+        <w:rFonts w:eastAsia="黑体"/>
         <w:b/>
         <w:bCs/>
       </w:rPr>
@@ -9453,12 +9758,14 @@
     </w:tblStylePr>
     <w:tblStylePr w:type="firstCol">
       <w:rPr>
+        <w:rFonts w:eastAsia="黑体"/>
         <w:b/>
         <w:bCs/>
       </w:rPr>
     </w:tblStylePr>
     <w:tblStylePr w:type="lastCol">
       <w:rPr>
+        <w:rFonts w:eastAsia="黑体"/>
         <w:b/>
         <w:bCs/>
       </w:rPr>
@@ -9508,12 +9815,14 @@
     </w:tcPr>
     <w:tblStylePr w:type="firstRow">
       <w:rPr>
+        <w:rFonts w:eastAsia="黑体"/>
         <w:b/>
         <w:bCs/>
       </w:rPr>
     </w:tblStylePr>
     <w:tblStylePr w:type="lastRow">
       <w:rPr>
+        <w:rFonts w:eastAsia="黑体"/>
         <w:b/>
         <w:bCs/>
       </w:rPr>
@@ -9526,12 +9835,14 @@
     </w:tblStylePr>
     <w:tblStylePr w:type="firstCol">
       <w:rPr>
+        <w:rFonts w:eastAsia="黑体"/>
         <w:b/>
         <w:bCs/>
       </w:rPr>
     </w:tblStylePr>
     <w:tblStylePr w:type="lastCol">
       <w:rPr>
+        <w:rFonts w:eastAsia="黑体"/>
         <w:b/>
         <w:bCs/>
       </w:rPr>
@@ -9581,12 +9892,14 @@
     </w:tcPr>
     <w:tblStylePr w:type="firstRow">
       <w:rPr>
+        <w:rFonts w:eastAsia="黑体"/>
         <w:b/>
         <w:bCs/>
       </w:rPr>
     </w:tblStylePr>
     <w:tblStylePr w:type="lastRow">
       <w:rPr>
+        <w:rFonts w:eastAsia="黑体"/>
         <w:b/>
         <w:bCs/>
       </w:rPr>
@@ -9599,12 +9912,14 @@
     </w:tblStylePr>
     <w:tblStylePr w:type="firstCol">
       <w:rPr>
+        <w:rFonts w:eastAsia="黑体"/>
         <w:b/>
         <w:bCs/>
       </w:rPr>
     </w:tblStylePr>
     <w:tblStylePr w:type="lastCol">
       <w:rPr>
+        <w:rFonts w:eastAsia="黑体"/>
         <w:b/>
         <w:bCs/>
       </w:rPr>
@@ -9654,12 +9969,14 @@
     </w:tcPr>
     <w:tblStylePr w:type="firstRow">
       <w:rPr>
+        <w:rFonts w:eastAsia="黑体"/>
         <w:b/>
         <w:bCs/>
       </w:rPr>
     </w:tblStylePr>
     <w:tblStylePr w:type="lastRow">
       <w:rPr>
+        <w:rFonts w:eastAsia="黑体"/>
         <w:b/>
         <w:bCs/>
       </w:rPr>
@@ -9672,12 +9989,14 @@
     </w:tblStylePr>
     <w:tblStylePr w:type="firstCol">
       <w:rPr>
+        <w:rFonts w:eastAsia="黑体"/>
         <w:b/>
         <w:bCs/>
       </w:rPr>
     </w:tblStylePr>
     <w:tblStylePr w:type="lastCol">
       <w:rPr>
+        <w:rFonts w:eastAsia="黑体"/>
         <w:b/>
         <w:bCs/>
       </w:rPr>
@@ -9704,7 +10023,7 @@
       <w:spacing w:after="0" w:line="240" w:lineRule="auto"/>
     </w:pPr>
     <w:rPr>
-      <w:rFonts w:asciiTheme="majorHAnsi" w:cstheme="majorBidi" w:eastAsiaTheme="majorEastAsia" w:hAnsiTheme="majorHAnsi"/>
+      <w:rFonts w:asciiTheme="majorHAnsi" w:cstheme="majorBidi" w:hAnsiTheme="majorHAnsi" w:eastAsia="黑体"/>
       <w:color w:themeColor="text1" w:val="000000"/>
     </w:rPr>
     <w:tblPr>
@@ -9731,6 +10050,7 @@
     </w:tcPr>
     <w:tblStylePr w:type="firstRow">
       <w:rPr>
+        <w:rFonts w:eastAsia="黑体"/>
         <w:b/>
         <w:bCs/>
         <w:color w:themeColor="text1" w:val="000000"/>
@@ -9742,6 +10062,7 @@
     </w:tblStylePr>
     <w:tblStylePr w:type="lastRow">
       <w:rPr>
+        <w:rFonts w:eastAsia="黑体"/>
         <w:b/>
         <w:bCs/>
         <w:color w:themeColor="text1" w:val="000000"/>
@@ -9761,6 +10082,7 @@
     </w:tblStylePr>
     <w:tblStylePr w:type="firstCol">
       <w:rPr>
+        <w:rFonts w:eastAsia="黑体"/>
         <w:b/>
         <w:bCs/>
         <w:color w:themeColor="text1" w:val="000000"/>
@@ -9780,6 +10102,7 @@
     </w:tblStylePr>
     <w:tblStylePr w:type="lastCol">
       <w:rPr>
+        <w:rFonts w:eastAsia="黑体"/>
         <w:b w:val="0"/>
         <w:bCs w:val="0"/>
         <w:color w:themeColor="text1" w:val="000000"/>
@@ -9829,7 +10152,7 @@
       <w:spacing w:after="0" w:line="240" w:lineRule="auto"/>
     </w:pPr>
     <w:rPr>
-      <w:rFonts w:asciiTheme="majorHAnsi" w:cstheme="majorBidi" w:eastAsiaTheme="majorEastAsia" w:hAnsiTheme="majorHAnsi"/>
+      <w:rFonts w:asciiTheme="majorHAnsi" w:cstheme="majorBidi" w:hAnsiTheme="majorHAnsi" w:eastAsia="黑体"/>
       <w:color w:themeColor="text1" w:val="000000"/>
     </w:rPr>
     <w:tblPr>
@@ -9856,6 +10179,7 @@
     </w:tcPr>
     <w:tblStylePr w:type="firstRow">
       <w:rPr>
+        <w:rFonts w:eastAsia="黑体"/>
         <w:b/>
         <w:bCs/>
         <w:color w:themeColor="text1" w:val="000000"/>
@@ -9867,6 +10191,7 @@
     </w:tblStylePr>
     <w:tblStylePr w:type="lastRow">
       <w:rPr>
+        <w:rFonts w:eastAsia="黑体"/>
         <w:b/>
         <w:bCs/>
         <w:color w:themeColor="text1" w:val="000000"/>
@@ -9886,6 +10211,7 @@
     </w:tblStylePr>
     <w:tblStylePr w:type="firstCol">
       <w:rPr>
+        <w:rFonts w:eastAsia="黑体"/>
         <w:b/>
         <w:bCs/>
         <w:color w:themeColor="text1" w:val="000000"/>
@@ -9905,6 +10231,7 @@
     </w:tblStylePr>
     <w:tblStylePr w:type="lastCol">
       <w:rPr>
+        <w:rFonts w:eastAsia="黑体"/>
         <w:b w:val="0"/>
         <w:bCs w:val="0"/>
         <w:color w:themeColor="text1" w:val="000000"/>
@@ -9954,7 +10281,7 @@
       <w:spacing w:after="0" w:line="240" w:lineRule="auto"/>
     </w:pPr>
     <w:rPr>
-      <w:rFonts w:asciiTheme="majorHAnsi" w:cstheme="majorBidi" w:eastAsiaTheme="majorEastAsia" w:hAnsiTheme="majorHAnsi"/>
+      <w:rFonts w:asciiTheme="majorHAnsi" w:cstheme="majorBidi" w:hAnsiTheme="majorHAnsi" w:eastAsia="黑体"/>
       <w:color w:themeColor="text1" w:val="000000"/>
     </w:rPr>
     <w:tblPr>
@@ -9981,6 +10308,7 @@
     </w:tcPr>
     <w:tblStylePr w:type="firstRow">
       <w:rPr>
+        <w:rFonts w:eastAsia="黑体"/>
         <w:b/>
         <w:bCs/>
         <w:color w:themeColor="text1" w:val="000000"/>
@@ -9992,6 +10320,7 @@
     </w:tblStylePr>
     <w:tblStylePr w:type="lastRow">
       <w:rPr>
+        <w:rFonts w:eastAsia="黑体"/>
         <w:b/>
         <w:bCs/>
         <w:color w:themeColor="text1" w:val="000000"/>
@@ -10011,6 +10340,7 @@
     </w:tblStylePr>
     <w:tblStylePr w:type="firstCol">
       <w:rPr>
+        <w:rFonts w:eastAsia="黑体"/>
         <w:b/>
         <w:bCs/>
         <w:color w:themeColor="text1" w:val="000000"/>
@@ -10030,6 +10360,7 @@
     </w:tblStylePr>
     <w:tblStylePr w:type="lastCol">
       <w:rPr>
+        <w:rFonts w:eastAsia="黑体"/>
         <w:b w:val="0"/>
         <w:bCs w:val="0"/>
         <w:color w:themeColor="text1" w:val="000000"/>
@@ -10079,7 +10410,7 @@
       <w:spacing w:after="0" w:line="240" w:lineRule="auto"/>
     </w:pPr>
     <w:rPr>
-      <w:rFonts w:asciiTheme="majorHAnsi" w:cstheme="majorBidi" w:eastAsiaTheme="majorEastAsia" w:hAnsiTheme="majorHAnsi"/>
+      <w:rFonts w:asciiTheme="majorHAnsi" w:cstheme="majorBidi" w:hAnsiTheme="majorHAnsi" w:eastAsia="黑体"/>
       <w:color w:themeColor="text1" w:val="000000"/>
     </w:rPr>
     <w:tblPr>
@@ -10106,6 +10437,7 @@
     </w:tcPr>
     <w:tblStylePr w:type="firstRow">
       <w:rPr>
+        <w:rFonts w:eastAsia="黑体"/>
         <w:b/>
         <w:bCs/>
         <w:color w:themeColor="text1" w:val="000000"/>
@@ -10117,6 +10449,7 @@
     </w:tblStylePr>
     <w:tblStylePr w:type="lastRow">
       <w:rPr>
+        <w:rFonts w:eastAsia="黑体"/>
         <w:b/>
         <w:bCs/>
         <w:color w:themeColor="text1" w:val="000000"/>
@@ -10136,6 +10469,7 @@
     </w:tblStylePr>
     <w:tblStylePr w:type="firstCol">
       <w:rPr>
+        <w:rFonts w:eastAsia="黑体"/>
         <w:b/>
         <w:bCs/>
         <w:color w:themeColor="text1" w:val="000000"/>
@@ -10155,6 +10489,7 @@
     </w:tblStylePr>
     <w:tblStylePr w:type="lastCol">
       <w:rPr>
+        <w:rFonts w:eastAsia="黑体"/>
         <w:b w:val="0"/>
         <w:bCs w:val="0"/>
         <w:color w:themeColor="text1" w:val="000000"/>
@@ -10204,7 +10539,7 @@
       <w:spacing w:after="0" w:line="240" w:lineRule="auto"/>
     </w:pPr>
     <w:rPr>
-      <w:rFonts w:asciiTheme="majorHAnsi" w:cstheme="majorBidi" w:eastAsiaTheme="majorEastAsia" w:hAnsiTheme="majorHAnsi"/>
+      <w:rFonts w:asciiTheme="majorHAnsi" w:cstheme="majorBidi" w:hAnsiTheme="majorHAnsi" w:eastAsia="黑体"/>
       <w:color w:themeColor="text1" w:val="000000"/>
     </w:rPr>
     <w:tblPr>
@@ -10231,6 +10566,7 @@
     </w:tcPr>
     <w:tblStylePr w:type="firstRow">
       <w:rPr>
+        <w:rFonts w:eastAsia="黑体"/>
         <w:b/>
         <w:bCs/>
         <w:color w:themeColor="text1" w:val="000000"/>
@@ -10242,6 +10578,7 @@
     </w:tblStylePr>
     <w:tblStylePr w:type="lastRow">
       <w:rPr>
+        <w:rFonts w:eastAsia="黑体"/>
         <w:b/>
         <w:bCs/>
         <w:color w:themeColor="text1" w:val="000000"/>
@@ -10261,6 +10598,7 @@
     </w:tblStylePr>
     <w:tblStylePr w:type="firstCol">
       <w:rPr>
+        <w:rFonts w:eastAsia="黑体"/>
         <w:b/>
         <w:bCs/>
         <w:color w:themeColor="text1" w:val="000000"/>
@@ -10280,6 +10618,7 @@
     </w:tblStylePr>
     <w:tblStylePr w:type="lastCol">
       <w:rPr>
+        <w:rFonts w:eastAsia="黑体"/>
         <w:b w:val="0"/>
         <w:bCs w:val="0"/>
         <w:color w:themeColor="text1" w:val="000000"/>
@@ -10329,7 +10668,7 @@
       <w:spacing w:after="0" w:line="240" w:lineRule="auto"/>
     </w:pPr>
     <w:rPr>
-      <w:rFonts w:asciiTheme="majorHAnsi" w:cstheme="majorBidi" w:eastAsiaTheme="majorEastAsia" w:hAnsiTheme="majorHAnsi"/>
+      <w:rFonts w:asciiTheme="majorHAnsi" w:cstheme="majorBidi" w:hAnsiTheme="majorHAnsi" w:eastAsia="黑体"/>
       <w:color w:themeColor="text1" w:val="000000"/>
     </w:rPr>
     <w:tblPr>
@@ -10356,6 +10695,7 @@
     </w:tcPr>
     <w:tblStylePr w:type="firstRow">
       <w:rPr>
+        <w:rFonts w:eastAsia="黑体"/>
         <w:b/>
         <w:bCs/>
         <w:color w:themeColor="text1" w:val="000000"/>
@@ -10367,6 +10707,7 @@
     </w:tblStylePr>
     <w:tblStylePr w:type="lastRow">
       <w:rPr>
+        <w:rFonts w:eastAsia="黑体"/>
         <w:b/>
         <w:bCs/>
         <w:color w:themeColor="text1" w:val="000000"/>
@@ -10386,6 +10727,7 @@
     </w:tblStylePr>
     <w:tblStylePr w:type="firstCol">
       <w:rPr>
+        <w:rFonts w:eastAsia="黑体"/>
         <w:b/>
         <w:bCs/>
         <w:color w:themeColor="text1" w:val="000000"/>
@@ -10405,6 +10747,7 @@
     </w:tblStylePr>
     <w:tblStylePr w:type="lastCol">
       <w:rPr>
+        <w:rFonts w:eastAsia="黑体"/>
         <w:b w:val="0"/>
         <w:bCs w:val="0"/>
         <w:color w:themeColor="text1" w:val="000000"/>
@@ -10454,7 +10797,7 @@
       <w:spacing w:after="0" w:line="240" w:lineRule="auto"/>
     </w:pPr>
     <w:rPr>
-      <w:rFonts w:asciiTheme="majorHAnsi" w:cstheme="majorBidi" w:eastAsiaTheme="majorEastAsia" w:hAnsiTheme="majorHAnsi"/>
+      <w:rFonts w:asciiTheme="majorHAnsi" w:cstheme="majorBidi" w:hAnsiTheme="majorHAnsi" w:eastAsia="黑体"/>
       <w:color w:themeColor="text1" w:val="000000"/>
     </w:rPr>
     <w:tblPr>
@@ -10481,6 +10824,7 @@
     </w:tcPr>
     <w:tblStylePr w:type="firstRow">
       <w:rPr>
+        <w:rFonts w:eastAsia="黑体"/>
         <w:b/>
         <w:bCs/>
         <w:color w:themeColor="text1" w:val="000000"/>
@@ -10492,6 +10836,7 @@
     </w:tblStylePr>
     <w:tblStylePr w:type="lastRow">
       <w:rPr>
+        <w:rFonts w:eastAsia="黑体"/>
         <w:b/>
         <w:bCs/>
         <w:color w:themeColor="text1" w:val="000000"/>
@@ -10511,6 +10856,7 @@
     </w:tblStylePr>
     <w:tblStylePr w:type="firstCol">
       <w:rPr>
+        <w:rFonts w:eastAsia="黑体"/>
         <w:b/>
         <w:bCs/>
         <w:color w:themeColor="text1" w:val="000000"/>
@@ -10530,6 +10876,7 @@
     </w:tblStylePr>
     <w:tblStylePr w:type="lastCol">
       <w:rPr>
+        <w:rFonts w:eastAsia="黑体"/>
         <w:b w:val="0"/>
         <w:bCs w:val="0"/>
         <w:color w:themeColor="text1" w:val="000000"/>
@@ -10602,6 +10949,7 @@
     </w:tcPr>
     <w:tblStylePr w:type="firstRow">
       <w:rPr>
+        <w:rFonts w:eastAsia="黑体"/>
         <w:b/>
         <w:bCs/>
         <w:i w:val="0"/>
@@ -10623,6 +10971,7 @@
     </w:tblStylePr>
     <w:tblStylePr w:type="lastRow">
       <w:rPr>
+        <w:rFonts w:eastAsia="黑体"/>
         <w:b/>
         <w:bCs/>
         <w:i w:val="0"/>
@@ -10644,6 +10993,7 @@
     </w:tblStylePr>
     <w:tblStylePr w:type="firstCol">
       <w:rPr>
+        <w:rFonts w:eastAsia="黑体"/>
         <w:b/>
         <w:bCs/>
         <w:i w:val="0"/>
@@ -10663,6 +11013,7 @@
     </w:tblStylePr>
     <w:tblStylePr w:type="lastCol">
       <w:rPr>
+        <w:rFonts w:eastAsia="黑体"/>
         <w:b/>
         <w:bCs/>
         <w:i w:val="0"/>
@@ -10743,6 +11094,7 @@
     </w:tcPr>
     <w:tblStylePr w:type="firstRow">
       <w:rPr>
+        <w:rFonts w:eastAsia="黑体"/>
         <w:b/>
         <w:bCs/>
         <w:i w:val="0"/>
@@ -10764,6 +11116,7 @@
     </w:tblStylePr>
     <w:tblStylePr w:type="lastRow">
       <w:rPr>
+        <w:rFonts w:eastAsia="黑体"/>
         <w:b/>
         <w:bCs/>
         <w:i w:val="0"/>
@@ -10785,6 +11138,7 @@
     </w:tblStylePr>
     <w:tblStylePr w:type="firstCol">
       <w:rPr>
+        <w:rFonts w:eastAsia="黑体"/>
         <w:b/>
         <w:bCs/>
         <w:i w:val="0"/>
@@ -10804,6 +11158,7 @@
     </w:tblStylePr>
     <w:tblStylePr w:type="lastCol">
       <w:rPr>
+        <w:rFonts w:eastAsia="黑体"/>
         <w:b/>
         <w:bCs/>
         <w:i w:val="0"/>
@@ -10884,6 +11239,7 @@
     </w:tcPr>
     <w:tblStylePr w:type="firstRow">
       <w:rPr>
+        <w:rFonts w:eastAsia="黑体"/>
         <w:b/>
         <w:bCs/>
         <w:i w:val="0"/>
@@ -10905,6 +11261,7 @@
     </w:tblStylePr>
     <w:tblStylePr w:type="lastRow">
       <w:rPr>
+        <w:rFonts w:eastAsia="黑体"/>
         <w:b/>
         <w:bCs/>
         <w:i w:val="0"/>
@@ -10926,6 +11283,7 @@
     </w:tblStylePr>
     <w:tblStylePr w:type="firstCol">
       <w:rPr>
+        <w:rFonts w:eastAsia="黑体"/>
         <w:b/>
         <w:bCs/>
         <w:i w:val="0"/>
@@ -10945,6 +11303,7 @@
     </w:tblStylePr>
     <w:tblStylePr w:type="lastCol">
       <w:rPr>
+        <w:rFonts w:eastAsia="黑体"/>
         <w:b/>
         <w:bCs/>
         <w:i w:val="0"/>
@@ -11025,6 +11384,7 @@
     </w:tcPr>
     <w:tblStylePr w:type="firstRow">
       <w:rPr>
+        <w:rFonts w:eastAsia="黑体"/>
         <w:b/>
         <w:bCs/>
         <w:i w:val="0"/>
@@ -11046,6 +11406,7 @@
     </w:tblStylePr>
     <w:tblStylePr w:type="lastRow">
       <w:rPr>
+        <w:rFonts w:eastAsia="黑体"/>
         <w:b/>
         <w:bCs/>
         <w:i w:val="0"/>
@@ -11067,6 +11428,7 @@
     </w:tblStylePr>
     <w:tblStylePr w:type="firstCol">
       <w:rPr>
+        <w:rFonts w:eastAsia="黑体"/>
         <w:b/>
         <w:bCs/>
         <w:i w:val="0"/>
@@ -11086,6 +11448,7 @@
     </w:tblStylePr>
     <w:tblStylePr w:type="lastCol">
       <w:rPr>
+        <w:rFonts w:eastAsia="黑体"/>
         <w:b/>
         <w:bCs/>
         <w:i w:val="0"/>
@@ -11166,6 +11529,7 @@
     </w:tcPr>
     <w:tblStylePr w:type="firstRow">
       <w:rPr>
+        <w:rFonts w:eastAsia="黑体"/>
         <w:b/>
         <w:bCs/>
         <w:i w:val="0"/>
@@ -11187,6 +11551,7 @@
     </w:tblStylePr>
     <w:tblStylePr w:type="lastRow">
       <w:rPr>
+        <w:rFonts w:eastAsia="黑体"/>
         <w:b/>
         <w:bCs/>
         <w:i w:val="0"/>
@@ -11208,6 +11573,7 @@
     </w:tblStylePr>
     <w:tblStylePr w:type="firstCol">
       <w:rPr>
+        <w:rFonts w:eastAsia="黑体"/>
         <w:b/>
         <w:bCs/>
         <w:i w:val="0"/>
@@ -11227,6 +11593,7 @@
     </w:tblStylePr>
     <w:tblStylePr w:type="lastCol">
       <w:rPr>
+        <w:rFonts w:eastAsia="黑体"/>
         <w:b/>
         <w:bCs/>
         <w:i w:val="0"/>
@@ -11307,6 +11674,7 @@
     </w:tcPr>
     <w:tblStylePr w:type="firstRow">
       <w:rPr>
+        <w:rFonts w:eastAsia="黑体"/>
         <w:b/>
         <w:bCs/>
         <w:i w:val="0"/>
@@ -11328,6 +11696,7 @@
     </w:tblStylePr>
     <w:tblStylePr w:type="lastRow">
       <w:rPr>
+        <w:rFonts w:eastAsia="黑体"/>
         <w:b/>
         <w:bCs/>
         <w:i w:val="0"/>
@@ -11349,6 +11718,7 @@
     </w:tblStylePr>
     <w:tblStylePr w:type="firstCol">
       <w:rPr>
+        <w:rFonts w:eastAsia="黑体"/>
         <w:b/>
         <w:bCs/>
         <w:i w:val="0"/>
@@ -11368,6 +11738,7 @@
     </w:tblStylePr>
     <w:tblStylePr w:type="lastCol">
       <w:rPr>
+        <w:rFonts w:eastAsia="黑体"/>
         <w:b/>
         <w:bCs/>
         <w:i w:val="0"/>
@@ -11448,6 +11819,7 @@
     </w:tcPr>
     <w:tblStylePr w:type="firstRow">
       <w:rPr>
+        <w:rFonts w:eastAsia="黑体"/>
         <w:b/>
         <w:bCs/>
         <w:i w:val="0"/>
@@ -11469,6 +11841,7 @@
     </w:tblStylePr>
     <w:tblStylePr w:type="lastRow">
       <w:rPr>
+        <w:rFonts w:eastAsia="黑体"/>
         <w:b/>
         <w:bCs/>
         <w:i w:val="0"/>
@@ -11490,6 +11863,7 @@
     </w:tblStylePr>
     <w:tblStylePr w:type="firstCol">
       <w:rPr>
+        <w:rFonts w:eastAsia="黑体"/>
         <w:b/>
         <w:bCs/>
         <w:i w:val="0"/>
@@ -11509,6 +11883,7 @@
     </w:tblStylePr>
     <w:tblStylePr w:type="lastCol">
       <w:rPr>
+        <w:rFonts w:eastAsia="黑体"/>
         <w:b/>
         <w:bCs/>
         <w:i w:val="0"/>
@@ -11566,6 +11941,7 @@
       <w:spacing w:after="0" w:line="240" w:lineRule="auto"/>
     </w:pPr>
     <w:rPr>
+      <w:rFonts w:eastAsia="黑体"/>
       <w:color w:themeColor="background1" w:val="FFFFFF"/>
     </w:rPr>
     <w:tblPr>
@@ -11584,6 +11960,7 @@
     </w:tcPr>
     <w:tblStylePr w:type="firstRow">
       <w:rPr>
+        <w:rFonts w:eastAsia="黑体"/>
         <w:b/>
         <w:bCs/>
       </w:rPr>
@@ -11680,6 +12057,7 @@
       <w:spacing w:after="0" w:line="240" w:lineRule="auto"/>
     </w:pPr>
     <w:rPr>
+      <w:rFonts w:eastAsia="黑体"/>
       <w:color w:themeColor="background1" w:val="FFFFFF"/>
     </w:rPr>
     <w:tblPr>
@@ -11698,6 +12076,7 @@
     </w:tcPr>
     <w:tblStylePr w:type="firstRow">
       <w:rPr>
+        <w:rFonts w:eastAsia="黑体"/>
         <w:b/>
         <w:bCs/>
       </w:rPr>
@@ -11794,6 +12173,7 @@
       <w:spacing w:after="0" w:line="240" w:lineRule="auto"/>
     </w:pPr>
     <w:rPr>
+      <w:rFonts w:eastAsia="黑体"/>
       <w:color w:themeColor="background1" w:val="FFFFFF"/>
     </w:rPr>
     <w:tblPr>
@@ -11812,6 +12192,7 @@
     </w:tcPr>
     <w:tblStylePr w:type="firstRow">
       <w:rPr>
+        <w:rFonts w:eastAsia="黑体"/>
         <w:b/>
         <w:bCs/>
       </w:rPr>
@@ -11908,6 +12289,7 @@
       <w:spacing w:after="0" w:line="240" w:lineRule="auto"/>
     </w:pPr>
     <w:rPr>
+      <w:rFonts w:eastAsia="黑体"/>
       <w:color w:themeColor="background1" w:val="FFFFFF"/>
     </w:rPr>
     <w:tblPr>
@@ -11926,6 +12308,7 @@
     </w:tcPr>
     <w:tblStylePr w:type="firstRow">
       <w:rPr>
+        <w:rFonts w:eastAsia="黑体"/>
         <w:b/>
         <w:bCs/>
       </w:rPr>
@@ -12022,6 +12405,7 @@
       <w:spacing w:after="0" w:line="240" w:lineRule="auto"/>
     </w:pPr>
     <w:rPr>
+      <w:rFonts w:eastAsia="黑体"/>
       <w:color w:themeColor="background1" w:val="FFFFFF"/>
     </w:rPr>
     <w:tblPr>
@@ -12040,6 +12424,7 @@
     </w:tcPr>
     <w:tblStylePr w:type="firstRow">
       <w:rPr>
+        <w:rFonts w:eastAsia="黑体"/>
         <w:b/>
         <w:bCs/>
       </w:rPr>
@@ -12136,6 +12521,7 @@
       <w:spacing w:after="0" w:line="240" w:lineRule="auto"/>
     </w:pPr>
     <w:rPr>
+      <w:rFonts w:eastAsia="黑体"/>
       <w:color w:themeColor="background1" w:val="FFFFFF"/>
     </w:rPr>
     <w:tblPr>
@@ -12154,6 +12540,7 @@
     </w:tcPr>
     <w:tblStylePr w:type="firstRow">
       <w:rPr>
+        <w:rFonts w:eastAsia="黑体"/>
         <w:b/>
         <w:bCs/>
       </w:rPr>
@@ -12250,6 +12637,7 @@
       <w:spacing w:after="0" w:line="240" w:lineRule="auto"/>
     </w:pPr>
     <w:rPr>
+      <w:rFonts w:eastAsia="黑体"/>
       <w:color w:themeColor="background1" w:val="FFFFFF"/>
     </w:rPr>
     <w:tblPr>
@@ -12268,6 +12656,7 @@
     </w:tcPr>
     <w:tblStylePr w:type="firstRow">
       <w:rPr>
+        <w:rFonts w:eastAsia="黑体"/>
         <w:b/>
         <w:bCs/>
       </w:rPr>
@@ -12364,6 +12753,7 @@
       <w:spacing w:after="0" w:line="240" w:lineRule="auto"/>
     </w:pPr>
     <w:rPr>
+      <w:rFonts w:eastAsia="黑体"/>
       <w:color w:themeColor="text1" w:val="000000"/>
     </w:rPr>
     <w:tblPr>
@@ -12390,6 +12780,7 @@
     </w:tcPr>
     <w:tblStylePr w:type="firstRow">
       <w:rPr>
+        <w:rFonts w:eastAsia="黑体"/>
         <w:b/>
         <w:bCs/>
       </w:rPr>
@@ -12408,6 +12799,7 @@
     </w:tblStylePr>
     <w:tblStylePr w:type="lastRow">
       <w:rPr>
+        <w:rFonts w:eastAsia="黑体"/>
         <w:b/>
         <w:bCs/>
         <w:color w:themeColor="background1" w:val="FFFFFF"/>
@@ -12422,6 +12814,7 @@
     </w:tblStylePr>
     <w:tblStylePr w:type="firstCol">
       <w:rPr>
+        <w:rFonts w:eastAsia="黑体"/>
         <w:color w:themeColor="background1" w:val="FFFFFF"/>
       </w:rPr>
       <w:tblPr/>
@@ -12439,6 +12832,7 @@
     </w:tblStylePr>
     <w:tblStylePr w:type="lastCol">
       <w:rPr>
+        <w:rFonts w:eastAsia="黑体"/>
         <w:color w:themeColor="background1" w:val="FFFFFF"/>
       </w:rPr>
       <w:tblPr/>
@@ -12468,11 +12862,13 @@
     </w:tblStylePr>
     <w:tblStylePr w:type="neCell">
       <w:rPr>
+        <w:rFonts w:eastAsia="黑体"/>
         <w:color w:themeColor="text1" w:val="000000"/>
       </w:rPr>
     </w:tblStylePr>
     <w:tblStylePr w:type="nwCell">
       <w:rPr>
+        <w:rFonts w:eastAsia="黑体"/>
         <w:color w:themeColor="text1" w:val="000000"/>
       </w:rPr>
     </w:tblStylePr>
@@ -12486,6 +12882,7 @@
       <w:spacing w:after="0" w:line="240" w:lineRule="auto"/>
     </w:pPr>
     <w:rPr>
+      <w:rFonts w:eastAsia="黑体"/>
       <w:color w:themeColor="text1" w:val="000000"/>
     </w:rPr>
     <w:tblPr>
@@ -12512,6 +12909,7 @@
     </w:tcPr>
     <w:tblStylePr w:type="firstRow">
       <w:rPr>
+        <w:rFonts w:eastAsia="黑体"/>
         <w:b/>
         <w:bCs/>
       </w:rPr>
@@ -12530,6 +12928,7 @@
     </w:tblStylePr>
     <w:tblStylePr w:type="lastRow">
       <w:rPr>
+        <w:rFonts w:eastAsia="黑体"/>
         <w:b/>
         <w:bCs/>
         <w:color w:themeColor="background1" w:val="FFFFFF"/>
@@ -12544,6 +12943,7 @@
     </w:tblStylePr>
     <w:tblStylePr w:type="firstCol">
       <w:rPr>
+        <w:rFonts w:eastAsia="黑体"/>
         <w:color w:themeColor="background1" w:val="FFFFFF"/>
       </w:rPr>
       <w:tblPr/>
@@ -12561,6 +12961,7 @@
     </w:tblStylePr>
     <w:tblStylePr w:type="lastCol">
       <w:rPr>
+        <w:rFonts w:eastAsia="黑体"/>
         <w:color w:themeColor="background1" w:val="FFFFFF"/>
       </w:rPr>
       <w:tblPr/>
@@ -12590,11 +12991,13 @@
     </w:tblStylePr>
     <w:tblStylePr w:type="neCell">
       <w:rPr>
+        <w:rFonts w:eastAsia="黑体"/>
         <w:color w:themeColor="text1" w:val="000000"/>
       </w:rPr>
     </w:tblStylePr>
     <w:tblStylePr w:type="nwCell">
       <w:rPr>
+        <w:rFonts w:eastAsia="黑体"/>
         <w:color w:themeColor="text1" w:val="000000"/>
       </w:rPr>
     </w:tblStylePr>
@@ -12608,6 +13011,7 @@
       <w:spacing w:after="0" w:line="240" w:lineRule="auto"/>
     </w:pPr>
     <w:rPr>
+      <w:rFonts w:eastAsia="黑体"/>
       <w:color w:themeColor="text1" w:val="000000"/>
     </w:rPr>
     <w:tblPr>
@@ -12634,6 +13038,7 @@
     </w:tcPr>
     <w:tblStylePr w:type="firstRow">
       <w:rPr>
+        <w:rFonts w:eastAsia="黑体"/>
         <w:b/>
         <w:bCs/>
       </w:rPr>
@@ -12652,6 +13057,7 @@
     </w:tblStylePr>
     <w:tblStylePr w:type="lastRow">
       <w:rPr>
+        <w:rFonts w:eastAsia="黑体"/>
         <w:b/>
         <w:bCs/>
         <w:color w:themeColor="background1" w:val="FFFFFF"/>
@@ -12666,6 +13072,7 @@
     </w:tblStylePr>
     <w:tblStylePr w:type="firstCol">
       <w:rPr>
+        <w:rFonts w:eastAsia="黑体"/>
         <w:color w:themeColor="background1" w:val="FFFFFF"/>
       </w:rPr>
       <w:tblPr/>
@@ -12683,6 +13090,7 @@
     </w:tblStylePr>
     <w:tblStylePr w:type="lastCol">
       <w:rPr>
+        <w:rFonts w:eastAsia="黑体"/>
         <w:color w:themeColor="background1" w:val="FFFFFF"/>
       </w:rPr>
       <w:tblPr/>
@@ -12712,11 +13120,13 @@
     </w:tblStylePr>
     <w:tblStylePr w:type="neCell">
       <w:rPr>
+        <w:rFonts w:eastAsia="黑体"/>
         <w:color w:themeColor="text1" w:val="000000"/>
       </w:rPr>
     </w:tblStylePr>
     <w:tblStylePr w:type="nwCell">
       <w:rPr>
+        <w:rFonts w:eastAsia="黑体"/>
         <w:color w:themeColor="text1" w:val="000000"/>
       </w:rPr>
     </w:tblStylePr>
@@ -12730,6 +13140,7 @@
       <w:spacing w:after="0" w:line="240" w:lineRule="auto"/>
     </w:pPr>
     <w:rPr>
+      <w:rFonts w:eastAsia="黑体"/>
       <w:color w:themeColor="text1" w:val="000000"/>
     </w:rPr>
     <w:tblPr>
@@ -12756,6 +13167,7 @@
     </w:tcPr>
     <w:tblStylePr w:type="firstRow">
       <w:rPr>
+        <w:rFonts w:eastAsia="黑体"/>
         <w:b/>
         <w:bCs/>
       </w:rPr>
@@ -12774,6 +13186,7 @@
     </w:tblStylePr>
     <w:tblStylePr w:type="lastRow">
       <w:rPr>
+        <w:rFonts w:eastAsia="黑体"/>
         <w:b/>
         <w:bCs/>
         <w:color w:themeColor="background1" w:val="FFFFFF"/>
@@ -12788,6 +13201,7 @@
     </w:tblStylePr>
     <w:tblStylePr w:type="firstCol">
       <w:rPr>
+        <w:rFonts w:eastAsia="黑体"/>
         <w:color w:themeColor="background1" w:val="FFFFFF"/>
       </w:rPr>
       <w:tblPr/>
@@ -12805,6 +13219,7 @@
     </w:tblStylePr>
     <w:tblStylePr w:type="lastCol">
       <w:rPr>
+        <w:rFonts w:eastAsia="黑体"/>
         <w:color w:themeColor="background1" w:val="FFFFFF"/>
       </w:rPr>
       <w:tblPr/>
@@ -12842,6 +13257,7 @@
       <w:spacing w:after="0" w:line="240" w:lineRule="auto"/>
     </w:pPr>
     <w:rPr>
+      <w:rFonts w:eastAsia="黑体"/>
       <w:color w:themeColor="text1" w:val="000000"/>
     </w:rPr>
     <w:tblPr>
@@ -12868,6 +13284,7 @@
     </w:tcPr>
     <w:tblStylePr w:type="firstRow">
       <w:rPr>
+        <w:rFonts w:eastAsia="黑体"/>
         <w:b/>
         <w:bCs/>
       </w:rPr>
@@ -12886,6 +13303,7 @@
     </w:tblStylePr>
     <w:tblStylePr w:type="lastRow">
       <w:rPr>
+        <w:rFonts w:eastAsia="黑体"/>
         <w:b/>
         <w:bCs/>
         <w:color w:themeColor="background1" w:val="FFFFFF"/>
@@ -12900,6 +13318,7 @@
     </w:tblStylePr>
     <w:tblStylePr w:type="firstCol">
       <w:rPr>
+        <w:rFonts w:eastAsia="黑体"/>
         <w:color w:themeColor="background1" w:val="FFFFFF"/>
       </w:rPr>
       <w:tblPr/>
@@ -12917,6 +13336,7 @@
     </w:tblStylePr>
     <w:tblStylePr w:type="lastCol">
       <w:rPr>
+        <w:rFonts w:eastAsia="黑体"/>
         <w:color w:themeColor="background1" w:val="FFFFFF"/>
       </w:rPr>
       <w:tblPr/>
@@ -12946,11 +13366,13 @@
     </w:tblStylePr>
     <w:tblStylePr w:type="neCell">
       <w:rPr>
+        <w:rFonts w:eastAsia="黑体"/>
         <w:color w:themeColor="text1" w:val="000000"/>
       </w:rPr>
     </w:tblStylePr>
     <w:tblStylePr w:type="nwCell">
       <w:rPr>
+        <w:rFonts w:eastAsia="黑体"/>
         <w:color w:themeColor="text1" w:val="000000"/>
       </w:rPr>
     </w:tblStylePr>
@@ -12964,6 +13386,7 @@
       <w:spacing w:after="0" w:line="240" w:lineRule="auto"/>
     </w:pPr>
     <w:rPr>
+      <w:rFonts w:eastAsia="黑体"/>
       <w:color w:themeColor="text1" w:val="000000"/>
     </w:rPr>
     <w:tblPr>
@@ -12990,6 +13413,7 @@
     </w:tcPr>
     <w:tblStylePr w:type="firstRow">
       <w:rPr>
+        <w:rFonts w:eastAsia="黑体"/>
         <w:b/>
         <w:bCs/>
       </w:rPr>
@@ -13008,6 +13432,7 @@
     </w:tblStylePr>
     <w:tblStylePr w:type="lastRow">
       <w:rPr>
+        <w:rFonts w:eastAsia="黑体"/>
         <w:b/>
         <w:bCs/>
         <w:color w:themeColor="background1" w:val="FFFFFF"/>
@@ -13022,6 +13447,7 @@
     </w:tblStylePr>
     <w:tblStylePr w:type="firstCol">
       <w:rPr>
+        <w:rFonts w:eastAsia="黑体"/>
         <w:color w:themeColor="background1" w:val="FFFFFF"/>
       </w:rPr>
       <w:tblPr/>
@@ -13039,6 +13465,7 @@
     </w:tblStylePr>
     <w:tblStylePr w:type="lastCol">
       <w:rPr>
+        <w:rFonts w:eastAsia="黑体"/>
         <w:color w:themeColor="background1" w:val="FFFFFF"/>
       </w:rPr>
       <w:tblPr/>
@@ -13068,11 +13495,13 @@
     </w:tblStylePr>
     <w:tblStylePr w:type="neCell">
       <w:rPr>
+        <w:rFonts w:eastAsia="黑体"/>
         <w:color w:themeColor="text1" w:val="000000"/>
       </w:rPr>
     </w:tblStylePr>
     <w:tblStylePr w:type="nwCell">
       <w:rPr>
+        <w:rFonts w:eastAsia="黑体"/>
         <w:color w:themeColor="text1" w:val="000000"/>
       </w:rPr>
     </w:tblStylePr>
@@ -13086,6 +13515,7 @@
       <w:spacing w:after="0" w:line="240" w:lineRule="auto"/>
     </w:pPr>
     <w:rPr>
+      <w:rFonts w:eastAsia="黑体"/>
       <w:color w:themeColor="text1" w:val="000000"/>
     </w:rPr>
     <w:tblPr>
@@ -13112,6 +13542,7 @@
     </w:tcPr>
     <w:tblStylePr w:type="firstRow">
       <w:rPr>
+        <w:rFonts w:eastAsia="黑体"/>
         <w:b/>
         <w:bCs/>
       </w:rPr>
@@ -13130,6 +13561,7 @@
     </w:tblStylePr>
     <w:tblStylePr w:type="lastRow">
       <w:rPr>
+        <w:rFonts w:eastAsia="黑体"/>
         <w:b/>
         <w:bCs/>
         <w:color w:themeColor="background1" w:val="FFFFFF"/>
@@ -13144,6 +13576,7 @@
     </w:tblStylePr>
     <w:tblStylePr w:type="firstCol">
       <w:rPr>
+        <w:rFonts w:eastAsia="黑体"/>
         <w:color w:themeColor="background1" w:val="FFFFFF"/>
       </w:rPr>
       <w:tblPr/>
@@ -13161,6 +13594,7 @@
     </w:tblStylePr>
     <w:tblStylePr w:type="lastCol">
       <w:rPr>
+        <w:rFonts w:eastAsia="黑体"/>
         <w:color w:themeColor="background1" w:val="FFFFFF"/>
       </w:rPr>
       <w:tblPr/>
@@ -13190,11 +13624,13 @@
     </w:tblStylePr>
     <w:tblStylePr w:type="neCell">
       <w:rPr>
+        <w:rFonts w:eastAsia="黑体"/>
         <w:color w:themeColor="text1" w:val="000000"/>
       </w:rPr>
     </w:tblStylePr>
     <w:tblStylePr w:type="nwCell">
       <w:rPr>
+        <w:rFonts w:eastAsia="黑体"/>
         <w:color w:themeColor="text1" w:val="000000"/>
       </w:rPr>
     </w:tblStylePr>
@@ -13208,6 +13644,7 @@
       <w:spacing w:after="0" w:line="240" w:lineRule="auto"/>
     </w:pPr>
     <w:rPr>
+      <w:rFonts w:eastAsia="黑体"/>
       <w:color w:themeColor="text1" w:val="000000"/>
     </w:rPr>
     <w:tblPr>
@@ -13226,6 +13663,7 @@
     </w:tcPr>
     <w:tblStylePr w:type="firstRow">
       <w:rPr>
+        <w:rFonts w:eastAsia="黑体"/>
         <w:b/>
         <w:bCs/>
         <w:color w:themeColor="background1" w:val="FFFFFF"/>
@@ -13240,6 +13678,7 @@
     </w:tblStylePr>
     <w:tblStylePr w:type="lastRow">
       <w:rPr>
+        <w:rFonts w:eastAsia="黑体"/>
         <w:b/>
         <w:bCs/>
         <w:color w:themeColor="accent2" w:themeShade="CC" w:val="9E3A38"/>
@@ -13254,12 +13693,14 @@
     </w:tblStylePr>
     <w:tblStylePr w:type="firstCol">
       <w:rPr>
+        <w:rFonts w:eastAsia="黑体"/>
         <w:b/>
         <w:bCs/>
       </w:rPr>
     </w:tblStylePr>
     <w:tblStylePr w:type="lastCol">
       <w:rPr>
+        <w:rFonts w:eastAsia="黑体"/>
         <w:b/>
         <w:bCs/>
       </w:rPr>
@@ -13294,6 +13735,7 @@
       <w:spacing w:after="0" w:line="240" w:lineRule="auto"/>
     </w:pPr>
     <w:rPr>
+      <w:rFonts w:eastAsia="黑体"/>
       <w:color w:themeColor="text1" w:val="000000"/>
     </w:rPr>
     <w:tblPr>
@@ -13312,6 +13754,7 @@
     </w:tcPr>
     <w:tblStylePr w:type="firstRow">
       <w:rPr>
+        <w:rFonts w:eastAsia="黑体"/>
         <w:b/>
         <w:bCs/>
         <w:color w:themeColor="background1" w:val="FFFFFF"/>
@@ -13326,6 +13769,7 @@
     </w:tblStylePr>
     <w:tblStylePr w:type="lastRow">
       <w:rPr>
+        <w:rFonts w:eastAsia="黑体"/>
         <w:b/>
         <w:bCs/>
         <w:color w:themeColor="accent2" w:themeShade="CC" w:val="9E3A38"/>
@@ -13340,12 +13784,14 @@
     </w:tblStylePr>
     <w:tblStylePr w:type="firstCol">
       <w:rPr>
+        <w:rFonts w:eastAsia="黑体"/>
         <w:b/>
         <w:bCs/>
       </w:rPr>
     </w:tblStylePr>
     <w:tblStylePr w:type="lastCol">
       <w:rPr>
+        <w:rFonts w:eastAsia="黑体"/>
         <w:b/>
         <w:bCs/>
       </w:rPr>
@@ -13380,6 +13826,7 @@
       <w:spacing w:after="0" w:line="240" w:lineRule="auto"/>
     </w:pPr>
     <w:rPr>
+      <w:rFonts w:eastAsia="黑体"/>
       <w:color w:themeColor="text1" w:val="000000"/>
     </w:rPr>
     <w:tblPr>
@@ -13398,6 +13845,7 @@
     </w:tcPr>
     <w:tblStylePr w:type="firstRow">
       <w:rPr>
+        <w:rFonts w:eastAsia="黑体"/>
         <w:b/>
         <w:bCs/>
         <w:color w:themeColor="background1" w:val="FFFFFF"/>
@@ -13412,6 +13860,7 @@
     </w:tblStylePr>
     <w:tblStylePr w:type="lastRow">
       <w:rPr>
+        <w:rFonts w:eastAsia="黑体"/>
         <w:b/>
         <w:bCs/>
         <w:color w:themeColor="accent2" w:themeShade="CC" w:val="9E3A38"/>
@@ -13426,12 +13875,14 @@
     </w:tblStylePr>
     <w:tblStylePr w:type="firstCol">
       <w:rPr>
+        <w:rFonts w:eastAsia="黑体"/>
         <w:b/>
         <w:bCs/>
       </w:rPr>
     </w:tblStylePr>
     <w:tblStylePr w:type="lastCol">
       <w:rPr>
+        <w:rFonts w:eastAsia="黑体"/>
         <w:b/>
         <w:bCs/>
       </w:rPr>
@@ -13466,6 +13917,7 @@
       <w:spacing w:after="0" w:line="240" w:lineRule="auto"/>
     </w:pPr>
     <w:rPr>
+      <w:rFonts w:eastAsia="黑体"/>
       <w:color w:themeColor="text1" w:val="000000"/>
     </w:rPr>
     <w:tblPr>
@@ -13484,6 +13936,7 @@
     </w:tcPr>
     <w:tblStylePr w:type="firstRow">
       <w:rPr>
+        <w:rFonts w:eastAsia="黑体"/>
         <w:b/>
         <w:bCs/>
         <w:color w:themeColor="background1" w:val="FFFFFF"/>
@@ -13498,6 +13951,7 @@
     </w:tblStylePr>
     <w:tblStylePr w:type="lastRow">
       <w:rPr>
+        <w:rFonts w:eastAsia="黑体"/>
         <w:b/>
         <w:bCs/>
         <w:color w:themeColor="accent4" w:themeShade="CC" w:val="664E82"/>
@@ -13512,12 +13966,14 @@
     </w:tblStylePr>
     <w:tblStylePr w:type="firstCol">
       <w:rPr>
+        <w:rFonts w:eastAsia="黑体"/>
         <w:b/>
         <w:bCs/>
       </w:rPr>
     </w:tblStylePr>
     <w:tblStylePr w:type="lastCol">
       <w:rPr>
+        <w:rFonts w:eastAsia="黑体"/>
         <w:b/>
         <w:bCs/>
       </w:rPr>
@@ -13552,6 +14008,7 @@
       <w:spacing w:after="0" w:line="240" w:lineRule="auto"/>
     </w:pPr>
     <w:rPr>
+      <w:rFonts w:eastAsia="黑体"/>
       <w:color w:themeColor="text1" w:val="000000"/>
     </w:rPr>
     <w:tblPr>
@@ -13570,6 +14027,7 @@
     </w:tcPr>
     <w:tblStylePr w:type="firstRow">
       <w:rPr>
+        <w:rFonts w:eastAsia="黑体"/>
         <w:b/>
         <w:bCs/>
         <w:color w:themeColor="background1" w:val="FFFFFF"/>
@@ -13584,6 +14042,7 @@
     </w:tblStylePr>
     <w:tblStylePr w:type="lastRow">
       <w:rPr>
+        <w:rFonts w:eastAsia="黑体"/>
         <w:b/>
         <w:bCs/>
         <w:color w:themeColor="accent3" w:themeShade="CC" w:val="7E9C40"/>
@@ -13598,12 +14057,14 @@
     </w:tblStylePr>
     <w:tblStylePr w:type="firstCol">
       <w:rPr>
+        <w:rFonts w:eastAsia="黑体"/>
         <w:b/>
         <w:bCs/>
       </w:rPr>
     </w:tblStylePr>
     <w:tblStylePr w:type="lastCol">
       <w:rPr>
+        <w:rFonts w:eastAsia="黑体"/>
         <w:b/>
         <w:bCs/>
       </w:rPr>
@@ -13638,6 +14099,7 @@
       <w:spacing w:after="0" w:line="240" w:lineRule="auto"/>
     </w:pPr>
     <w:rPr>
+      <w:rFonts w:eastAsia="黑体"/>
       <w:color w:themeColor="text1" w:val="000000"/>
     </w:rPr>
     <w:tblPr>
@@ -13656,6 +14118,7 @@
     </w:tcPr>
     <w:tblStylePr w:type="firstRow">
       <w:rPr>
+        <w:rFonts w:eastAsia="黑体"/>
         <w:b/>
         <w:bCs/>
         <w:color w:themeColor="background1" w:val="FFFFFF"/>
@@ -13670,6 +14133,7 @@
     </w:tblStylePr>
     <w:tblStylePr w:type="lastRow">
       <w:rPr>
+        <w:rFonts w:eastAsia="黑体"/>
         <w:b/>
         <w:bCs/>
         <w:color w:themeColor="accent6" w:themeShade="CC" w:val="F2730A"/>
@@ -13684,12 +14148,14 @@
     </w:tblStylePr>
     <w:tblStylePr w:type="firstCol">
       <w:rPr>
+        <w:rFonts w:eastAsia="黑体"/>
         <w:b/>
         <w:bCs/>
       </w:rPr>
     </w:tblStylePr>
     <w:tblStylePr w:type="lastCol">
       <w:rPr>
+        <w:rFonts w:eastAsia="黑体"/>
         <w:b/>
         <w:bCs/>
       </w:rPr>
@@ -13724,6 +14190,7 @@
       <w:spacing w:after="0" w:line="240" w:lineRule="auto"/>
     </w:pPr>
     <w:rPr>
+      <w:rFonts w:eastAsia="黑体"/>
       <w:color w:themeColor="text1" w:val="000000"/>
     </w:rPr>
     <w:tblPr>
@@ -13742,6 +14209,7 @@
     </w:tcPr>
     <w:tblStylePr w:type="firstRow">
       <w:rPr>
+        <w:rFonts w:eastAsia="黑体"/>
         <w:b/>
         <w:bCs/>
         <w:color w:themeColor="background1" w:val="FFFFFF"/>
@@ -13756,6 +14224,7 @@
     </w:tblStylePr>
     <w:tblStylePr w:type="lastRow">
       <w:rPr>
+        <w:rFonts w:eastAsia="黑体"/>
         <w:b/>
         <w:bCs/>
         <w:color w:themeColor="accent5" w:themeShade="CC" w:val="348DA5"/>
@@ -13770,12 +14239,14 @@
     </w:tblStylePr>
     <w:tblStylePr w:type="firstCol">
       <w:rPr>
+        <w:rFonts w:eastAsia="黑体"/>
         <w:b/>
         <w:bCs/>
       </w:rPr>
     </w:tblStylePr>
     <w:tblStylePr w:type="lastCol">
       <w:rPr>
+        <w:rFonts w:eastAsia="黑体"/>
         <w:b/>
         <w:bCs/>
       </w:rPr>
@@ -13810,6 +14281,7 @@
       <w:spacing w:after="0" w:line="240" w:lineRule="auto"/>
     </w:pPr>
     <w:rPr>
+      <w:rFonts w:eastAsia="黑体"/>
       <w:color w:themeColor="text1" w:val="000000"/>
     </w:rPr>
     <w:tblPr>
@@ -13831,6 +14303,7 @@
     </w:tcPr>
     <w:tblStylePr w:type="firstRow">
       <w:rPr>
+        <w:rFonts w:eastAsia="黑体"/>
         <w:b/>
         <w:bCs/>
       </w:rPr>
@@ -13841,6 +14314,7 @@
     </w:tblStylePr>
     <w:tblStylePr w:type="lastRow">
       <w:rPr>
+        <w:rFonts w:eastAsia="黑体"/>
         <w:b/>
         <w:bCs/>
         <w:color w:themeColor="text1" w:val="000000"/>
@@ -13852,6 +14326,7 @@
     </w:tblStylePr>
     <w:tblStylePr w:type="firstCol">
       <w:rPr>
+        <w:rFonts w:eastAsia="黑体"/>
         <w:color w:themeColor="background1" w:val="FFFFFF"/>
       </w:rPr>
       <w:tblPr/>
@@ -13861,6 +14336,7 @@
     </w:tblStylePr>
     <w:tblStylePr w:type="lastCol">
       <w:rPr>
+        <w:rFonts w:eastAsia="黑体"/>
         <w:color w:themeColor="background1" w:val="FFFFFF"/>
       </w:rPr>
       <w:tblPr/>
@@ -13890,6 +14366,7 @@
       <w:spacing w:after="0" w:line="240" w:lineRule="auto"/>
     </w:pPr>
     <w:rPr>
+      <w:rFonts w:eastAsia="黑体"/>
       <w:color w:themeColor="text1" w:val="000000"/>
     </w:rPr>
     <w:tblPr>
@@ -13911,6 +14388,7 @@
     </w:tcPr>
     <w:tblStylePr w:type="firstRow">
       <w:rPr>
+        <w:rFonts w:eastAsia="黑体"/>
         <w:b/>
         <w:bCs/>
       </w:rPr>
@@ -13921,6 +14399,7 @@
     </w:tblStylePr>
     <w:tblStylePr w:type="lastRow">
       <w:rPr>
+        <w:rFonts w:eastAsia="黑体"/>
         <w:b/>
         <w:bCs/>
         <w:color w:themeColor="text1" w:val="000000"/>
@@ -13932,6 +14411,7 @@
     </w:tblStylePr>
     <w:tblStylePr w:type="firstCol">
       <w:rPr>
+        <w:rFonts w:eastAsia="黑体"/>
         <w:color w:themeColor="background1" w:val="FFFFFF"/>
       </w:rPr>
       <w:tblPr/>
@@ -13941,6 +14421,7 @@
     </w:tblStylePr>
     <w:tblStylePr w:type="lastCol">
       <w:rPr>
+        <w:rFonts w:eastAsia="黑体"/>
         <w:color w:themeColor="background1" w:val="FFFFFF"/>
       </w:rPr>
       <w:tblPr/>
@@ -13970,6 +14451,7 @@
       <w:spacing w:after="0" w:line="240" w:lineRule="auto"/>
     </w:pPr>
     <w:rPr>
+      <w:rFonts w:eastAsia="黑体"/>
       <w:color w:themeColor="text1" w:val="000000"/>
     </w:rPr>
     <w:tblPr>
@@ -13991,6 +14473,7 @@
     </w:tcPr>
     <w:tblStylePr w:type="firstRow">
       <w:rPr>
+        <w:rFonts w:eastAsia="黑体"/>
         <w:b/>
         <w:bCs/>
       </w:rPr>
@@ -14001,6 +14484,7 @@
     </w:tblStylePr>
     <w:tblStylePr w:type="lastRow">
       <w:rPr>
+        <w:rFonts w:eastAsia="黑体"/>
         <w:b/>
         <w:bCs/>
         <w:color w:themeColor="text1" w:val="000000"/>
@@ -14012,6 +14496,7 @@
     </w:tblStylePr>
     <w:tblStylePr w:type="firstCol">
       <w:rPr>
+        <w:rFonts w:eastAsia="黑体"/>
         <w:color w:themeColor="background1" w:val="FFFFFF"/>
       </w:rPr>
       <w:tblPr/>
@@ -14021,6 +14506,7 @@
     </w:tblStylePr>
     <w:tblStylePr w:type="lastCol">
       <w:rPr>
+        <w:rFonts w:eastAsia="黑体"/>
         <w:color w:themeColor="background1" w:val="FFFFFF"/>
       </w:rPr>
       <w:tblPr/>
@@ -14050,6 +14536,7 @@
       <w:spacing w:after="0" w:line="240" w:lineRule="auto"/>
     </w:pPr>
     <w:rPr>
+      <w:rFonts w:eastAsia="黑体"/>
       <w:color w:themeColor="text1" w:val="000000"/>
     </w:rPr>
     <w:tblPr>
@@ -14071,6 +14558,7 @@
     </w:tcPr>
     <w:tblStylePr w:type="firstRow">
       <w:rPr>
+        <w:rFonts w:eastAsia="黑体"/>
         <w:b/>
         <w:bCs/>
       </w:rPr>
@@ -14081,6 +14569,7 @@
     </w:tblStylePr>
     <w:tblStylePr w:type="lastRow">
       <w:rPr>
+        <w:rFonts w:eastAsia="黑体"/>
         <w:b/>
         <w:bCs/>
         <w:color w:themeColor="text1" w:val="000000"/>
@@ -14092,6 +14581,7 @@
     </w:tblStylePr>
     <w:tblStylePr w:type="firstCol">
       <w:rPr>
+        <w:rFonts w:eastAsia="黑体"/>
         <w:color w:themeColor="background1" w:val="FFFFFF"/>
       </w:rPr>
       <w:tblPr/>
@@ -14101,6 +14591,7 @@
     </w:tblStylePr>
     <w:tblStylePr w:type="lastCol">
       <w:rPr>
+        <w:rFonts w:eastAsia="黑体"/>
         <w:color w:themeColor="background1" w:val="FFFFFF"/>
       </w:rPr>
       <w:tblPr/>
@@ -14130,6 +14621,7 @@
       <w:spacing w:after="0" w:line="240" w:lineRule="auto"/>
     </w:pPr>
     <w:rPr>
+      <w:rFonts w:eastAsia="黑体"/>
       <w:color w:themeColor="text1" w:val="000000"/>
     </w:rPr>
     <w:tblPr>
@@ -14151,6 +14643,7 @@
     </w:tcPr>
     <w:tblStylePr w:type="firstRow">
       <w:rPr>
+        <w:rFonts w:eastAsia="黑体"/>
         <w:b/>
         <w:bCs/>
       </w:rPr>
@@ -14161,6 +14654,7 @@
     </w:tblStylePr>
     <w:tblStylePr w:type="lastRow">
       <w:rPr>
+        <w:rFonts w:eastAsia="黑体"/>
         <w:b/>
         <w:bCs/>
         <w:color w:themeColor="text1" w:val="000000"/>
@@ -14172,6 +14666,7 @@
     </w:tblStylePr>
     <w:tblStylePr w:type="firstCol">
       <w:rPr>
+        <w:rFonts w:eastAsia="黑体"/>
         <w:color w:themeColor="background1" w:val="FFFFFF"/>
       </w:rPr>
       <w:tblPr/>
@@ -14181,6 +14676,7 @@
     </w:tblStylePr>
     <w:tblStylePr w:type="lastCol">
       <w:rPr>
+        <w:rFonts w:eastAsia="黑体"/>
         <w:color w:themeColor="background1" w:val="FFFFFF"/>
       </w:rPr>
       <w:tblPr/>
@@ -14210,6 +14706,7 @@
       <w:spacing w:after="0" w:line="240" w:lineRule="auto"/>
     </w:pPr>
     <w:rPr>
+      <w:rFonts w:eastAsia="黑体"/>
       <w:color w:themeColor="text1" w:val="000000"/>
     </w:rPr>
     <w:tblPr>
@@ -14231,6 +14728,7 @@
     </w:tcPr>
     <w:tblStylePr w:type="firstRow">
       <w:rPr>
+        <w:rFonts w:eastAsia="黑体"/>
         <w:b/>
         <w:bCs/>
       </w:rPr>
@@ -14241,6 +14739,7 @@
     </w:tblStylePr>
     <w:tblStylePr w:type="lastRow">
       <w:rPr>
+        <w:rFonts w:eastAsia="黑体"/>
         <w:b/>
         <w:bCs/>
         <w:color w:themeColor="text1" w:val="000000"/>
@@ -14252,6 +14751,7 @@
     </w:tblStylePr>
     <w:tblStylePr w:type="firstCol">
       <w:rPr>
+        <w:rFonts w:eastAsia="黑体"/>
         <w:color w:themeColor="background1" w:val="FFFFFF"/>
       </w:rPr>
       <w:tblPr/>
@@ -14261,6 +14761,7 @@
     </w:tblStylePr>
     <w:tblStylePr w:type="lastCol">
       <w:rPr>
+        <w:rFonts w:eastAsia="黑体"/>
         <w:color w:themeColor="background1" w:val="FFFFFF"/>
       </w:rPr>
       <w:tblPr/>
@@ -14290,6 +14791,7 @@
       <w:spacing w:after="0" w:line="240" w:lineRule="auto"/>
     </w:pPr>
     <w:rPr>
+      <w:rFonts w:eastAsia="黑体"/>
       <w:color w:themeColor="text1" w:val="000000"/>
     </w:rPr>
     <w:tblPr>
@@ -14311,6 +14813,7 @@
     </w:tcPr>
     <w:tblStylePr w:type="firstRow">
       <w:rPr>
+        <w:rFonts w:eastAsia="黑体"/>
         <w:b/>
         <w:bCs/>
       </w:rPr>
@@ -14321,6 +14824,7 @@
     </w:tblStylePr>
     <w:tblStylePr w:type="lastRow">
       <w:rPr>
+        <w:rFonts w:eastAsia="黑体"/>
         <w:b/>
         <w:bCs/>
         <w:color w:themeColor="text1" w:val="000000"/>
@@ -14332,6 +14836,7 @@
     </w:tblStylePr>
     <w:tblStylePr w:type="firstCol">
       <w:rPr>
+        <w:rFonts w:eastAsia="黑体"/>
         <w:color w:themeColor="background1" w:val="FFFFFF"/>
       </w:rPr>
       <w:tblPr/>
@@ -14341,6 +14846,7 @@
     </w:tblStylePr>
     <w:tblStylePr w:type="lastCol">
       <w:rPr>
+        <w:rFonts w:eastAsia="黑体"/>
         <w:color w:themeColor="background1" w:val="FFFFFF"/>
       </w:rPr>
       <w:tblPr/>
@@ -14373,6 +14879,7 @@
     <w:name w:val="KeywordTok"/>
     <w:basedOn w:val="VerbatimChar"/>
     <w:rPr>
+      <w:rFonts w:eastAsia="黑体"/>
       <w:b/>
       <w:color w:val="007020"/>
     </w:rPr>
@@ -14381,6 +14888,7 @@
     <w:name w:val="DataTypeTok"/>
     <w:basedOn w:val="VerbatimChar"/>
     <w:rPr>
+      <w:rFonts w:eastAsia="黑体"/>
       <w:color w:val="902000"/>
     </w:rPr>
   </w:style>
@@ -14388,6 +14896,7 @@
     <w:name w:val="DecValTok"/>
     <w:basedOn w:val="VerbatimChar"/>
     <w:rPr>
+      <w:rFonts w:eastAsia="黑体"/>
       <w:color w:val="40a070"/>
     </w:rPr>
   </w:style>
@@ -14395,6 +14904,7 @@
     <w:name w:val="BaseNTok"/>
     <w:basedOn w:val="VerbatimChar"/>
     <w:rPr>
+      <w:rFonts w:eastAsia="黑体"/>
       <w:color w:val="40a070"/>
     </w:rPr>
   </w:style>
@@ -14402,6 +14912,7 @@
     <w:name w:val="FloatTok"/>
     <w:basedOn w:val="VerbatimChar"/>
     <w:rPr>
+      <w:rFonts w:eastAsia="黑体"/>
       <w:color w:val="40a070"/>
     </w:rPr>
   </w:style>
@@ -14409,6 +14920,7 @@
     <w:name w:val="ConstantTok"/>
     <w:basedOn w:val="VerbatimChar"/>
     <w:rPr>
+      <w:rFonts w:eastAsia="黑体"/>
       <w:color w:val="880000"/>
     </w:rPr>
   </w:style>
@@ -14416,6 +14928,7 @@
     <w:name w:val="CharTok"/>
     <w:basedOn w:val="VerbatimChar"/>
     <w:rPr>
+      <w:rFonts w:eastAsia="黑体"/>
       <w:color w:val="4070a0"/>
     </w:rPr>
   </w:style>
@@ -14423,6 +14936,7 @@
     <w:name w:val="SpecialCharTok"/>
     <w:basedOn w:val="VerbatimChar"/>
     <w:rPr>
+      <w:rFonts w:eastAsia="黑体"/>
       <w:color w:val="4070a0"/>
     </w:rPr>
   </w:style>
@@ -14430,6 +14944,7 @@
     <w:name w:val="StringTok"/>
     <w:basedOn w:val="VerbatimChar"/>
     <w:rPr>
+      <w:rFonts w:eastAsia="黑体"/>
       <w:color w:val="4070a0"/>
     </w:rPr>
   </w:style>
@@ -14437,6 +14952,7 @@
     <w:name w:val="VerbatimStringTok"/>
     <w:basedOn w:val="VerbatimChar"/>
     <w:rPr>
+      <w:rFonts w:eastAsia="黑体"/>
       <w:color w:val="4070a0"/>
     </w:rPr>
   </w:style>
@@ -14444,6 +14960,7 @@
     <w:name w:val="SpecialStringTok"/>
     <w:basedOn w:val="VerbatimChar"/>
     <w:rPr>
+      <w:rFonts w:eastAsia="黑体"/>
       <w:color w:val="bb6688"/>
     </w:rPr>
   </w:style>
@@ -14451,6 +14968,7 @@
     <w:name w:val="ImportTok"/>
     <w:basedOn w:val="VerbatimChar"/>
     <w:rPr>
+      <w:rFonts w:eastAsia="黑体"/>
       <w:b/>
       <w:color w:val="008000"/>
     </w:rPr>
@@ -14459,6 +14977,7 @@
     <w:name w:val="CommentTok"/>
     <w:basedOn w:val="VerbatimChar"/>
     <w:rPr>
+      <w:rFonts w:eastAsia="黑体"/>
       <w:i/>
       <w:color w:val="60a0b0"/>
     </w:rPr>
@@ -14467,6 +14986,7 @@
     <w:name w:val="DocumentationTok"/>
     <w:basedOn w:val="VerbatimChar"/>
     <w:rPr>
+      <w:rFonts w:eastAsia="黑体"/>
       <w:i/>
       <w:color w:val="ba2121"/>
     </w:rPr>
@@ -14475,6 +14995,7 @@
     <w:name w:val="AnnotationTok"/>
     <w:basedOn w:val="VerbatimChar"/>
     <w:rPr>
+      <w:rFonts w:eastAsia="黑体"/>
       <w:b/>
       <w:i/>
       <w:color w:val="60a0b0"/>
@@ -14484,6 +15005,7 @@
     <w:name w:val="CommentVarTok"/>
     <w:basedOn w:val="VerbatimChar"/>
     <w:rPr>
+      <w:rFonts w:eastAsia="黑体"/>
       <w:b/>
       <w:i/>
       <w:color w:val="60a0b0"/>
@@ -14493,6 +15015,7 @@
     <w:name w:val="OtherTok"/>
     <w:basedOn w:val="VerbatimChar"/>
     <w:rPr>
+      <w:rFonts w:eastAsia="黑体"/>
       <w:color w:val="007020"/>
     </w:rPr>
   </w:style>
@@ -14500,6 +15023,7 @@
     <w:name w:val="FunctionTok"/>
     <w:basedOn w:val="VerbatimChar"/>
     <w:rPr>
+      <w:rFonts w:eastAsia="黑体"/>
       <w:color w:val="06287e"/>
     </w:rPr>
   </w:style>
@@ -14507,6 +15031,7 @@
     <w:name w:val="VariableTok"/>
     <w:basedOn w:val="VerbatimChar"/>
     <w:rPr>
+      <w:rFonts w:eastAsia="黑体"/>
       <w:color w:val="19177c"/>
     </w:rPr>
   </w:style>
@@ -14514,6 +15039,7 @@
     <w:name w:val="ControlFlowTok"/>
     <w:basedOn w:val="VerbatimChar"/>
     <w:rPr>
+      <w:rFonts w:eastAsia="黑体"/>
       <w:b/>
       <w:color w:val="007020"/>
     </w:rPr>
@@ -14522,6 +15048,7 @@
     <w:name w:val="OperatorTok"/>
     <w:basedOn w:val="VerbatimChar"/>
     <w:rPr>
+      <w:rFonts w:eastAsia="黑体"/>
       <w:color w:val="666666"/>
     </w:rPr>
   </w:style>
@@ -14529,18 +15056,22 @@
     <w:name w:val="BuiltInTok"/>
     <w:basedOn w:val="VerbatimChar"/>
     <w:rPr>
+      <w:rFonts w:eastAsia="黑体"/>
       <w:color w:val="008000"/>
     </w:rPr>
   </w:style>
   <w:style w:type="character" w:customStyle="1" w:styleId="ExtensionTok">
     <w:name w:val="ExtensionTok"/>
     <w:basedOn w:val="VerbatimChar"/>
-    <w:rPr/>
+    <w:rPr>
+      <w:rFonts w:eastAsia="黑体"/>
+    </w:rPr>
   </w:style>
   <w:style w:type="character" w:customStyle="1" w:styleId="PreprocessorTok">
     <w:name w:val="PreprocessorTok"/>
     <w:basedOn w:val="VerbatimChar"/>
     <w:rPr>
+      <w:rFonts w:eastAsia="黑体"/>
       <w:color w:val="bc7a00"/>
     </w:rPr>
   </w:style>
@@ -14548,18 +15079,22 @@
     <w:name w:val="AttributeTok"/>
     <w:basedOn w:val="VerbatimChar"/>
     <w:rPr>
+      <w:rFonts w:eastAsia="黑体"/>
       <w:color w:val="7d9029"/>
     </w:rPr>
   </w:style>
   <w:style w:type="character" w:customStyle="1" w:styleId="RegionMarkerTok">
     <w:name w:val="RegionMarkerTok"/>
     <w:basedOn w:val="VerbatimChar"/>
-    <w:rPr/>
+    <w:rPr>
+      <w:rFonts w:eastAsia="黑体"/>
+    </w:rPr>
   </w:style>
   <w:style w:type="character" w:customStyle="1" w:styleId="InformationTok">
     <w:name w:val="InformationTok"/>
     <w:basedOn w:val="VerbatimChar"/>
     <w:rPr>
+      <w:rFonts w:eastAsia="黑体"/>
       <w:b/>
       <w:i/>
       <w:color w:val="60a0b0"/>
@@ -14569,6 +15104,7 @@
     <w:name w:val="WarningTok"/>
     <w:basedOn w:val="VerbatimChar"/>
     <w:rPr>
+      <w:rFonts w:eastAsia="黑体"/>
       <w:b/>
       <w:i/>
       <w:color w:val="60a0b0"/>
@@ -14578,6 +15114,7 @@
     <w:name w:val="AlertTok"/>
     <w:basedOn w:val="VerbatimChar"/>
     <w:rPr>
+      <w:rFonts w:eastAsia="黑体"/>
       <w:b/>
       <w:color w:val="ff0000"/>
     </w:rPr>
@@ -14586,6 +15123,7 @@
     <w:name w:val="ErrorTok"/>
     <w:basedOn w:val="VerbatimChar"/>
     <w:rPr>
+      <w:rFonts w:eastAsia="黑体"/>
       <w:b/>
       <w:color w:val="ff0000"/>
     </w:rPr>
@@ -14593,7 +15131,9 @@
   <w:style w:type="character" w:customStyle="1" w:styleId="NormalTok">
     <w:name w:val="NormalTok"/>
     <w:basedOn w:val="VerbatimChar"/>
-    <w:rPr/>
+    <w:rPr>
+      <w:rFonts w:eastAsia="黑体"/>
+    </w:rPr>
   </w:style>
 </w:styles>
 </file>
@@ -14642,12 +15182,12 @@
     <a:fontScheme name="Office">
       <a:majorFont>
         <a:latin typeface="Calibri"/>
-        <a:ea typeface=""/>
+        <a:ea typeface="黑体"/>
         <a:cs typeface=""/>
         <a:font script="Jpan" typeface="ＭＳ ゴシック"/>
         <a:font script="Hang" typeface="맑은 고딕"/>
-        <a:font script="Hans" typeface="宋体"/>
-        <a:font script="Hant" typeface="新細明體"/>
+        <a:font script="Hans" typeface="黑体"/>
+        <a:font script="Hant" typeface="黑体"/>
         <a:font script="Arab" typeface="Times New Roman"/>
         <a:font script="Hebr" typeface="Times New Roman"/>
         <a:font script="Thai" typeface="Angsana New"/>
@@ -14677,12 +15217,12 @@
       </a:majorFont>
       <a:minorFont>
         <a:latin typeface="Cambria"/>
-        <a:ea typeface=""/>
+        <a:ea typeface="黑体"/>
         <a:cs typeface=""/>
         <a:font script="Jpan" typeface="ＭＳ 明朝"/>
         <a:font script="Hang" typeface="맑은 고딕"/>
-        <a:font script="Hans" typeface="宋体"/>
-        <a:font script="Hant" typeface="新細明體"/>
+        <a:font script="Hans" typeface="黑体"/>
+        <a:font script="Hant" typeface="黑体"/>
         <a:font script="Arab" typeface="Arial"/>
         <a:font script="Hebr" typeface="Arial"/>
         <a:font script="Thai" typeface="Cordia New"/>

--- a/12-通用拓扑结构/07-其他拓扑/多级级联结构/多级级联结构.docx
+++ b/12-通用拓扑结构/07-其他拓扑/多级级联结构/多级级联结构.docx
@@ -2114,7 +2114,7 @@
           <w:color w:val="555555"/>
           <w:sz w:val="21"/>
         </w:rPr>
-        <w:t>材料收集者：杜文杰，WX手机：19519196569，QQ:3478827729</w:t>
+        <w:t>材料收集者：杜文杰，微信/手机：19519196569，QQ:3478827729</w:t>
       </w:r>
     </w:p>
     <w:sectPr>
